--- a/paidagogiko/ΠΡΥ 036-1 - Διδακτική Πληροφορικής Ι/assginment-11-10-2026/B41M8 - Σχέδιο Μαθήματος.docx
+++ b/paidagogiko/ΠΡΥ 036-1 - Διδακτική Πληροφορικής Ι/assginment-11-10-2026/B41M8 - Σχέδιο Μαθήματος.docx
@@ -115,69 +115,12 @@
             <w:pPr>
               <w:spacing w:before="60" w:after="60"/>
             </w:pPr>
-            <w:proofErr w:type="spellStart"/>
             <w:r>
               <w:rPr>
                 <w:b/>
                 <w:bCs/>
               </w:rPr>
-              <w:t>Λογισμικό</w:t>
-            </w:r>
-            <w:proofErr w:type="spellEnd"/>
-            <w:r>
-              <w:rPr>
-                <w:b/>
-                <w:bCs/>
-              </w:rPr>
-              <w:t xml:space="preserve"> </w:t>
-            </w:r>
-            <w:proofErr w:type="spellStart"/>
-            <w:r>
-              <w:rPr>
-                <w:b/>
-                <w:bCs/>
-              </w:rPr>
-              <w:t>Εφ</w:t>
-            </w:r>
-            <w:proofErr w:type="spellEnd"/>
-            <w:r>
-              <w:rPr>
-                <w:b/>
-                <w:bCs/>
-              </w:rPr>
-              <w:t>αρμογών – Υπ</w:t>
-            </w:r>
-            <w:proofErr w:type="spellStart"/>
-            <w:r>
-              <w:rPr>
-                <w:b/>
-                <w:bCs/>
-              </w:rPr>
-              <w:t>ολογιστικό</w:t>
-            </w:r>
-            <w:proofErr w:type="spellEnd"/>
-            <w:r>
-              <w:rPr>
-                <w:b/>
-                <w:bCs/>
-              </w:rPr>
-              <w:t xml:space="preserve"> </w:t>
-            </w:r>
-            <w:proofErr w:type="spellStart"/>
-            <w:r>
-              <w:rPr>
-                <w:b/>
-                <w:bCs/>
-              </w:rPr>
-              <w:t>Φύλλο</w:t>
-            </w:r>
-            <w:proofErr w:type="spellEnd"/>
-            <w:r>
-              <w:rPr>
-                <w:b/>
-                <w:bCs/>
-              </w:rPr>
-              <w:t xml:space="preserve"> </w:t>
+              <w:t xml:space="preserve">Λογισμικό Εφαρμογών – Υπολογιστικό Φύλλο </w:t>
             </w:r>
           </w:p>
         </w:tc>
@@ -413,23 +356,13 @@
                 <w:lang w:val="el-GR"/>
               </w:rPr>
             </w:pPr>
-            <w:proofErr w:type="spellStart"/>
             <w:r>
               <w:rPr>
                 <w:b/>
                 <w:bCs/>
                 <w:lang w:val="el-GR"/>
               </w:rPr>
-              <w:t>Αρ</w:t>
-            </w:r>
-            <w:proofErr w:type="spellEnd"/>
-            <w:r>
-              <w:rPr>
-                <w:b/>
-                <w:bCs/>
-                <w:lang w:val="el-GR"/>
-              </w:rPr>
-              <w:t>. Μαθητών:</w:t>
+              <w:t>Αρ. Μαθητών:</w:t>
             </w:r>
           </w:p>
         </w:tc>
@@ -593,18 +526,8 @@
           <w:color w:val="000000"/>
           <w:lang w:val="el-GR"/>
         </w:rPr>
-        <w:t>Οι μαθητές/</w:t>
+        <w:t>Οι μαθητές/τριες</w:t>
       </w:r>
-      <w:proofErr w:type="spellStart"/>
-      <w:r>
-        <w:rPr>
-          <w:rFonts w:cs="Arial"/>
-          <w:color w:val="000000"/>
-          <w:lang w:val="el-GR"/>
-        </w:rPr>
-        <w:t>τριες</w:t>
-      </w:r>
-      <w:proofErr w:type="spellEnd"/>
       <w:r>
         <w:rPr>
           <w:rFonts w:cs="Arial"/>
@@ -639,48 +562,6 @@
           <w:lang w:val="el-GR"/>
         </w:rPr>
         <w:t xml:space="preserve">Β4.4 Επεξεργάζονται αριθμητικά δεδομένα με τη χρήση εφαρμογής υπολογιστικών φύλλων. </w:t>
-      </w:r>
-    </w:p>
-    <w:p>
-      <w:pPr>
-        <w:numPr>
-          <w:ilvl w:val="1"/>
-          <w:numId w:val="9"/>
-        </w:numPr>
-        <w:rPr>
-          <w:sz w:val="22"/>
-          <w:szCs w:val="22"/>
-          <w:lang w:val="el-GR"/>
-        </w:rPr>
-      </w:pPr>
-      <w:r>
-        <w:rPr>
-          <w:sz w:val="22"/>
-          <w:szCs w:val="22"/>
-          <w:lang w:val="el-GR"/>
-        </w:rPr>
-        <w:t>Β4.4.1 Αναγνωρίζουν και εφαρμόζουν καλές πρακτικές στη δημιουργία τύπων.</w:t>
-      </w:r>
-    </w:p>
-    <w:p>
-      <w:pPr>
-        <w:numPr>
-          <w:ilvl w:val="1"/>
-          <w:numId w:val="9"/>
-        </w:numPr>
-        <w:rPr>
-          <w:sz w:val="22"/>
-          <w:szCs w:val="22"/>
-          <w:lang w:val="el-GR"/>
-        </w:rPr>
-      </w:pPr>
-      <w:r>
-        <w:rPr>
-          <w:sz w:val="22"/>
-          <w:szCs w:val="22"/>
-          <w:lang w:val="el-GR"/>
-        </w:rPr>
-        <w:t>Β4.4.2 Δημιουργούν μαθηματικούς τύπους για αυτοματοποίηση υπολογισμών.</w:t>
       </w:r>
     </w:p>
     <w:p>
@@ -785,30 +666,6 @@
           <w:szCs w:val="16"/>
           <w:lang w:val="el-GR"/>
         </w:rPr>
-        <w:t>Β4.4.1 Καλές πρακτικές στη δημιουργία τύπων: αναφορές σε κελιά αντί πληκτρολόγησης αριθμών στους τύπους.</w:t>
-      </w:r>
-    </w:p>
-    <w:p>
-      <w:pPr>
-        <w:numPr>
-          <w:ilvl w:val="0"/>
-          <w:numId w:val="10"/>
-        </w:numPr>
-        <w:jc w:val="both"/>
-        <w:rPr>
-          <w:rFonts w:cs="Arial"/>
-          <w:color w:val="000000"/>
-          <w:szCs w:val="16"/>
-          <w:lang w:val="el-GR"/>
-        </w:rPr>
-      </w:pPr>
-      <w:r>
-        <w:rPr>
-          <w:rFonts w:cs="Arial"/>
-          <w:color w:val="000000"/>
-          <w:szCs w:val="16"/>
-          <w:lang w:val="el-GR"/>
-        </w:rPr>
         <w:t>Β4.4.5 Σχετικές αναφορές κελιών.</w:t>
       </w:r>
     </w:p>
@@ -880,18 +737,8 @@
           <w:color w:val="000000"/>
           <w:lang w:val="el-GR"/>
         </w:rPr>
-        <w:t>Οι μαθητές/</w:t>
+        <w:t>Οι μαθητές/τριες</w:t>
       </w:r>
-      <w:proofErr w:type="spellStart"/>
-      <w:r>
-        <w:rPr>
-          <w:rFonts w:cs="Arial"/>
-          <w:color w:val="000000"/>
-          <w:lang w:val="el-GR"/>
-        </w:rPr>
-        <w:t>τριες</w:t>
-      </w:r>
-      <w:proofErr w:type="spellEnd"/>
       <w:r>
         <w:rPr>
           <w:rFonts w:cs="Arial"/>
@@ -899,6 +746,50 @@
           <w:lang w:val="el-GR"/>
         </w:rPr>
         <w:t>:</w:t>
+      </w:r>
+    </w:p>
+    <w:p>
+      <w:pPr>
+        <w:numPr>
+          <w:ilvl w:val="0"/>
+          <w:numId w:val="11"/>
+        </w:numPr>
+        <w:jc w:val="both"/>
+        <w:rPr>
+          <w:sz w:val="22"/>
+          <w:szCs w:val="22"/>
+          <w:lang w:val="el-GR"/>
+        </w:rPr>
+      </w:pPr>
+      <w:r>
+        <w:rPr>
+          <w:sz w:val="22"/>
+          <w:szCs w:val="22"/>
+          <w:lang w:val="el-GR"/>
+        </w:rPr>
+        <w:t>Β4.4.1 Αναγνωρίζουν και εφαρμόζουν καλές πρακτικές στη δημιουργία τύπων.</w:t>
+      </w:r>
+    </w:p>
+    <w:p>
+      <w:pPr>
+        <w:numPr>
+          <w:ilvl w:val="0"/>
+          <w:numId w:val="11"/>
+        </w:numPr>
+        <w:jc w:val="both"/>
+        <w:rPr>
+          <w:sz w:val="22"/>
+          <w:szCs w:val="22"/>
+          <w:lang w:val="el-GR"/>
+        </w:rPr>
+      </w:pPr>
+      <w:r>
+        <w:rPr>
+          <w:sz w:val="22"/>
+          <w:szCs w:val="22"/>
+          <w:lang w:val="el-GR"/>
+        </w:rPr>
+        <w:t>Β4.4.2 Δημιουργούν μαθηματικούς τύπους για αυτοματοποίηση υπολογισμών</w:t>
       </w:r>
     </w:p>
     <w:p>
@@ -1002,27 +893,7 @@
           <w:szCs w:val="16"/>
           <w:lang w:val="el-GR"/>
         </w:rPr>
-        <w:t>Κριτική σκέψη/</w:t>
-      </w:r>
-      <w:proofErr w:type="spellStart"/>
-      <w:r>
-        <w:rPr>
-          <w:rFonts w:cs="Arial"/>
-          <w:color w:val="000000"/>
-          <w:szCs w:val="16"/>
-          <w:lang w:val="el-GR"/>
-        </w:rPr>
-        <w:t>αναστοχαστική</w:t>
-      </w:r>
-      <w:proofErr w:type="spellEnd"/>
-      <w:r>
-        <w:rPr>
-          <w:rFonts w:cs="Arial"/>
-          <w:color w:val="000000"/>
-          <w:szCs w:val="16"/>
-          <w:lang w:val="el-GR"/>
-        </w:rPr>
-        <w:t xml:space="preserve"> διαχείριση της γνώσης.</w:t>
+        <w:t>Κριτική σκέψη/αναστοχαστική διαχείριση της γνώσης.</w:t>
       </w:r>
     </w:p>
     <w:p>
@@ -1148,14 +1019,12 @@
         </w:rPr>
         <w:t>/</w:t>
       </w:r>
-      <w:proofErr w:type="spellStart"/>
       <w:r>
         <w:rPr>
           <w:lang w:val="el-GR"/>
         </w:rPr>
         <w:t>NetSupport</w:t>
       </w:r>
-      <w:proofErr w:type="spellEnd"/>
       <w:r>
         <w:rPr>
           <w:lang w:val="el-GR"/>
@@ -1309,38 +1178,13 @@
         </w:rPr>
         <w:br w:type="page"/>
       </w:r>
-      <w:proofErr w:type="spellStart"/>
       <w:r>
         <w:rPr>
           <w:b/>
           <w:sz w:val="22"/>
         </w:rPr>
         <w:lastRenderedPageBreak/>
-        <w:t>Πορεί</w:t>
-      </w:r>
-      <w:proofErr w:type="spellEnd"/>
-      <w:r>
-        <w:rPr>
-          <w:b/>
-          <w:sz w:val="22"/>
-        </w:rPr>
-        <w:t xml:space="preserve">α </w:t>
-      </w:r>
-      <w:proofErr w:type="spellStart"/>
-      <w:r>
-        <w:rPr>
-          <w:b/>
-          <w:sz w:val="22"/>
-        </w:rPr>
-        <w:t>διδ</w:t>
-      </w:r>
-      <w:proofErr w:type="spellEnd"/>
-      <w:r>
-        <w:rPr>
-          <w:b/>
-          <w:sz w:val="22"/>
-        </w:rPr>
-        <w:t>ασκαλίας</w:t>
+        <w:t>Πορεία διδασκαλίας</w:t>
       </w:r>
     </w:p>
     <w:tbl>
@@ -1359,10 +1203,10 @@
       </w:tblPr>
       <w:tblGrid>
         <w:gridCol w:w="1253"/>
-        <w:gridCol w:w="3807"/>
+        <w:gridCol w:w="3426"/>
         <w:gridCol w:w="910"/>
         <w:gridCol w:w="2713"/>
-        <w:gridCol w:w="1668"/>
+        <w:gridCol w:w="2049"/>
       </w:tblGrid>
       <w:tr>
         <w:trPr>
@@ -1467,7 +1311,6 @@
               </w:rPr>
               <w:t>ε</w:t>
             </w:r>
-            <w:proofErr w:type="spellStart"/>
             <w:r>
               <w:rPr>
                 <w:rFonts w:cs="Arial"/>
@@ -1479,7 +1322,6 @@
               </w:rPr>
               <w:t>ίκτες</w:t>
             </w:r>
-            <w:proofErr w:type="spellEnd"/>
           </w:p>
         </w:tc>
         <w:tc>
@@ -1721,17 +1563,16 @@
               </w:rPr>
               <w:t xml:space="preserve">μέσω </w:t>
             </w:r>
-            <w:proofErr w:type="spellStart"/>
-            <w:r>
-              <w:rPr>
-                <w:rFonts w:cs="Arial"/>
-                <w:color w:val="000000"/>
-                <w:szCs w:val="20"/>
-                <w:lang w:val="en-US"/>
-              </w:rPr>
-              <w:t>NetSupport</w:t>
-            </w:r>
-            <w:proofErr w:type="spellEnd"/>
+            <w:r>
+              <w:rPr>
+                <w:rFonts w:cs="Arial"/>
+                <w:color w:val="000000"/>
+                <w:sz w:val="18"/>
+                <w:szCs w:val="18"/>
+                <w:lang w:val="el-GR"/>
+              </w:rPr>
+              <w:t>Βιντεοπροβολέα</w:t>
+            </w:r>
             <w:r>
               <w:rPr>
                 <w:rFonts w:cs="Arial"/>
@@ -2000,7 +1841,17 @@
                 <w:szCs w:val="16"/>
                 <w:lang w:val="el-GR"/>
               </w:rPr>
-              <w:t>-α1.4</w:t>
+              <w:t>-α1.</w:t>
+            </w:r>
+            <w:r>
+              <w:rPr>
+                <w:rFonts w:cs="Arial"/>
+                <w:color w:val="000000"/>
+                <w:sz w:val="18"/>
+                <w:szCs w:val="16"/>
+                <w:lang w:val="el-GR"/>
+              </w:rPr>
+              <w:t>2</w:t>
             </w:r>
           </w:p>
         </w:tc>
@@ -2061,35 +1912,49 @@
                 <w:rFonts w:cs="Arial"/>
                 <w:color w:val="000000"/>
                 <w:sz w:val="18"/>
-                <w:szCs w:val="16"/>
-                <w:lang w:val="el-GR"/>
-              </w:rPr>
-            </w:pPr>
-            <w:proofErr w:type="spellStart"/>
-            <w:r>
-              <w:rPr>
-                <w:lang w:val="el-GR"/>
-              </w:rPr>
-              <w:t>NetSupport</w:t>
-            </w:r>
-            <w:proofErr w:type="spellEnd"/>
-            <w:r>
-              <w:rPr>
-                <w:lang w:val="el-GR"/>
-              </w:rPr>
-              <w:t xml:space="preserve"> και υπολογιστής</w:t>
-            </w:r>
-            <w:r>
-              <w:rPr>
-                <w:lang w:val="el-GR"/>
-              </w:rPr>
-              <w:t xml:space="preserve"> </w:t>
-            </w:r>
-            <w:r>
-              <w:rPr>
-                <w:lang w:val="el-GR"/>
-              </w:rPr>
-              <w:t>καθηγητή</w:t>
+                <w:szCs w:val="18"/>
+                <w:lang w:val="el-GR"/>
+              </w:rPr>
+            </w:pPr>
+            <w:r>
+              <w:rPr>
+                <w:rFonts w:cs="Arial"/>
+                <w:color w:val="000000"/>
+                <w:sz w:val="18"/>
+                <w:szCs w:val="18"/>
+                <w:lang w:val="el-GR"/>
+              </w:rPr>
+              <w:t>Βιντεοπροβολέας</w:t>
+            </w:r>
+          </w:p>
+          <w:p>
+            <w:pPr>
+              <w:numPr>
+                <w:ilvl w:val="0"/>
+                <w:numId w:val="5"/>
+              </w:numPr>
+              <w:tabs>
+                <w:tab w:val="clear" w:pos="720"/>
+                <w:tab w:val="num" w:pos="330"/>
+              </w:tabs>
+              <w:ind w:left="330" w:hanging="220"/>
+              <w:rPr>
+                <w:rFonts w:cs="Arial"/>
+                <w:color w:val="000000"/>
+                <w:sz w:val="18"/>
+                <w:szCs w:val="18"/>
+                <w:lang w:val="el-GR"/>
+              </w:rPr>
+            </w:pPr>
+            <w:r>
+              <w:rPr>
+                <w:rFonts w:cs="Arial"/>
+                <w:color w:val="000000"/>
+                <w:sz w:val="18"/>
+                <w:szCs w:val="18"/>
+                <w:lang w:val="el-GR"/>
+              </w:rPr>
+              <w:t>Υπολογιστής καθηγητή</w:t>
             </w:r>
           </w:p>
         </w:tc>
@@ -2151,26 +2016,162 @@
               <w:tabs>
                 <w:tab w:val="clear" w:pos="720"/>
                 <w:tab w:val="num" w:pos="330"/>
+                <w:tab w:val="num" w:pos="1890"/>
               </w:tabs>
               <w:ind w:left="330" w:hanging="220"/>
               <w:rPr>
                 <w:rFonts w:cs="Arial"/>
                 <w:color w:val="000000"/>
-                <w:sz w:val="18"/>
-                <w:szCs w:val="16"/>
-                <w:lang w:val="el-GR"/>
-              </w:rPr>
-            </w:pPr>
-            <w:r>
-              <w:rPr>
-                <w:rFonts w:cs="Arial"/>
-                <w:color w:val="000000"/>
-                <w:sz w:val="18"/>
-                <w:szCs w:val="16"/>
+                <w:szCs w:val="20"/>
+                <w:lang w:val="el-GR"/>
+              </w:rPr>
+            </w:pPr>
+            <w:r>
+              <w:rPr>
+                <w:rFonts w:cs="Arial"/>
+                <w:color w:val="000000"/>
+                <w:szCs w:val="20"/>
                 <w:lang w:val="el-GR"/>
               </w:rPr>
               <w:t xml:space="preserve"> </w:t>
             </w:r>
+            <w:r>
+              <w:rPr>
+                <w:rFonts w:cs="Arial"/>
+                <w:color w:val="000000"/>
+                <w:szCs w:val="20"/>
+                <w:lang w:val="el-GR"/>
+              </w:rPr>
+              <w:t xml:space="preserve">Η </w:t>
+            </w:r>
+            <w:r>
+              <w:rPr>
+                <w:rFonts w:cs="Arial"/>
+                <w:color w:val="000000"/>
+                <w:szCs w:val="20"/>
+                <w:lang w:val="el-GR"/>
+              </w:rPr>
+              <w:t>καθηγητή</w:t>
+            </w:r>
+            <w:r>
+              <w:rPr>
+                <w:rFonts w:cs="Arial"/>
+                <w:color w:val="000000"/>
+                <w:szCs w:val="20"/>
+                <w:lang w:val="el-GR"/>
+              </w:rPr>
+              <w:t>ς</w:t>
+            </w:r>
+            <w:r>
+              <w:rPr>
+                <w:rFonts w:cs="Arial"/>
+                <w:color w:val="000000"/>
+                <w:szCs w:val="20"/>
+                <w:lang w:val="el-GR"/>
+              </w:rPr>
+              <w:t xml:space="preserve"> ανοίγει </w:t>
+            </w:r>
+            <w:r>
+              <w:rPr>
+                <w:rFonts w:cs="Arial"/>
+                <w:color w:val="000000"/>
+                <w:szCs w:val="20"/>
+                <w:lang w:val="el-GR"/>
+              </w:rPr>
+              <w:t xml:space="preserve">το </w:t>
+            </w:r>
+            <w:r>
+              <w:rPr>
+                <w:rFonts w:cs="Arial"/>
+                <w:color w:val="000000"/>
+                <w:szCs w:val="20"/>
+                <w:lang w:val="el-GR"/>
+              </w:rPr>
+              <w:t xml:space="preserve">αρχείο </w:t>
+            </w:r>
+            <w:r>
+              <w:rPr>
+                <w:rFonts w:cs="Arial"/>
+                <w:b/>
+                <w:bCs/>
+                <w:color w:val="000000"/>
+                <w:szCs w:val="20"/>
+                <w:lang w:val="el-GR"/>
+              </w:rPr>
+              <w:t>B41M8 - Επεξεργασία αριθμητικών δεδομένων και αναφορές κελιών.pptx</w:t>
+            </w:r>
+            <w:r>
+              <w:rPr>
+                <w:rFonts w:cs="Arial"/>
+                <w:color w:val="000000"/>
+                <w:szCs w:val="20"/>
+                <w:lang w:val="el-GR"/>
+              </w:rPr>
+              <w:t xml:space="preserve"> </w:t>
+            </w:r>
+            <w:r>
+              <w:rPr>
+                <w:rFonts w:cs="Arial"/>
+                <w:color w:val="000000"/>
+                <w:szCs w:val="20"/>
+                <w:lang w:val="el-GR"/>
+              </w:rPr>
+              <w:t xml:space="preserve"> και με τη συμμετοχή των μαθητών, παρουσιάζει τους στόχους του μαθήματος αξιοποιώντας τις προϋπάρχουσες γνώσεις τους, ενώ </w:t>
+            </w:r>
+            <w:r>
+              <w:rPr>
+                <w:rFonts w:cs="Arial"/>
+                <w:color w:val="000000"/>
+                <w:szCs w:val="20"/>
+                <w:lang w:val="el-GR"/>
+              </w:rPr>
+              <w:t>ταυτόχ</w:t>
+            </w:r>
+            <w:r>
+              <w:rPr>
+                <w:rFonts w:cs="Arial"/>
+                <w:color w:val="000000"/>
+                <w:szCs w:val="20"/>
+                <w:lang w:val="el-GR"/>
+              </w:rPr>
+              <w:t xml:space="preserve">ρονα </w:t>
+            </w:r>
+            <w:r>
+              <w:rPr>
+                <w:rFonts w:cs="Arial"/>
+                <w:color w:val="000000"/>
+                <w:szCs w:val="20"/>
+                <w:lang w:val="el-GR"/>
+              </w:rPr>
+              <w:t xml:space="preserve">επισημαίνει τα βασικά σημεία που θα </w:t>
+            </w:r>
+            <w:r>
+              <w:rPr>
+                <w:rFonts w:cs="Arial"/>
+                <w:color w:val="000000"/>
+                <w:szCs w:val="20"/>
+                <w:lang w:val="el-GR"/>
+              </w:rPr>
+              <w:t>εξεταστούν</w:t>
+            </w:r>
+            <w:r>
+              <w:rPr>
+                <w:rFonts w:cs="Arial"/>
+                <w:color w:val="000000"/>
+                <w:szCs w:val="20"/>
+                <w:lang w:val="el-GR"/>
+              </w:rPr>
+              <w:t xml:space="preserve"> στο μάθημα</w:t>
+            </w:r>
+            <w:r>
+              <w:rPr>
+                <w:rFonts w:cs="Arial"/>
+                <w:color w:val="000000"/>
+                <w:szCs w:val="20"/>
+                <w:lang w:val="el-GR"/>
+              </w:rPr>
+              <w:t xml:space="preserve">. </w:t>
+            </w:r>
           </w:p>
           <w:p>
             <w:pPr>
@@ -2306,43 +2307,6 @@
           </w:p>
           <w:p>
             <w:pPr>
-              <w:ind w:left="330"/>
-              <w:rPr>
-                <w:rFonts w:cs="Arial"/>
-                <w:color w:val="000000"/>
-                <w:sz w:val="18"/>
-                <w:szCs w:val="16"/>
-                <w:lang w:val="el-GR"/>
-              </w:rPr>
-            </w:pPr>
-          </w:p>
-          <w:p>
-            <w:pPr>
-              <w:ind w:left="330"/>
-              <w:rPr>
-                <w:rFonts w:cs="Arial"/>
-                <w:color w:val="000000"/>
-                <w:sz w:val="18"/>
-                <w:szCs w:val="16"/>
-                <w:lang w:val="el-GR"/>
-              </w:rPr>
-            </w:pPr>
-          </w:p>
-          <w:p>
-            <w:pPr>
-              <w:ind w:left="330"/>
-              <w:rPr>
-                <w:rFonts w:cs="Arial"/>
-                <w:color w:val="000000"/>
-                <w:sz w:val="18"/>
-                <w:szCs w:val="16"/>
-                <w:lang w:val="el-GR"/>
-              </w:rPr>
-            </w:pPr>
-          </w:p>
-          <w:p>
-            <w:pPr>
-              <w:ind w:left="330"/>
               <w:rPr>
                 <w:rFonts w:cs="Arial"/>
                 <w:color w:val="000000"/>
@@ -2367,12 +2331,90 @@
                 <w:lang w:val="el-GR"/>
               </w:rPr>
             </w:pPr>
+            <w:r>
+              <w:rPr>
+                <w:rFonts w:cs="Arial"/>
+                <w:color w:val="000000"/>
+                <w:sz w:val="18"/>
+                <w:szCs w:val="16"/>
+                <w:lang w:val="el-GR"/>
+              </w:rPr>
+              <w:t>δ1</w:t>
+            </w:r>
+            <w:r>
+              <w:rPr>
+                <w:rFonts w:cs="Arial"/>
+                <w:color w:val="000000"/>
+                <w:sz w:val="18"/>
+                <w:szCs w:val="16"/>
+                <w:lang w:val="el-GR"/>
+              </w:rPr>
+              <w:t>-δ3</w:t>
+            </w:r>
           </w:p>
         </w:tc>
         <w:tc>
           <w:tcPr>
             <w:tcW w:w="1311" w:type="pct"/>
           </w:tcPr>
+          <w:p>
+            <w:pPr>
+              <w:numPr>
+                <w:ilvl w:val="0"/>
+                <w:numId w:val="5"/>
+              </w:numPr>
+              <w:tabs>
+                <w:tab w:val="clear" w:pos="720"/>
+                <w:tab w:val="num" w:pos="330"/>
+                <w:tab w:val="num" w:pos="1890"/>
+              </w:tabs>
+              <w:ind w:left="330" w:hanging="220"/>
+              <w:rPr>
+                <w:rFonts w:cs="Arial"/>
+                <w:color w:val="000000"/>
+                <w:szCs w:val="20"/>
+                <w:lang w:val="el-GR"/>
+              </w:rPr>
+            </w:pPr>
+            <w:r>
+              <w:rPr>
+                <w:rFonts w:cs="Arial"/>
+                <w:color w:val="000000"/>
+                <w:szCs w:val="20"/>
+                <w:lang w:val="el-GR"/>
+              </w:rPr>
+              <w:t>Ακροαματική/ μαιευτική</w:t>
+            </w:r>
+          </w:p>
+          <w:p>
+            <w:pPr>
+              <w:numPr>
+                <w:ilvl w:val="0"/>
+                <w:numId w:val="5"/>
+              </w:numPr>
+              <w:tabs>
+                <w:tab w:val="clear" w:pos="720"/>
+                <w:tab w:val="num" w:pos="330"/>
+                <w:tab w:val="num" w:pos="1890"/>
+              </w:tabs>
+              <w:ind w:left="330" w:hanging="220"/>
+              <w:rPr>
+                <w:rFonts w:cs="Arial"/>
+                <w:color w:val="000000"/>
+                <w:szCs w:val="20"/>
+                <w:lang w:val="el-GR"/>
+              </w:rPr>
+            </w:pPr>
+            <w:r>
+              <w:rPr>
+                <w:rFonts w:cs="Arial"/>
+                <w:color w:val="000000"/>
+                <w:szCs w:val="20"/>
+                <w:lang w:val="el-GR"/>
+              </w:rPr>
+              <w:t>Συζήτηση στην ολομέλεια</w:t>
+            </w:r>
+          </w:p>
           <w:p>
             <w:pPr>
               <w:rPr>
@@ -2400,14 +2442,55 @@
                 <w:tab w:val="num" w:pos="330"/>
               </w:tabs>
               <w:ind w:left="330" w:hanging="220"/>
-              <w:rPr>
-                <w:rFonts w:cs="Arial"/>
-                <w:color w:val="000000"/>
-                <w:sz w:val="18"/>
-                <w:szCs w:val="16"/>
-                <w:lang w:val="el-GR"/>
-              </w:rPr>
-            </w:pPr>
+              <w:jc w:val="both"/>
+              <w:rPr>
+                <w:rFonts w:cs="Arial"/>
+                <w:color w:val="000000"/>
+                <w:sz w:val="18"/>
+                <w:szCs w:val="18"/>
+                <w:lang w:val="el-GR"/>
+              </w:rPr>
+            </w:pPr>
+            <w:r>
+              <w:rPr>
+                <w:rFonts w:cs="Arial"/>
+                <w:color w:val="000000"/>
+                <w:sz w:val="18"/>
+                <w:szCs w:val="18"/>
+                <w:lang w:val="el-GR"/>
+              </w:rPr>
+              <w:t>Βιντεοπροβολέας</w:t>
+            </w:r>
+          </w:p>
+          <w:p>
+            <w:pPr>
+              <w:numPr>
+                <w:ilvl w:val="0"/>
+                <w:numId w:val="5"/>
+              </w:numPr>
+              <w:tabs>
+                <w:tab w:val="clear" w:pos="720"/>
+                <w:tab w:val="num" w:pos="330"/>
+              </w:tabs>
+              <w:ind w:left="330" w:hanging="220"/>
+              <w:rPr>
+                <w:rFonts w:cs="Arial"/>
+                <w:color w:val="000000"/>
+                <w:sz w:val="18"/>
+                <w:szCs w:val="16"/>
+                <w:lang w:val="el-GR"/>
+              </w:rPr>
+            </w:pPr>
+            <w:r>
+              <w:rPr>
+                <w:rFonts w:cs="Arial"/>
+                <w:color w:val="000000"/>
+                <w:sz w:val="18"/>
+                <w:szCs w:val="18"/>
+                <w:lang w:val="el-GR"/>
+              </w:rPr>
+              <w:t>Υπολογιστής καθηγητή</w:t>
+            </w:r>
           </w:p>
         </w:tc>
       </w:tr>
@@ -2456,92 +2539,162 @@
               <w:tabs>
                 <w:tab w:val="clear" w:pos="720"/>
                 <w:tab w:val="num" w:pos="330"/>
+                <w:tab w:val="num" w:pos="1890"/>
               </w:tabs>
               <w:ind w:left="330" w:hanging="220"/>
               <w:rPr>
                 <w:rFonts w:cs="Arial"/>
                 <w:color w:val="000000"/>
-                <w:sz w:val="18"/>
-                <w:szCs w:val="16"/>
-                <w:lang w:val="el-GR"/>
-              </w:rPr>
-            </w:pPr>
-            <w:r>
-              <w:rPr>
-                <w:rFonts w:cs="Arial"/>
-                <w:color w:val="000000"/>
-                <w:sz w:val="18"/>
-                <w:szCs w:val="16"/>
+                <w:szCs w:val="20"/>
+                <w:lang w:val="el-GR"/>
+              </w:rPr>
+            </w:pPr>
+            <w:r>
+              <w:rPr>
+                <w:rFonts w:cs="Arial"/>
+                <w:color w:val="000000"/>
+                <w:szCs w:val="20"/>
                 <w:lang w:val="el-GR"/>
               </w:rPr>
               <w:t xml:space="preserve"> </w:t>
             </w:r>
-          </w:p>
-          <w:p>
-            <w:pPr>
-              <w:rPr>
-                <w:rFonts w:cs="Arial"/>
-                <w:color w:val="000000"/>
-                <w:sz w:val="18"/>
-                <w:szCs w:val="16"/>
-                <w:lang w:val="el-GR"/>
-              </w:rPr>
-            </w:pPr>
-          </w:p>
-          <w:p>
-            <w:pPr>
-              <w:rPr>
-                <w:rFonts w:cs="Arial"/>
-                <w:color w:val="000000"/>
-                <w:sz w:val="18"/>
-                <w:szCs w:val="16"/>
-                <w:lang w:val="el-GR"/>
-              </w:rPr>
-            </w:pPr>
-          </w:p>
-          <w:p>
-            <w:pPr>
-              <w:rPr>
-                <w:rFonts w:cs="Arial"/>
-                <w:color w:val="000000"/>
-                <w:sz w:val="18"/>
-                <w:szCs w:val="16"/>
-                <w:lang w:val="el-GR"/>
-              </w:rPr>
-            </w:pPr>
-          </w:p>
-          <w:p>
-            <w:pPr>
-              <w:rPr>
-                <w:rFonts w:cs="Arial"/>
-                <w:color w:val="000000"/>
-                <w:sz w:val="18"/>
-                <w:szCs w:val="16"/>
-                <w:lang w:val="el-GR"/>
-              </w:rPr>
-            </w:pPr>
-          </w:p>
-          <w:p>
-            <w:pPr>
-              <w:rPr>
-                <w:rFonts w:cs="Arial"/>
-                <w:color w:val="000000"/>
-                <w:sz w:val="18"/>
-                <w:szCs w:val="16"/>
-                <w:lang w:val="el-GR"/>
-              </w:rPr>
-            </w:pPr>
-          </w:p>
-          <w:p>
-            <w:pPr>
-              <w:rPr>
-                <w:rFonts w:cs="Arial"/>
-                <w:color w:val="000000"/>
-                <w:sz w:val="18"/>
-                <w:szCs w:val="16"/>
-                <w:lang w:val="el-GR"/>
-              </w:rPr>
-            </w:pPr>
+            <w:r>
+              <w:rPr>
+                <w:rFonts w:cs="Arial"/>
+                <w:color w:val="000000"/>
+                <w:szCs w:val="20"/>
+                <w:lang w:val="el-GR"/>
+              </w:rPr>
+              <w:t xml:space="preserve">Ο </w:t>
+            </w:r>
+            <w:r>
+              <w:rPr>
+                <w:rFonts w:cs="Arial"/>
+                <w:color w:val="000000"/>
+                <w:szCs w:val="20"/>
+                <w:lang w:val="el-GR"/>
+              </w:rPr>
+              <w:t>καθηγ</w:t>
+            </w:r>
+            <w:r>
+              <w:rPr>
+                <w:rFonts w:cs="Arial"/>
+                <w:color w:val="000000"/>
+                <w:szCs w:val="20"/>
+                <w:lang w:val="el-GR"/>
+              </w:rPr>
+              <w:t>η</w:t>
+            </w:r>
+            <w:r>
+              <w:rPr>
+                <w:rFonts w:cs="Arial"/>
+                <w:color w:val="000000"/>
+                <w:szCs w:val="20"/>
+                <w:lang w:val="el-GR"/>
+              </w:rPr>
+              <w:t>τ</w:t>
+            </w:r>
+            <w:r>
+              <w:rPr>
+                <w:rFonts w:cs="Arial"/>
+                <w:color w:val="000000"/>
+                <w:szCs w:val="20"/>
+                <w:lang w:val="el-GR"/>
+              </w:rPr>
+              <w:t>ής</w:t>
+            </w:r>
+            <w:r>
+              <w:rPr>
+                <w:rFonts w:cs="Arial"/>
+                <w:color w:val="000000"/>
+                <w:szCs w:val="20"/>
+                <w:lang w:val="el-GR"/>
+              </w:rPr>
+              <w:t xml:space="preserve"> διανέμει το φύλλο εργασίας και οι μαθητές εργάζονται </w:t>
+            </w:r>
+            <w:r>
+              <w:rPr>
+                <w:rFonts w:cs="Arial"/>
+                <w:color w:val="000000"/>
+                <w:szCs w:val="20"/>
+                <w:lang w:val="el-GR"/>
+              </w:rPr>
+              <w:t>ατομικά</w:t>
+            </w:r>
+            <w:r>
+              <w:rPr>
+                <w:rFonts w:cs="Arial"/>
+                <w:color w:val="000000"/>
+                <w:szCs w:val="20"/>
+                <w:lang w:val="el-GR"/>
+              </w:rPr>
+              <w:t xml:space="preserve">. </w:t>
+            </w:r>
+          </w:p>
+          <w:p>
+            <w:pPr>
+              <w:numPr>
+                <w:ilvl w:val="0"/>
+                <w:numId w:val="5"/>
+              </w:numPr>
+              <w:tabs>
+                <w:tab w:val="clear" w:pos="720"/>
+                <w:tab w:val="num" w:pos="330"/>
+                <w:tab w:val="num" w:pos="1890"/>
+              </w:tabs>
+              <w:ind w:left="330" w:hanging="220"/>
+              <w:rPr>
+                <w:rFonts w:cs="Arial"/>
+                <w:color w:val="000000"/>
+                <w:szCs w:val="20"/>
+                <w:lang w:val="el-GR"/>
+              </w:rPr>
+            </w:pPr>
+            <w:r>
+              <w:rPr>
+                <w:rFonts w:cs="Arial"/>
+                <w:color w:val="000000"/>
+                <w:szCs w:val="20"/>
+                <w:lang w:val="el-GR"/>
+              </w:rPr>
+              <w:t xml:space="preserve">Καθ’ όλη τη διάρκεια, </w:t>
+            </w:r>
+            <w:r>
+              <w:rPr>
+                <w:rFonts w:cs="Arial"/>
+                <w:color w:val="000000"/>
+                <w:szCs w:val="20"/>
+                <w:lang w:val="el-GR"/>
+              </w:rPr>
+              <w:t xml:space="preserve">ο </w:t>
+            </w:r>
+            <w:r>
+              <w:rPr>
+                <w:rFonts w:cs="Arial"/>
+                <w:color w:val="000000"/>
+                <w:szCs w:val="20"/>
+                <w:lang w:val="el-GR"/>
+              </w:rPr>
+              <w:t>καθηγητ</w:t>
+            </w:r>
+            <w:r>
+              <w:rPr>
+                <w:rFonts w:cs="Arial"/>
+                <w:color w:val="000000"/>
+                <w:szCs w:val="20"/>
+                <w:lang w:val="el-GR"/>
+              </w:rPr>
+              <w:t>ής</w:t>
+            </w:r>
+            <w:r>
+              <w:rPr>
+                <w:rFonts w:cs="Arial"/>
+                <w:color w:val="000000"/>
+                <w:szCs w:val="20"/>
+                <w:lang w:val="el-GR"/>
+              </w:rPr>
+              <w:t xml:space="preserve"> κινείται διακριτικά στον χώρο, παρατηρεί και υποστηρίζει όπου χρειάζεται, ενισχύοντας τη συμμετοχή όλων.</w:t>
+            </w:r>
           </w:p>
         </w:tc>
         <w:tc>
@@ -2558,27 +2711,53 @@
                 <w:lang w:val="el-GR"/>
               </w:rPr>
             </w:pPr>
+            <w:r>
+              <w:rPr>
+                <w:rFonts w:cs="Arial"/>
+                <w:color w:val="000000"/>
+                <w:sz w:val="18"/>
+                <w:szCs w:val="16"/>
+                <w:lang w:val="el-GR"/>
+              </w:rPr>
+              <w:t>α1,1-α1.2</w:t>
+            </w:r>
+          </w:p>
+          <w:p>
+            <w:pPr>
+              <w:rPr>
+                <w:rFonts w:cs="Arial"/>
+                <w:color w:val="000000"/>
+                <w:sz w:val="18"/>
+                <w:szCs w:val="16"/>
+                <w:lang w:val="el-GR"/>
+              </w:rPr>
+            </w:pPr>
+          </w:p>
+          <w:p>
+            <w:pPr>
+              <w:rPr>
+                <w:rFonts w:cs="Arial"/>
+                <w:color w:val="000000"/>
+                <w:sz w:val="18"/>
+                <w:szCs w:val="16"/>
+                <w:lang w:val="el-GR"/>
+              </w:rPr>
+            </w:pPr>
+            <w:r>
+              <w:rPr>
+                <w:rFonts w:cs="Arial"/>
+                <w:color w:val="000000"/>
+                <w:sz w:val="18"/>
+                <w:szCs w:val="16"/>
+                <w:lang w:val="el-GR"/>
+              </w:rPr>
+              <w:t>κ2, κ3, κ7</w:t>
+            </w:r>
           </w:p>
         </w:tc>
         <w:tc>
           <w:tcPr>
             <w:tcW w:w="1311" w:type="pct"/>
-          </w:tcPr>
-          <w:p>
-            <w:pPr>
-              <w:rPr>
-                <w:rFonts w:cs="Arial"/>
-                <w:color w:val="000000"/>
-                <w:sz w:val="18"/>
-                <w:szCs w:val="16"/>
-                <w:lang w:val="el-GR"/>
-              </w:rPr>
-            </w:pPr>
-          </w:p>
-        </w:tc>
-        <w:tc>
-          <w:tcPr>
-            <w:tcW w:w="806" w:type="pct"/>
           </w:tcPr>
           <w:p>
             <w:pPr>
@@ -2591,6 +2770,118 @@
                 <w:tab w:val="num" w:pos="330"/>
               </w:tabs>
               <w:ind w:left="330" w:hanging="220"/>
+              <w:rPr>
+                <w:rFonts w:cs="Arial"/>
+                <w:color w:val="000000"/>
+                <w:sz w:val="17"/>
+                <w:szCs w:val="17"/>
+                <w:lang w:val="el-GR"/>
+              </w:rPr>
+            </w:pPr>
+            <w:r>
+              <w:rPr>
+                <w:rFonts w:cs="Arial"/>
+                <w:color w:val="000000"/>
+                <w:sz w:val="17"/>
+                <w:szCs w:val="17"/>
+                <w:lang w:val="el-GR"/>
+              </w:rPr>
+              <w:t>Ατομική εργασία</w:t>
+            </w:r>
+            <w:r>
+              <w:rPr>
+                <w:rFonts w:cs="Arial"/>
+                <w:color w:val="000000"/>
+                <w:sz w:val="17"/>
+                <w:szCs w:val="17"/>
+                <w:lang w:val="el-GR"/>
+              </w:rPr>
+              <w:t xml:space="preserve"> στον υπολογιστή</w:t>
+            </w:r>
+          </w:p>
+        </w:tc>
+        <w:tc>
+          <w:tcPr>
+            <w:tcW w:w="806" w:type="pct"/>
+          </w:tcPr>
+          <w:p>
+            <w:pPr>
+              <w:numPr>
+                <w:ilvl w:val="0"/>
+                <w:numId w:val="5"/>
+              </w:numPr>
+              <w:tabs>
+                <w:tab w:val="clear" w:pos="720"/>
+                <w:tab w:val="num" w:pos="330"/>
+              </w:tabs>
+              <w:ind w:left="330" w:hanging="220"/>
+              <w:rPr>
+                <w:rFonts w:cs="Arial"/>
+                <w:color w:val="000000"/>
+                <w:sz w:val="18"/>
+                <w:szCs w:val="18"/>
+                <w:lang w:val="el-GR"/>
+              </w:rPr>
+            </w:pPr>
+            <w:r>
+              <w:rPr>
+                <w:rFonts w:cs="Arial"/>
+                <w:color w:val="000000"/>
+                <w:sz w:val="18"/>
+                <w:szCs w:val="18"/>
+                <w:lang w:val="el-GR"/>
+              </w:rPr>
+              <w:t>Υπολογιστές μαθητών</w:t>
+            </w:r>
+          </w:p>
+          <w:p>
+            <w:pPr>
+              <w:numPr>
+                <w:ilvl w:val="0"/>
+                <w:numId w:val="5"/>
+              </w:numPr>
+              <w:tabs>
+                <w:tab w:val="clear" w:pos="720"/>
+                <w:tab w:val="num" w:pos="330"/>
+              </w:tabs>
+              <w:ind w:left="330" w:hanging="220"/>
+              <w:rPr>
+                <w:rFonts w:cs="Arial"/>
+                <w:color w:val="000000"/>
+                <w:sz w:val="17"/>
+                <w:szCs w:val="17"/>
+                <w:lang w:val="el-GR"/>
+              </w:rPr>
+            </w:pPr>
+            <w:r>
+              <w:rPr>
+                <w:rFonts w:cs="Arial"/>
+                <w:color w:val="000000"/>
+                <w:sz w:val="17"/>
+                <w:szCs w:val="17"/>
+                <w:lang w:val="el-GR"/>
+              </w:rPr>
+              <w:t xml:space="preserve">Εκτυπωμένο Φύλλο εργασίας </w:t>
+            </w:r>
+            <w:r>
+              <w:rPr>
+                <w:rFonts w:cs="Arial"/>
+                <w:b/>
+                <w:bCs/>
+                <w:color w:val="000000"/>
+                <w:sz w:val="17"/>
+                <w:szCs w:val="17"/>
+                <w:lang w:val="el-GR"/>
+              </w:rPr>
+              <w:t>B41M8 - Σχολικό κυλικείο - Φύλλο Εργασίας.docx</w:t>
+            </w:r>
+          </w:p>
+          <w:p>
+            <w:pPr>
+              <w:tabs>
+                <w:tab w:val="num" w:pos="330"/>
+              </w:tabs>
+              <w:ind w:left="330"/>
               <w:rPr>
                 <w:rFonts w:cs="Arial"/>
                 <w:color w:val="000000"/>
@@ -2652,87 +2943,48 @@
               <w:rPr>
                 <w:rFonts w:cs="Arial"/>
                 <w:color w:val="000000"/>
-                <w:sz w:val="18"/>
-                <w:szCs w:val="16"/>
-                <w:lang w:val="el-GR"/>
-              </w:rPr>
-            </w:pPr>
-            <w:r>
-              <w:rPr>
-                <w:rFonts w:cs="Arial"/>
-                <w:color w:val="000000"/>
-                <w:sz w:val="18"/>
-                <w:szCs w:val="16"/>
+                <w:szCs w:val="20"/>
+                <w:lang w:val="el-GR"/>
+              </w:rPr>
+            </w:pPr>
+            <w:r>
+              <w:rPr>
+                <w:rFonts w:cs="Arial"/>
+                <w:color w:val="000000"/>
+                <w:szCs w:val="20"/>
                 <w:lang w:val="el-GR"/>
               </w:rPr>
               <w:t xml:space="preserve"> </w:t>
             </w:r>
-          </w:p>
-          <w:p>
-            <w:pPr>
-              <w:rPr>
-                <w:rFonts w:cs="Arial"/>
-                <w:color w:val="000000"/>
-                <w:sz w:val="18"/>
-                <w:szCs w:val="16"/>
-                <w:lang w:val="el-GR"/>
-              </w:rPr>
-            </w:pPr>
-          </w:p>
-          <w:p>
-            <w:pPr>
-              <w:rPr>
-                <w:rFonts w:cs="Arial"/>
-                <w:color w:val="000000"/>
-                <w:sz w:val="18"/>
-                <w:szCs w:val="16"/>
-                <w:lang w:val="el-GR"/>
-              </w:rPr>
-            </w:pPr>
-          </w:p>
-          <w:p>
-            <w:pPr>
-              <w:rPr>
-                <w:rFonts w:cs="Arial"/>
-                <w:color w:val="000000"/>
-                <w:sz w:val="18"/>
-                <w:szCs w:val="16"/>
-                <w:lang w:val="el-GR"/>
-              </w:rPr>
-            </w:pPr>
-          </w:p>
-          <w:p>
-            <w:pPr>
-              <w:rPr>
-                <w:rFonts w:cs="Arial"/>
-                <w:color w:val="000000"/>
-                <w:sz w:val="18"/>
-                <w:szCs w:val="16"/>
-                <w:lang w:val="el-GR"/>
-              </w:rPr>
-            </w:pPr>
-          </w:p>
-          <w:p>
-            <w:pPr>
-              <w:rPr>
-                <w:rFonts w:cs="Arial"/>
-                <w:color w:val="000000"/>
-                <w:sz w:val="18"/>
-                <w:szCs w:val="16"/>
-                <w:lang w:val="el-GR"/>
-              </w:rPr>
-            </w:pPr>
-          </w:p>
-          <w:p>
-            <w:pPr>
-              <w:rPr>
-                <w:rFonts w:cs="Arial"/>
-                <w:color w:val="000000"/>
-                <w:sz w:val="18"/>
-                <w:szCs w:val="16"/>
-                <w:lang w:val="el-GR"/>
-              </w:rPr>
-            </w:pPr>
+            <w:r>
+              <w:rPr>
+                <w:szCs w:val="20"/>
+                <w:lang w:val="el-GR"/>
+              </w:rPr>
+              <w:t xml:space="preserve">Οι μαθητές που ολοκληρώνουν τις ασκήσεις εμπέδωσης </w:t>
+            </w:r>
+            <w:r>
+              <w:rPr>
+                <w:szCs w:val="20"/>
+                <w:lang w:val="el-GR"/>
+              </w:rPr>
+              <w:lastRenderedPageBreak/>
+              <w:t>συνεχίζουν με τις ασκήσεις αξιολόγησης ενώ όσοι ολοκληρώνουν προχωρούν στις ασκήσεις εμπλουτισμού</w:t>
+            </w:r>
+            <w:r>
+              <w:rPr>
+                <w:szCs w:val="20"/>
+                <w:lang w:val="en-US"/>
+              </w:rPr>
+              <w:t>v</w:t>
+            </w:r>
+            <w:r>
+              <w:rPr>
+                <w:szCs w:val="20"/>
+                <w:lang w:val="el-GR"/>
+              </w:rPr>
+              <w:t>.</w:t>
+            </w:r>
           </w:p>
           <w:p>
             <w:pPr>
@@ -2801,7 +3053,7 @@
                 <w:color w:val="000000"/>
                 <w:sz w:val="18"/>
                 <w:szCs w:val="16"/>
-                <w:lang w:val="en-US"/>
+                <w:lang w:val="el-GR"/>
               </w:rPr>
             </w:pPr>
           </w:p>
@@ -2857,30 +3109,177 @@
               <w:rPr>
                 <w:rFonts w:cs="Arial"/>
                 <w:color w:val="000000"/>
-                <w:sz w:val="18"/>
-                <w:szCs w:val="16"/>
-                <w:lang w:val="el-GR"/>
-              </w:rPr>
-            </w:pPr>
-            <w:r>
-              <w:rPr>
-                <w:rFonts w:cs="Arial"/>
-                <w:color w:val="000000"/>
-                <w:sz w:val="18"/>
-                <w:szCs w:val="16"/>
-                <w:lang w:val="el-GR"/>
-              </w:rPr>
-              <w:t xml:space="preserve">Ανάκληση </w:t>
-            </w:r>
-            <w:r>
-              <w:rPr>
-                <w:rFonts w:cs="Arial"/>
-                <w:color w:val="000000"/>
-                <w:sz w:val="18"/>
-                <w:szCs w:val="16"/>
-                <w:lang w:val="el-GR"/>
-              </w:rPr>
-              <w:t>δεικτών επιτυχίας</w:t>
+                <w:szCs w:val="20"/>
+                <w:lang w:val="el-GR"/>
+              </w:rPr>
+            </w:pPr>
+            <w:r>
+              <w:rPr>
+                <w:rFonts w:cs="Arial"/>
+                <w:color w:val="000000"/>
+                <w:szCs w:val="20"/>
+                <w:lang w:val="el-GR"/>
+              </w:rPr>
+              <w:t xml:space="preserve">Ο </w:t>
+            </w:r>
+            <w:r>
+              <w:rPr>
+                <w:rFonts w:cs="Arial"/>
+                <w:color w:val="000000"/>
+                <w:szCs w:val="20"/>
+                <w:lang w:val="el-GR"/>
+              </w:rPr>
+              <w:t>καθηγητής</w:t>
+            </w:r>
+            <w:r>
+              <w:rPr>
+                <w:rFonts w:cs="Arial"/>
+                <w:color w:val="000000"/>
+                <w:szCs w:val="20"/>
+                <w:lang w:val="el-GR"/>
+              </w:rPr>
+              <w:t xml:space="preserve"> καλεί τους μαθητές </w:t>
+            </w:r>
+            <w:r>
+              <w:rPr>
+                <w:rFonts w:cs="Arial"/>
+                <w:color w:val="000000"/>
+                <w:szCs w:val="20"/>
+                <w:lang w:val="el-GR"/>
+              </w:rPr>
+              <w:t xml:space="preserve">να καθίσουν στις θέσεις τους και </w:t>
+            </w:r>
+            <w:r>
+              <w:rPr>
+                <w:rFonts w:cs="Arial"/>
+                <w:color w:val="000000"/>
+                <w:szCs w:val="20"/>
+                <w:lang w:val="el-GR"/>
+              </w:rPr>
+              <w:t>ταυτόχρονα</w:t>
+            </w:r>
+            <w:r>
+              <w:rPr>
+                <w:rFonts w:cs="Arial"/>
+                <w:color w:val="000000"/>
+                <w:szCs w:val="20"/>
+                <w:lang w:val="el-GR"/>
+              </w:rPr>
+              <w:t xml:space="preserve"> να παραδώσουν τα φύλλα εργασίας τους που μαζί με το αρχείο</w:t>
+            </w:r>
+            <w:r>
+              <w:rPr>
+                <w:rFonts w:cs="Arial"/>
+                <w:color w:val="000000"/>
+                <w:szCs w:val="20"/>
+                <w:lang w:val="el-GR"/>
+              </w:rPr>
+              <w:t xml:space="preserve"> </w:t>
+            </w:r>
+            <w:r>
+              <w:rPr>
+                <w:b/>
+                <w:bCs/>
+                <w:szCs w:val="20"/>
+                <w:lang w:val="el-GR"/>
+              </w:rPr>
+              <w:t>εμπέδωση.</w:t>
+            </w:r>
+            <w:r>
+              <w:rPr>
+                <w:b/>
+                <w:bCs/>
+                <w:szCs w:val="20"/>
+              </w:rPr>
+              <w:t>docx</w:t>
+            </w:r>
+            <w:r>
+              <w:rPr>
+                <w:b/>
+                <w:bCs/>
+                <w:szCs w:val="20"/>
+                <w:lang w:val="el-GR"/>
+              </w:rPr>
+              <w:t xml:space="preserve"> </w:t>
+            </w:r>
+            <w:r>
+              <w:rPr>
+                <w:szCs w:val="20"/>
+                <w:lang w:val="el-GR"/>
+              </w:rPr>
+              <w:t xml:space="preserve">θα </w:t>
+            </w:r>
+            <w:r>
+              <w:rPr>
+                <w:szCs w:val="20"/>
+                <w:lang w:val="el-GR"/>
+              </w:rPr>
+              <w:t>αποτελέσουν</w:t>
+            </w:r>
+            <w:r>
+              <w:rPr>
+                <w:szCs w:val="20"/>
+                <w:lang w:val="el-GR"/>
+              </w:rPr>
+              <w:t xml:space="preserve"> τη βάση για την </w:t>
+            </w:r>
+            <w:r>
+              <w:rPr>
+                <w:szCs w:val="20"/>
+                <w:lang w:val="el-GR"/>
+              </w:rPr>
+              <w:t>αξιολόγησή</w:t>
+            </w:r>
+            <w:r>
+              <w:rPr>
+                <w:szCs w:val="20"/>
+                <w:lang w:val="el-GR"/>
+              </w:rPr>
+              <w:t xml:space="preserve"> τους </w:t>
+            </w:r>
+            <w:r>
+              <w:rPr>
+                <w:szCs w:val="20"/>
+                <w:lang w:val="el-GR"/>
+              </w:rPr>
+              <w:t>σε τρίτο χρόνο.</w:t>
+            </w:r>
+          </w:p>
+          <w:p>
+            <w:pPr>
+              <w:numPr>
+                <w:ilvl w:val="0"/>
+                <w:numId w:val="5"/>
+              </w:numPr>
+              <w:tabs>
+                <w:tab w:val="clear" w:pos="720"/>
+                <w:tab w:val="num" w:pos="330"/>
+              </w:tabs>
+              <w:ind w:left="330" w:hanging="220"/>
+              <w:rPr>
+                <w:rFonts w:cs="Arial"/>
+                <w:color w:val="000000"/>
+                <w:szCs w:val="20"/>
+                <w:lang w:val="el-GR"/>
+              </w:rPr>
+            </w:pPr>
+            <w:r>
+              <w:rPr>
+                <w:rFonts w:cs="Arial"/>
+                <w:color w:val="000000"/>
+                <w:szCs w:val="20"/>
+                <w:lang w:val="el-GR"/>
+              </w:rPr>
+              <w:t>Ο καθηγητής ανακαλεί τους δείκτες επιτυχίας</w:t>
+            </w:r>
+            <w:r>
+              <w:rPr>
+                <w:rFonts w:cs="Arial"/>
+                <w:color w:val="000000"/>
+                <w:szCs w:val="20"/>
+                <w:lang w:val="el-GR"/>
+              </w:rPr>
+              <w:t xml:space="preserve"> και συζητά με τους μαθητές κατά πόσο τους έχουν κατανοήσει.</w:t>
             </w:r>
           </w:p>
         </w:tc>
@@ -2898,6 +3297,27 @@
                 <w:lang w:val="el-GR"/>
               </w:rPr>
             </w:pPr>
+            <w:r>
+              <w:rPr>
+                <w:rFonts w:cs="Arial"/>
+                <w:color w:val="000000"/>
+                <w:sz w:val="18"/>
+                <w:szCs w:val="16"/>
+                <w:lang w:val="el-GR"/>
+              </w:rPr>
+              <w:t>α1,1-α1.2</w:t>
+            </w:r>
+          </w:p>
+          <w:p>
+            <w:pPr>
+              <w:rPr>
+                <w:rFonts w:cs="Arial"/>
+                <w:color w:val="000000"/>
+                <w:sz w:val="18"/>
+                <w:szCs w:val="16"/>
+                <w:lang w:val="el-GR"/>
+              </w:rPr>
+            </w:pPr>
           </w:p>
         </w:tc>
         <w:tc>
@@ -2906,6 +3326,35 @@
           </w:tcPr>
           <w:p>
             <w:pPr>
+              <w:numPr>
+                <w:ilvl w:val="0"/>
+                <w:numId w:val="5"/>
+              </w:numPr>
+              <w:tabs>
+                <w:tab w:val="clear" w:pos="720"/>
+                <w:tab w:val="num" w:pos="330"/>
+                <w:tab w:val="num" w:pos="1890"/>
+              </w:tabs>
+              <w:ind w:left="330" w:hanging="220"/>
+              <w:rPr>
+                <w:rFonts w:cs="Arial"/>
+                <w:color w:val="000000"/>
+                <w:szCs w:val="20"/>
+                <w:lang w:val="el-GR"/>
+              </w:rPr>
+            </w:pPr>
+            <w:r>
+              <w:rPr>
+                <w:rFonts w:cs="Arial"/>
+                <w:color w:val="000000"/>
+                <w:szCs w:val="20"/>
+                <w:lang w:val="el-GR"/>
+              </w:rPr>
+              <w:t>Συζήτηση στην ολομέλεια</w:t>
+            </w:r>
+          </w:p>
+          <w:p>
+            <w:pPr>
               <w:rPr>
                 <w:rFonts w:cs="Arial"/>
                 <w:color w:val="000000"/>
@@ -2922,14 +3371,64 @@
           </w:tcPr>
           <w:p>
             <w:pPr>
-              <w:rPr>
-                <w:rFonts w:cs="Arial"/>
-                <w:color w:val="000000"/>
-                <w:sz w:val="18"/>
-                <w:szCs w:val="16"/>
-                <w:lang w:val="el-GR"/>
-              </w:rPr>
-            </w:pPr>
+              <w:numPr>
+                <w:ilvl w:val="0"/>
+                <w:numId w:val="5"/>
+              </w:numPr>
+              <w:tabs>
+                <w:tab w:val="clear" w:pos="720"/>
+                <w:tab w:val="num" w:pos="330"/>
+              </w:tabs>
+              <w:ind w:left="330" w:hanging="220"/>
+              <w:jc w:val="both"/>
+              <w:rPr>
+                <w:rFonts w:cs="Arial"/>
+                <w:color w:val="000000"/>
+                <w:sz w:val="18"/>
+                <w:szCs w:val="18"/>
+                <w:lang w:val="el-GR"/>
+              </w:rPr>
+            </w:pPr>
+            <w:r>
+              <w:rPr>
+                <w:rFonts w:cs="Arial"/>
+                <w:color w:val="000000"/>
+                <w:sz w:val="18"/>
+                <w:szCs w:val="18"/>
+                <w:lang w:val="el-GR"/>
+              </w:rPr>
+              <w:t>Βιντεοπροβολέας</w:t>
+            </w:r>
+          </w:p>
+          <w:p>
+            <w:pPr>
+              <w:numPr>
+                <w:ilvl w:val="0"/>
+                <w:numId w:val="5"/>
+              </w:numPr>
+              <w:tabs>
+                <w:tab w:val="clear" w:pos="720"/>
+                <w:tab w:val="num" w:pos="330"/>
+              </w:tabs>
+              <w:ind w:left="330" w:hanging="220"/>
+              <w:rPr>
+                <w:rFonts w:cs="Arial"/>
+                <w:color w:val="000000"/>
+                <w:sz w:val="18"/>
+                <w:szCs w:val="18"/>
+                <w:lang w:val="en-US"/>
+              </w:rPr>
+            </w:pPr>
+            <w:r>
+              <w:rPr>
+                <w:rFonts w:cs="Arial"/>
+                <w:color w:val="000000"/>
+                <w:sz w:val="18"/>
+                <w:szCs w:val="18"/>
+                <w:lang w:val="el-GR"/>
+              </w:rPr>
+              <w:t>Υπολογιστής καθηγητή</w:t>
+            </w:r>
           </w:p>
         </w:tc>
       </w:tr>
@@ -4265,6 +4764,92 @@
     </w:lvl>
   </w:abstractNum>
   <w:abstractNum w:abstractNumId="8" w15:restartNumberingAfterBreak="0">
+    <w:nsid w:val="37F56B9C"/>
+    <w:multiLevelType w:val="hybridMultilevel"/>
+    <w:tmpl w:val="F63275AC"/>
+    <w:lvl w:ilvl="0" w:tplc="0809000F">
+      <w:start w:val="1"/>
+      <w:numFmt w:val="decimal"/>
+      <w:lvlText w:val="%1."/>
+      <w:lvlJc w:val="left"/>
+      <w:pPr>
+        <w:ind w:left="720" w:hanging="360"/>
+      </w:pPr>
+    </w:lvl>
+    <w:lvl w:ilvl="1" w:tplc="08090019" w:tentative="1">
+      <w:start w:val="1"/>
+      <w:numFmt w:val="lowerLetter"/>
+      <w:lvlText w:val="%2."/>
+      <w:lvlJc w:val="left"/>
+      <w:pPr>
+        <w:ind w:left="1440" w:hanging="360"/>
+      </w:pPr>
+    </w:lvl>
+    <w:lvl w:ilvl="2" w:tplc="0809001B" w:tentative="1">
+      <w:start w:val="1"/>
+      <w:numFmt w:val="lowerRoman"/>
+      <w:lvlText w:val="%3."/>
+      <w:lvlJc w:val="right"/>
+      <w:pPr>
+        <w:ind w:left="2160" w:hanging="180"/>
+      </w:pPr>
+    </w:lvl>
+    <w:lvl w:ilvl="3" w:tplc="0809000F" w:tentative="1">
+      <w:start w:val="1"/>
+      <w:numFmt w:val="decimal"/>
+      <w:lvlText w:val="%4."/>
+      <w:lvlJc w:val="left"/>
+      <w:pPr>
+        <w:ind w:left="2880" w:hanging="360"/>
+      </w:pPr>
+    </w:lvl>
+    <w:lvl w:ilvl="4" w:tplc="08090019" w:tentative="1">
+      <w:start w:val="1"/>
+      <w:numFmt w:val="lowerLetter"/>
+      <w:lvlText w:val="%5."/>
+      <w:lvlJc w:val="left"/>
+      <w:pPr>
+        <w:ind w:left="3600" w:hanging="360"/>
+      </w:pPr>
+    </w:lvl>
+    <w:lvl w:ilvl="5" w:tplc="0809001B" w:tentative="1">
+      <w:start w:val="1"/>
+      <w:numFmt w:val="lowerRoman"/>
+      <w:lvlText w:val="%6."/>
+      <w:lvlJc w:val="right"/>
+      <w:pPr>
+        <w:ind w:left="4320" w:hanging="180"/>
+      </w:pPr>
+    </w:lvl>
+    <w:lvl w:ilvl="6" w:tplc="0809000F" w:tentative="1">
+      <w:start w:val="1"/>
+      <w:numFmt w:val="decimal"/>
+      <w:lvlText w:val="%7."/>
+      <w:lvlJc w:val="left"/>
+      <w:pPr>
+        <w:ind w:left="5040" w:hanging="360"/>
+      </w:pPr>
+    </w:lvl>
+    <w:lvl w:ilvl="7" w:tplc="08090019" w:tentative="1">
+      <w:start w:val="1"/>
+      <w:numFmt w:val="lowerLetter"/>
+      <w:lvlText w:val="%8."/>
+      <w:lvlJc w:val="left"/>
+      <w:pPr>
+        <w:ind w:left="5760" w:hanging="360"/>
+      </w:pPr>
+    </w:lvl>
+    <w:lvl w:ilvl="8" w:tplc="0809001B" w:tentative="1">
+      <w:start w:val="1"/>
+      <w:numFmt w:val="lowerRoman"/>
+      <w:lvlText w:val="%9."/>
+      <w:lvlJc w:val="right"/>
+      <w:pPr>
+        <w:ind w:left="6480" w:hanging="180"/>
+      </w:pPr>
+    </w:lvl>
+  </w:abstractNum>
+  <w:abstractNum w:abstractNumId="9" w15:restartNumberingAfterBreak="0">
     <w:nsid w:val="3A5E649F"/>
     <w:multiLevelType w:val="hybridMultilevel"/>
     <w:tmpl w:val="07023F9E"/>
@@ -4377,7 +4962,7 @@
       </w:rPr>
     </w:lvl>
   </w:abstractNum>
-  <w:abstractNum w:abstractNumId="9" w15:restartNumberingAfterBreak="0">
+  <w:abstractNum w:abstractNumId="10" w15:restartNumberingAfterBreak="0">
     <w:nsid w:val="3B597F31"/>
     <w:multiLevelType w:val="multilevel"/>
     <w:tmpl w:val="3EAA53E8"/>
@@ -4490,7 +5075,7 @@
       </w:rPr>
     </w:lvl>
   </w:abstractNum>
-  <w:abstractNum w:abstractNumId="10" w15:restartNumberingAfterBreak="0">
+  <w:abstractNum w:abstractNumId="11" w15:restartNumberingAfterBreak="0">
     <w:nsid w:val="4AEC1147"/>
     <w:multiLevelType w:val="multilevel"/>
     <w:tmpl w:val="36CEF006"/>
@@ -4603,7 +5188,7 @@
       </w:rPr>
     </w:lvl>
   </w:abstractNum>
-  <w:abstractNum w:abstractNumId="11" w15:restartNumberingAfterBreak="0">
+  <w:abstractNum w:abstractNumId="12" w15:restartNumberingAfterBreak="0">
     <w:nsid w:val="584176C0"/>
     <w:multiLevelType w:val="multilevel"/>
     <w:tmpl w:val="E436A578"/>
@@ -4716,7 +5301,7 @@
       </w:rPr>
     </w:lvl>
   </w:abstractNum>
-  <w:abstractNum w:abstractNumId="12" w15:restartNumberingAfterBreak="0">
+  <w:abstractNum w:abstractNumId="13" w15:restartNumberingAfterBreak="0">
     <w:nsid w:val="69D134F9"/>
     <w:multiLevelType w:val="hybridMultilevel"/>
     <w:tmpl w:val="F0F4662C"/>
@@ -4859,7 +5444,120 @@
       </w:rPr>
     </w:lvl>
   </w:abstractNum>
-  <w:abstractNum w:abstractNumId="13" w15:restartNumberingAfterBreak="0">
+  <w:abstractNum w:abstractNumId="14" w15:restartNumberingAfterBreak="0">
+    <w:nsid w:val="6F2E0F6F"/>
+    <w:multiLevelType w:val="hybridMultilevel"/>
+    <w:tmpl w:val="97C4A740"/>
+    <w:lvl w:ilvl="0" w:tplc="08090001">
+      <w:start w:val="1"/>
+      <w:numFmt w:val="bullet"/>
+      <w:lvlText w:val=""/>
+      <w:lvlJc w:val="left"/>
+      <w:pPr>
+        <w:ind w:left="720" w:hanging="360"/>
+      </w:pPr>
+      <w:rPr>
+        <w:rFonts w:ascii="Symbol" w:hAnsi="Symbol" w:hint="default"/>
+      </w:rPr>
+    </w:lvl>
+    <w:lvl w:ilvl="1" w:tplc="08090003" w:tentative="1">
+      <w:start w:val="1"/>
+      <w:numFmt w:val="bullet"/>
+      <w:lvlText w:val="o"/>
+      <w:lvlJc w:val="left"/>
+      <w:pPr>
+        <w:ind w:left="1440" w:hanging="360"/>
+      </w:pPr>
+      <w:rPr>
+        <w:rFonts w:ascii="Courier New" w:hAnsi="Courier New" w:cs="Courier New" w:hint="default"/>
+      </w:rPr>
+    </w:lvl>
+    <w:lvl w:ilvl="2" w:tplc="08090005" w:tentative="1">
+      <w:start w:val="1"/>
+      <w:numFmt w:val="bullet"/>
+      <w:lvlText w:val=""/>
+      <w:lvlJc w:val="left"/>
+      <w:pPr>
+        <w:ind w:left="2160" w:hanging="360"/>
+      </w:pPr>
+      <w:rPr>
+        <w:rFonts w:ascii="Wingdings" w:hAnsi="Wingdings" w:hint="default"/>
+      </w:rPr>
+    </w:lvl>
+    <w:lvl w:ilvl="3" w:tplc="08090001" w:tentative="1">
+      <w:start w:val="1"/>
+      <w:numFmt w:val="bullet"/>
+      <w:lvlText w:val=""/>
+      <w:lvlJc w:val="left"/>
+      <w:pPr>
+        <w:ind w:left="2880" w:hanging="360"/>
+      </w:pPr>
+      <w:rPr>
+        <w:rFonts w:ascii="Symbol" w:hAnsi="Symbol" w:hint="default"/>
+      </w:rPr>
+    </w:lvl>
+    <w:lvl w:ilvl="4" w:tplc="08090003" w:tentative="1">
+      <w:start w:val="1"/>
+      <w:numFmt w:val="bullet"/>
+      <w:lvlText w:val="o"/>
+      <w:lvlJc w:val="left"/>
+      <w:pPr>
+        <w:ind w:left="3600" w:hanging="360"/>
+      </w:pPr>
+      <w:rPr>
+        <w:rFonts w:ascii="Courier New" w:hAnsi="Courier New" w:cs="Courier New" w:hint="default"/>
+      </w:rPr>
+    </w:lvl>
+    <w:lvl w:ilvl="5" w:tplc="08090005" w:tentative="1">
+      <w:start w:val="1"/>
+      <w:numFmt w:val="bullet"/>
+      <w:lvlText w:val=""/>
+      <w:lvlJc w:val="left"/>
+      <w:pPr>
+        <w:ind w:left="4320" w:hanging="360"/>
+      </w:pPr>
+      <w:rPr>
+        <w:rFonts w:ascii="Wingdings" w:hAnsi="Wingdings" w:hint="default"/>
+      </w:rPr>
+    </w:lvl>
+    <w:lvl w:ilvl="6" w:tplc="08090001" w:tentative="1">
+      <w:start w:val="1"/>
+      <w:numFmt w:val="bullet"/>
+      <w:lvlText w:val=""/>
+      <w:lvlJc w:val="left"/>
+      <w:pPr>
+        <w:ind w:left="5040" w:hanging="360"/>
+      </w:pPr>
+      <w:rPr>
+        <w:rFonts w:ascii="Symbol" w:hAnsi="Symbol" w:hint="default"/>
+      </w:rPr>
+    </w:lvl>
+    <w:lvl w:ilvl="7" w:tplc="08090003" w:tentative="1">
+      <w:start w:val="1"/>
+      <w:numFmt w:val="bullet"/>
+      <w:lvlText w:val="o"/>
+      <w:lvlJc w:val="left"/>
+      <w:pPr>
+        <w:ind w:left="5760" w:hanging="360"/>
+      </w:pPr>
+      <w:rPr>
+        <w:rFonts w:ascii="Courier New" w:hAnsi="Courier New" w:cs="Courier New" w:hint="default"/>
+      </w:rPr>
+    </w:lvl>
+    <w:lvl w:ilvl="8" w:tplc="08090005" w:tentative="1">
+      <w:start w:val="1"/>
+      <w:numFmt w:val="bullet"/>
+      <w:lvlText w:val=""/>
+      <w:lvlJc w:val="left"/>
+      <w:pPr>
+        <w:ind w:left="6480" w:hanging="360"/>
+      </w:pPr>
+      <w:rPr>
+        <w:rFonts w:ascii="Wingdings" w:hAnsi="Wingdings" w:hint="default"/>
+      </w:rPr>
+    </w:lvl>
+  </w:abstractNum>
+  <w:abstractNum w:abstractNumId="15" w15:restartNumberingAfterBreak="0">
     <w:nsid w:val="73746FDB"/>
     <w:multiLevelType w:val="multilevel"/>
     <w:tmpl w:val="E436A578"/>
@@ -4972,7 +5670,7 @@
       </w:rPr>
     </w:lvl>
   </w:abstractNum>
-  <w:abstractNum w:abstractNumId="14" w15:restartNumberingAfterBreak="0">
+  <w:abstractNum w:abstractNumId="16" w15:restartNumberingAfterBreak="0">
     <w:nsid w:val="78BE6BA3"/>
     <w:multiLevelType w:val="hybridMultilevel"/>
     <w:tmpl w:val="18EC7F2C"/>
@@ -5119,31 +5817,31 @@
     <w:abstractNumId w:val="3"/>
   </w:num>
   <w:num w:numId="3" w16cid:durableId="70541516">
-    <w:abstractNumId w:val="12"/>
+    <w:abstractNumId w:val="13"/>
   </w:num>
   <w:num w:numId="4" w16cid:durableId="219903774">
     <w:abstractNumId w:val="2"/>
   </w:num>
   <w:num w:numId="5" w16cid:durableId="1721704065">
-    <w:abstractNumId w:val="14"/>
+    <w:abstractNumId w:val="16"/>
   </w:num>
   <w:num w:numId="6" w16cid:durableId="648948590">
     <w:abstractNumId w:val="1"/>
   </w:num>
   <w:num w:numId="7" w16cid:durableId="1216892378">
-    <w:abstractNumId w:val="13"/>
+    <w:abstractNumId w:val="15"/>
   </w:num>
   <w:num w:numId="8" w16cid:durableId="902327348">
-    <w:abstractNumId w:val="11"/>
+    <w:abstractNumId w:val="12"/>
   </w:num>
   <w:num w:numId="9" w16cid:durableId="25757153">
     <w:abstractNumId w:val="6"/>
   </w:num>
   <w:num w:numId="10" w16cid:durableId="1354498944">
-    <w:abstractNumId w:val="10"/>
+    <w:abstractNumId w:val="11"/>
   </w:num>
   <w:num w:numId="11" w16cid:durableId="927616551">
-    <w:abstractNumId w:val="9"/>
+    <w:abstractNumId w:val="10"/>
   </w:num>
   <w:num w:numId="12" w16cid:durableId="794368505">
     <w:abstractNumId w:val="4"/>
@@ -5155,6 +5853,12 @@
     <w:abstractNumId w:val="0"/>
   </w:num>
   <w:num w:numId="15" w16cid:durableId="1868178452">
+    <w:abstractNumId w:val="9"/>
+  </w:num>
+  <w:num w:numId="16" w16cid:durableId="1601062308">
+    <w:abstractNumId w:val="14"/>
+  </w:num>
+  <w:num w:numId="17" w16cid:durableId="1091463309">
     <w:abstractNumId w:val="8"/>
   </w:num>
 </w:numbering>
@@ -5616,6 +6320,7 @@
   <w:style w:type="character" w:default="1" w:styleId="DefaultParagraphFont">
     <w:name w:val="Default Paragraph Font"/>
     <w:uiPriority w:val="1"/>
+    <w:semiHidden/>
     <w:unhideWhenUsed/>
   </w:style>
   <w:style w:type="table" w:default="1" w:styleId="TableNormal">

--- a/paidagogiko/ΠΡΥ 036-1 - Διδακτική Πληροφορικής Ι/assginment-11-10-2026/B41M8 - Σχέδιο Μαθήματος.docx
+++ b/paidagogiko/ΠΡΥ 036-1 - Διδακτική Πληροφορικής Ι/assginment-11-10-2026/B41M8 - Σχέδιο Μαθήματος.docx
@@ -115,12 +115,69 @@
             <w:pPr>
               <w:spacing w:before="60" w:after="60"/>
             </w:pPr>
+            <w:proofErr w:type="spellStart"/>
             <w:r>
               <w:rPr>
                 <w:b/>
                 <w:bCs/>
               </w:rPr>
-              <w:t xml:space="preserve">Λογισμικό Εφαρμογών – Υπολογιστικό Φύλλο </w:t>
+              <w:t>Λογισμικό</w:t>
+            </w:r>
+            <w:proofErr w:type="spellEnd"/>
+            <w:r>
+              <w:rPr>
+                <w:b/>
+                <w:bCs/>
+              </w:rPr>
+              <w:t xml:space="preserve"> </w:t>
+            </w:r>
+            <w:proofErr w:type="spellStart"/>
+            <w:r>
+              <w:rPr>
+                <w:b/>
+                <w:bCs/>
+              </w:rPr>
+              <w:t>Εφ</w:t>
+            </w:r>
+            <w:proofErr w:type="spellEnd"/>
+            <w:r>
+              <w:rPr>
+                <w:b/>
+                <w:bCs/>
+              </w:rPr>
+              <w:t>αρμογών – Υπ</w:t>
+            </w:r>
+            <w:proofErr w:type="spellStart"/>
+            <w:r>
+              <w:rPr>
+                <w:b/>
+                <w:bCs/>
+              </w:rPr>
+              <w:t>ολογιστικό</w:t>
+            </w:r>
+            <w:proofErr w:type="spellEnd"/>
+            <w:r>
+              <w:rPr>
+                <w:b/>
+                <w:bCs/>
+              </w:rPr>
+              <w:t xml:space="preserve"> </w:t>
+            </w:r>
+            <w:proofErr w:type="spellStart"/>
+            <w:r>
+              <w:rPr>
+                <w:b/>
+                <w:bCs/>
+              </w:rPr>
+              <w:t>Φύλλο</w:t>
+            </w:r>
+            <w:proofErr w:type="spellEnd"/>
+            <w:r>
+              <w:rPr>
+                <w:b/>
+                <w:bCs/>
+              </w:rPr>
+              <w:t xml:space="preserve"> </w:t>
             </w:r>
           </w:p>
         </w:tc>
@@ -191,7 +248,7 @@
                 <w:color w:val="000000"/>
                 <w:sz w:val="22"/>
                 <w:szCs w:val="22"/>
-                <w:lang w:val="el-GR" w:eastAsia="en-GB"/>
+                <w:lang w:val="el-GR"/>
               </w:rPr>
             </w:pPr>
             <w:r>
@@ -230,8 +287,110 @@
                 <w:szCs w:val="22"/>
                 <w:lang w:val="el-GR"/>
               </w:rPr>
-              <w:t>8 - Επεξεργασία αριθμητικών δεδομένων και αναφορές κελιών</w:t>
-            </w:r>
+              <w:t xml:space="preserve">8 - </w:t>
+            </w:r>
+            <w:r>
+              <w:rPr>
+                <w:rFonts w:ascii="Calibri" w:hAnsi="Calibri" w:cs="Calibri"/>
+                <w:color w:val="000000"/>
+                <w:sz w:val="22"/>
+                <w:szCs w:val="22"/>
+                <w:lang w:val="el-GR"/>
+              </w:rPr>
+              <w:t>Επεξεργασία Αριθμητικών δεδομένων/Σχετικές, Μικτές και</w:t>
+            </w:r>
+          </w:p>
+          <w:p>
+            <w:pPr>
+              <w:jc w:val="both"/>
+              <w:rPr>
+                <w:rFonts w:ascii="Calibri" w:hAnsi="Calibri" w:cs="Calibri"/>
+                <w:color w:val="000000"/>
+                <w:sz w:val="22"/>
+                <w:szCs w:val="22"/>
+                <w:lang w:val="el-GR" w:eastAsia="en-GB"/>
+              </w:rPr>
+            </w:pPr>
+            <w:r>
+              <w:rPr>
+                <w:rFonts w:ascii="Calibri" w:hAnsi="Calibri" w:cs="Calibri"/>
+                <w:color w:val="000000"/>
+                <w:sz w:val="22"/>
+                <w:szCs w:val="22"/>
+              </w:rPr>
+              <w:t>Απ</w:t>
+            </w:r>
+            <w:proofErr w:type="spellStart"/>
+            <w:r>
+              <w:rPr>
+                <w:rFonts w:ascii="Calibri" w:hAnsi="Calibri" w:cs="Calibri"/>
+                <w:color w:val="000000"/>
+                <w:sz w:val="22"/>
+                <w:szCs w:val="22"/>
+              </w:rPr>
+              <w:t>όλυτες</w:t>
+            </w:r>
+            <w:proofErr w:type="spellEnd"/>
+            <w:r>
+              <w:rPr>
+                <w:rFonts w:ascii="Calibri" w:hAnsi="Calibri" w:cs="Calibri"/>
+                <w:color w:val="000000"/>
+                <w:sz w:val="22"/>
+                <w:szCs w:val="22"/>
+              </w:rPr>
+              <w:t xml:space="preserve"> ανα</w:t>
+            </w:r>
+            <w:proofErr w:type="spellStart"/>
+            <w:r>
+              <w:rPr>
+                <w:rFonts w:ascii="Calibri" w:hAnsi="Calibri" w:cs="Calibri"/>
+                <w:color w:val="000000"/>
+                <w:sz w:val="22"/>
+                <w:szCs w:val="22"/>
+              </w:rPr>
+              <w:t>φορές</w:t>
+            </w:r>
+            <w:proofErr w:type="spellEnd"/>
+            <w:r>
+              <w:rPr>
+                <w:rFonts w:ascii="Calibri" w:hAnsi="Calibri" w:cs="Calibri"/>
+                <w:color w:val="000000"/>
+                <w:sz w:val="22"/>
+                <w:szCs w:val="22"/>
+              </w:rPr>
+              <w:t xml:space="preserve"> </w:t>
+            </w:r>
+            <w:proofErr w:type="spellStart"/>
+            <w:r>
+              <w:rPr>
+                <w:rFonts w:ascii="Calibri" w:hAnsi="Calibri" w:cs="Calibri"/>
+                <w:color w:val="000000"/>
+                <w:sz w:val="22"/>
+                <w:szCs w:val="22"/>
+              </w:rPr>
+              <w:t>σε</w:t>
+            </w:r>
+            <w:proofErr w:type="spellEnd"/>
+            <w:r>
+              <w:rPr>
+                <w:rFonts w:ascii="Calibri" w:hAnsi="Calibri" w:cs="Calibri"/>
+                <w:color w:val="000000"/>
+                <w:sz w:val="22"/>
+                <w:szCs w:val="22"/>
+              </w:rPr>
+              <w:t xml:space="preserve"> </w:t>
+            </w:r>
+            <w:proofErr w:type="spellStart"/>
+            <w:r>
+              <w:rPr>
+                <w:rFonts w:ascii="Calibri" w:hAnsi="Calibri" w:cs="Calibri"/>
+                <w:color w:val="000000"/>
+                <w:sz w:val="22"/>
+                <w:szCs w:val="22"/>
+              </w:rPr>
+              <w:t>κελιά</w:t>
+            </w:r>
+            <w:proofErr w:type="spellEnd"/>
           </w:p>
         </w:tc>
       </w:tr>
@@ -356,13 +515,23 @@
                 <w:lang w:val="el-GR"/>
               </w:rPr>
             </w:pPr>
+            <w:proofErr w:type="spellStart"/>
             <w:r>
               <w:rPr>
                 <w:b/>
                 <w:bCs/>
                 <w:lang w:val="el-GR"/>
               </w:rPr>
-              <w:t>Αρ. Μαθητών:</w:t>
+              <w:t>Αρ</w:t>
+            </w:r>
+            <w:proofErr w:type="spellEnd"/>
+            <w:r>
+              <w:rPr>
+                <w:b/>
+                <w:bCs/>
+                <w:lang w:val="el-GR"/>
+              </w:rPr>
+              <w:t>. Μαθητών:</w:t>
             </w:r>
           </w:p>
         </w:tc>
@@ -526,8 +695,18 @@
           <w:color w:val="000000"/>
           <w:lang w:val="el-GR"/>
         </w:rPr>
-        <w:t>Οι μαθητές/τριες</w:t>
+        <w:t>Οι μαθητές/</w:t>
       </w:r>
+      <w:proofErr w:type="spellStart"/>
+      <w:r>
+        <w:rPr>
+          <w:rFonts w:cs="Arial"/>
+          <w:color w:val="000000"/>
+          <w:lang w:val="el-GR"/>
+        </w:rPr>
+        <w:t>τριες</w:t>
+      </w:r>
+      <w:proofErr w:type="spellEnd"/>
       <w:r>
         <w:rPr>
           <w:rFonts w:cs="Arial"/>
@@ -655,7 +834,8 @@
         <w:rPr>
           <w:rFonts w:cs="Arial"/>
           <w:color w:val="000000"/>
-          <w:szCs w:val="16"/>
+          <w:sz w:val="22"/>
+          <w:szCs w:val="22"/>
           <w:lang w:val="el-GR"/>
         </w:rPr>
       </w:pPr>
@@ -663,7 +843,8 @@
         <w:rPr>
           <w:rFonts w:cs="Arial"/>
           <w:color w:val="000000"/>
-          <w:szCs w:val="16"/>
+          <w:sz w:val="22"/>
+          <w:szCs w:val="22"/>
           <w:lang w:val="el-GR"/>
         </w:rPr>
         <w:t>Β4.4.5 Σχετικές αναφορές κελιών.</w:t>
@@ -679,7 +860,8 @@
         <w:rPr>
           <w:rFonts w:cs="Arial"/>
           <w:color w:val="000000"/>
-          <w:szCs w:val="16"/>
+          <w:sz w:val="22"/>
+          <w:szCs w:val="22"/>
           <w:lang w:val="el-GR"/>
         </w:rPr>
       </w:pPr>
@@ -687,7 +869,8 @@
         <w:rPr>
           <w:rFonts w:cs="Arial"/>
           <w:color w:val="000000"/>
-          <w:szCs w:val="16"/>
+          <w:sz w:val="22"/>
+          <w:szCs w:val="22"/>
           <w:lang w:val="el-GR"/>
         </w:rPr>
         <w:t>Β4.4.6 Μεικτές και απόλυτες αναφορές κελιών.</w:t>
@@ -699,7 +882,8 @@
         <w:rPr>
           <w:rFonts w:cs="Arial"/>
           <w:color w:val="000000"/>
-          <w:szCs w:val="16"/>
+          <w:sz w:val="22"/>
+          <w:szCs w:val="22"/>
           <w:lang w:val="el-GR"/>
         </w:rPr>
         <w:sectPr>
@@ -728,6 +912,8 @@
     <w:p>
       <w:pPr>
         <w:rPr>
+          <w:sz w:val="22"/>
+          <w:szCs w:val="22"/>
           <w:lang w:val="el-GR"/>
         </w:rPr>
       </w:pPr>
@@ -735,14 +921,30 @@
         <w:rPr>
           <w:rFonts w:cs="Arial"/>
           <w:color w:val="000000"/>
+          <w:sz w:val="22"/>
+          <w:szCs w:val="22"/>
           <w:lang w:val="el-GR"/>
         </w:rPr>
-        <w:t>Οι μαθητές/τριες</w:t>
+        <w:t>Οι μαθητές/</w:t>
       </w:r>
+      <w:proofErr w:type="spellStart"/>
       <w:r>
         <w:rPr>
           <w:rFonts w:cs="Arial"/>
           <w:color w:val="000000"/>
+          <w:sz w:val="22"/>
+          <w:szCs w:val="22"/>
+          <w:lang w:val="el-GR"/>
+        </w:rPr>
+        <w:t>τριες</w:t>
+      </w:r>
+      <w:proofErr w:type="spellEnd"/>
+      <w:r>
+        <w:rPr>
+          <w:rFonts w:cs="Arial"/>
+          <w:color w:val="000000"/>
+          <w:sz w:val="22"/>
+          <w:szCs w:val="22"/>
           <w:lang w:val="el-GR"/>
         </w:rPr>
         <w:t>:</w:t>
@@ -767,7 +969,67 @@
           <w:szCs w:val="22"/>
           <w:lang w:val="el-GR"/>
         </w:rPr>
-        <w:t>Β4.4.1 Αναγνωρίζουν και εφαρμόζουν καλές πρακτικές στη δημιουργία τύπων.</w:t>
+        <w:t xml:space="preserve">Β4.2.5 Τροποποιούν το υπάρχον περιεχόμενο κελιού. </w:t>
+      </w:r>
+    </w:p>
+    <w:p>
+      <w:pPr>
+        <w:numPr>
+          <w:ilvl w:val="0"/>
+          <w:numId w:val="11"/>
+        </w:numPr>
+        <w:jc w:val="both"/>
+        <w:rPr>
+          <w:sz w:val="22"/>
+          <w:szCs w:val="22"/>
+          <w:lang w:val="el-GR"/>
+        </w:rPr>
+      </w:pPr>
+      <w:r>
+        <w:rPr>
+          <w:sz w:val="22"/>
+          <w:szCs w:val="22"/>
+          <w:lang w:val="el-GR"/>
+        </w:rPr>
+        <w:t xml:space="preserve">Β4.3.3 Εισάγουν και διαγράφουν στήλες γραμμές και κελιά σε ένα φύλλο εργασίας. </w:t>
+      </w:r>
+    </w:p>
+    <w:p>
+      <w:pPr>
+        <w:numPr>
+          <w:ilvl w:val="0"/>
+          <w:numId w:val="11"/>
+        </w:numPr>
+        <w:jc w:val="both"/>
+        <w:rPr>
+          <w:sz w:val="22"/>
+          <w:szCs w:val="22"/>
+          <w:lang w:val="el-GR"/>
+        </w:rPr>
+      </w:pPr>
+      <w:r>
+        <w:rPr>
+          <w:sz w:val="22"/>
+          <w:szCs w:val="22"/>
+          <w:lang w:val="el-GR"/>
+        </w:rPr>
+        <w:t>Β4.4.1 Αναγνωρίζουν κα</w:t>
+      </w:r>
+      <w:r>
+        <w:rPr>
+          <w:sz w:val="22"/>
+          <w:szCs w:val="22"/>
+          <w:lang w:val="el-GR"/>
+        </w:rPr>
+        <w:t xml:space="preserve"> </w:t>
+      </w:r>
+      <w:r>
+        <w:rPr>
+          <w:sz w:val="22"/>
+          <w:szCs w:val="22"/>
+          <w:lang w:val="el-GR"/>
+        </w:rPr>
+        <w:t>ι εφαρμόζουν καλές πρακτικές στη δημιουργία τύπων.</w:t>
       </w:r>
     </w:p>
     <w:p>
@@ -864,7 +1126,8 @@
         <w:rPr>
           <w:rFonts w:cs="Arial"/>
           <w:color w:val="000000"/>
-          <w:szCs w:val="16"/>
+          <w:sz w:val="22"/>
+          <w:szCs w:val="22"/>
           <w:lang w:val="el-GR"/>
         </w:rPr>
       </w:pPr>
@@ -872,28 +1135,22 @@
         <w:rPr>
           <w:rFonts w:cs="Arial"/>
           <w:color w:val="000000"/>
-          <w:szCs w:val="16"/>
+          <w:sz w:val="22"/>
+          <w:szCs w:val="22"/>
           <w:lang w:val="el-GR"/>
         </w:rPr>
-        <w:t>κ2</w:t>
+        <w:t>κ3</w:t>
       </w:r>
       <w:r>
         <w:rPr>
           <w:rFonts w:cs="Arial"/>
           <w:color w:val="000000"/>
-          <w:szCs w:val="16"/>
+          <w:sz w:val="22"/>
+          <w:szCs w:val="22"/>
           <w:lang w:val="el-GR"/>
         </w:rPr>
         <w:tab/>
-      </w:r>
-      <w:r>
-        <w:rPr>
-          <w:rFonts w:cs="Arial"/>
-          <w:color w:val="000000"/>
-          <w:szCs w:val="16"/>
-          <w:lang w:val="el-GR"/>
-        </w:rPr>
-        <w:t>Κριτική σκέψη/αναστοχαστική διαχείριση της γνώσης.</w:t>
+        <w:t>Θεωρητική σκέψη/ικανότητα μετατροπής της θεωρίας σε πράξη.</w:t>
       </w:r>
     </w:p>
     <w:p>
@@ -906,7 +1163,8 @@
         <w:rPr>
           <w:rFonts w:cs="Arial"/>
           <w:color w:val="000000"/>
-          <w:szCs w:val="16"/>
+          <w:sz w:val="22"/>
+          <w:szCs w:val="22"/>
           <w:lang w:val="el-GR"/>
         </w:rPr>
       </w:pPr>
@@ -914,49 +1172,8 @@
         <w:rPr>
           <w:rFonts w:cs="Arial"/>
           <w:color w:val="000000"/>
-          <w:szCs w:val="16"/>
-          <w:lang w:val="el-GR"/>
-        </w:rPr>
-        <w:t>κ3</w:t>
-      </w:r>
-      <w:r>
-        <w:rPr>
-          <w:rFonts w:cs="Arial"/>
-          <w:color w:val="000000"/>
-          <w:szCs w:val="16"/>
-          <w:lang w:val="el-GR"/>
-        </w:rPr>
-        <w:tab/>
-      </w:r>
-      <w:r>
-        <w:rPr>
-          <w:rFonts w:cs="Arial"/>
-          <w:color w:val="000000"/>
-          <w:szCs w:val="16"/>
-          <w:lang w:val="el-GR"/>
-        </w:rPr>
-        <w:t>Θεωρητική σκέψη/ικανότητα μετατροπής της θεωρίας σε πράξη.</w:t>
-      </w:r>
-    </w:p>
-    <w:p>
-      <w:pPr>
-        <w:tabs>
-          <w:tab w:val="left" w:pos="426"/>
-        </w:tabs>
-        <w:ind w:left="357" w:hanging="357"/>
-        <w:jc w:val="both"/>
-        <w:rPr>
-          <w:rFonts w:cs="Arial"/>
-          <w:color w:val="000000"/>
-          <w:szCs w:val="16"/>
-          <w:lang w:val="el-GR"/>
-        </w:rPr>
-      </w:pPr>
-      <w:r>
-        <w:rPr>
-          <w:rFonts w:cs="Arial"/>
-          <w:color w:val="000000"/>
-          <w:szCs w:val="16"/>
+          <w:sz w:val="22"/>
+          <w:szCs w:val="22"/>
           <w:lang w:val="el-GR"/>
         </w:rPr>
         <w:t>κ7</w:t>
@@ -965,18 +1182,11 @@
         <w:rPr>
           <w:rFonts w:cs="Arial"/>
           <w:color w:val="000000"/>
-          <w:szCs w:val="16"/>
+          <w:sz w:val="22"/>
+          <w:szCs w:val="22"/>
           <w:lang w:val="el-GR"/>
         </w:rPr>
         <w:tab/>
-      </w:r>
-      <w:r>
-        <w:rPr>
-          <w:rFonts w:cs="Arial"/>
-          <w:color w:val="000000"/>
-          <w:szCs w:val="16"/>
-          <w:lang w:val="el-GR"/>
-        </w:rPr>
         <w:t>Άριστη, δόκιμη και συνετή χρήση των τεχνολογιών πληροφορίας και επικοινωνίας.</w:t>
       </w:r>
     </w:p>
@@ -1004,50 +1214,60 @@
         </w:tabs>
         <w:ind w:left="425" w:hanging="357"/>
         <w:rPr>
+          <w:sz w:val="22"/>
+          <w:szCs w:val="22"/>
           <w:lang w:val="el-GR"/>
         </w:rPr>
       </w:pPr>
       <w:r>
         <w:rPr>
+          <w:sz w:val="22"/>
+          <w:szCs w:val="22"/>
           <w:lang w:val="el-GR"/>
         </w:rPr>
         <w:t>Προβολέας</w:t>
       </w:r>
       <w:r>
         <w:rPr>
+          <w:sz w:val="22"/>
+          <w:szCs w:val="22"/>
           <w:lang w:val="el-GR"/>
         </w:rPr>
         <w:t>/</w:t>
       </w:r>
+      <w:proofErr w:type="spellStart"/>
       <w:r>
         <w:rPr>
+          <w:sz w:val="22"/>
+          <w:szCs w:val="22"/>
           <w:lang w:val="el-GR"/>
         </w:rPr>
         <w:t>NetSupport</w:t>
       </w:r>
+      <w:proofErr w:type="spellEnd"/>
       <w:r>
         <w:rPr>
+          <w:sz w:val="22"/>
+          <w:szCs w:val="22"/>
           <w:lang w:val="el-GR"/>
         </w:rPr>
         <w:t xml:space="preserve"> </w:t>
       </w:r>
       <w:r>
         <w:rPr>
+          <w:sz w:val="22"/>
+          <w:szCs w:val="22"/>
           <w:lang w:val="el-GR"/>
         </w:rPr>
         <w:t>και υπολογιστής</w:t>
       </w:r>
       <w:r>
         <w:rPr>
+          <w:sz w:val="22"/>
+          <w:szCs w:val="22"/>
           <w:lang w:val="el-GR"/>
         </w:rPr>
-        <w:t xml:space="preserve"> </w:t>
-      </w:r>
-      <w:r>
-        <w:rPr>
-          <w:lang w:val="el-GR"/>
-        </w:rPr>
-        <w:t>καθηγητή</w:t>
+        <w:t xml:space="preserve"> καθηγητή</w:t>
       </w:r>
     </w:p>
     <w:p>
@@ -1062,11 +1282,15 @@
         </w:tabs>
         <w:ind w:left="425" w:hanging="357"/>
         <w:rPr>
+          <w:sz w:val="22"/>
+          <w:szCs w:val="22"/>
           <w:lang w:val="el-GR"/>
         </w:rPr>
       </w:pPr>
       <w:r>
         <w:rPr>
+          <w:sz w:val="22"/>
+          <w:szCs w:val="22"/>
           <w:lang w:val="el-GR"/>
         </w:rPr>
         <w:t>Υπολογιστές μαθητών</w:t>
@@ -1095,11 +1319,15 @@
         </w:tabs>
         <w:ind w:left="425" w:hanging="357"/>
         <w:rPr>
+          <w:sz w:val="22"/>
+          <w:szCs w:val="22"/>
           <w:lang w:val="el-GR"/>
         </w:rPr>
       </w:pPr>
       <w:r>
         <w:rPr>
+          <w:sz w:val="22"/>
+          <w:szCs w:val="22"/>
           <w:lang w:val="el-GR"/>
         </w:rPr>
         <w:t xml:space="preserve">Ακροαματική/μαιευτική </w:t>
@@ -1117,11 +1345,15 @@
         </w:tabs>
         <w:ind w:left="425" w:hanging="357"/>
         <w:rPr>
+          <w:sz w:val="22"/>
+          <w:szCs w:val="22"/>
           <w:lang w:val="el-GR"/>
         </w:rPr>
       </w:pPr>
       <w:r>
         <w:rPr>
+          <w:sz w:val="22"/>
+          <w:szCs w:val="22"/>
           <w:lang w:val="el-GR"/>
         </w:rPr>
         <w:t>Εξατομικευμένη εργασία στους υπολογιστές</w:t>
@@ -1139,11 +1371,15 @@
         </w:tabs>
         <w:ind w:left="425" w:hanging="357"/>
         <w:rPr>
+          <w:sz w:val="22"/>
+          <w:szCs w:val="22"/>
           <w:lang w:val="el-GR"/>
         </w:rPr>
       </w:pPr>
       <w:r>
         <w:rPr>
+          <w:sz w:val="22"/>
+          <w:szCs w:val="22"/>
           <w:lang w:val="el-GR"/>
         </w:rPr>
         <w:t xml:space="preserve">Συζήτηση στην ολομέλεια </w:t>
@@ -1178,13 +1414,38 @@
         </w:rPr>
         <w:br w:type="page"/>
       </w:r>
+      <w:proofErr w:type="spellStart"/>
       <w:r>
         <w:rPr>
           <w:b/>
           <w:sz w:val="22"/>
         </w:rPr>
         <w:lastRenderedPageBreak/>
-        <w:t>Πορεία διδασκαλίας</w:t>
+        <w:t>Πορεί</w:t>
+      </w:r>
+      <w:proofErr w:type="spellEnd"/>
+      <w:r>
+        <w:rPr>
+          <w:b/>
+          <w:sz w:val="22"/>
+        </w:rPr>
+        <w:t xml:space="preserve">α </w:t>
+      </w:r>
+      <w:proofErr w:type="spellStart"/>
+      <w:r>
+        <w:rPr>
+          <w:b/>
+          <w:sz w:val="22"/>
+        </w:rPr>
+        <w:t>διδ</w:t>
+      </w:r>
+      <w:proofErr w:type="spellEnd"/>
+      <w:r>
+        <w:rPr>
+          <w:b/>
+          <w:sz w:val="22"/>
+        </w:rPr>
+        <w:t>ασκαλίας</w:t>
       </w:r>
     </w:p>
     <w:tbl>
@@ -1202,10 +1463,10 @@
         <w:tblLook w:val="0000" w:firstRow="0" w:lastRow="0" w:firstColumn="0" w:lastColumn="0" w:noHBand="0" w:noVBand="0"/>
       </w:tblPr>
       <w:tblGrid>
-        <w:gridCol w:w="1253"/>
+        <w:gridCol w:w="1251"/>
         <w:gridCol w:w="3426"/>
-        <w:gridCol w:w="910"/>
-        <w:gridCol w:w="2713"/>
+        <w:gridCol w:w="911"/>
+        <w:gridCol w:w="2714"/>
         <w:gridCol w:w="2049"/>
       </w:tblGrid>
       <w:tr>
@@ -1214,7 +1475,7 @@
         </w:trPr>
         <w:tc>
           <w:tcPr>
-            <w:tcW w:w="478" w:type="pct"/>
+            <w:tcW w:w="605" w:type="pct"/>
             <w:shd w:val="clear" w:color="auto" w:fill="C0C0C0"/>
             <w:vAlign w:val="center"/>
           </w:tcPr>
@@ -1226,7 +1487,8 @@
                 <w:b/>
                 <w:bCs/>
                 <w:color w:val="000000"/>
-                <w:szCs w:val="16"/>
+                <w:sz w:val="18"/>
+                <w:szCs w:val="18"/>
                 <w:lang w:val="el-GR"/>
               </w:rPr>
             </w:pPr>
@@ -1236,7 +1498,8 @@
                 <w:b/>
                 <w:bCs/>
                 <w:color w:val="000000"/>
-                <w:szCs w:val="16"/>
+                <w:sz w:val="18"/>
+                <w:szCs w:val="18"/>
                 <w:lang w:val="el-GR"/>
               </w:rPr>
               <w:t>Φάση μαθήματος</w:t>
@@ -1245,7 +1508,7 @@
         </w:tc>
         <w:tc>
           <w:tcPr>
-            <w:tcW w:w="1966" w:type="pct"/>
+            <w:tcW w:w="1655" w:type="pct"/>
             <w:shd w:val="clear" w:color="auto" w:fill="C0C0C0"/>
             <w:vAlign w:val="center"/>
           </w:tcPr>
@@ -1257,7 +1520,8 @@
                 <w:b/>
                 <w:bCs/>
                 <w:color w:val="000000"/>
-                <w:szCs w:val="16"/>
+                <w:sz w:val="18"/>
+                <w:szCs w:val="18"/>
                 <w:lang w:val="el-GR"/>
               </w:rPr>
             </w:pPr>
@@ -1267,7 +1531,8 @@
                 <w:b/>
                 <w:bCs/>
                 <w:color w:val="000000"/>
-                <w:szCs w:val="16"/>
+                <w:sz w:val="18"/>
+                <w:szCs w:val="18"/>
                 <w:lang w:val="el-GR"/>
               </w:rPr>
               <w:t>Πορεία εργασίας – Δραστηριότητες</w:t>
@@ -1286,6 +1551,8 @@
               <w:rPr>
                 <w:b/>
                 <w:bCs/>
+                <w:sz w:val="18"/>
+                <w:szCs w:val="18"/>
                 <w:lang w:val="el-GR"/>
               </w:rPr>
             </w:pPr>
@@ -1295,7 +1562,8 @@
                 <w:b/>
                 <w:bCs/>
                 <w:color w:val="000000"/>
-                <w:szCs w:val="16"/>
+                <w:sz w:val="18"/>
+                <w:szCs w:val="18"/>
                 <w:lang w:val="el-GR"/>
               </w:rPr>
               <w:t>Δ</w:t>
@@ -1306,22 +1574,26 @@
                 <w:b/>
                 <w:bCs/>
                 <w:color w:val="000000"/>
-                <w:szCs w:val="16"/>
+                <w:sz w:val="18"/>
+                <w:szCs w:val="18"/>
                 <w:lang w:val="en-US"/>
               </w:rPr>
               <w:t>ε</w:t>
             </w:r>
+            <w:proofErr w:type="spellStart"/>
             <w:r>
               <w:rPr>
                 <w:rFonts w:cs="Arial"/>
                 <w:b/>
                 <w:bCs/>
                 <w:color w:val="000000"/>
-                <w:szCs w:val="16"/>
+                <w:sz w:val="18"/>
+                <w:szCs w:val="18"/>
                 <w:lang w:val="el-GR"/>
               </w:rPr>
               <w:t>ίκτες</w:t>
             </w:r>
+            <w:proofErr w:type="spellEnd"/>
           </w:p>
         </w:tc>
         <w:tc>
@@ -1336,6 +1608,8 @@
               <w:rPr>
                 <w:b/>
                 <w:bCs/>
+                <w:sz w:val="18"/>
+                <w:szCs w:val="18"/>
                 <w:lang w:val="el-GR"/>
               </w:rPr>
             </w:pPr>
@@ -1343,6 +1617,8 @@
               <w:rPr>
                 <w:b/>
                 <w:bCs/>
+                <w:sz w:val="18"/>
+                <w:szCs w:val="18"/>
                 <w:lang w:val="el-GR"/>
               </w:rPr>
               <w:t>Οργάνωση</w:t>
@@ -1356,7 +1632,8 @@
                 <w:b/>
                 <w:bCs/>
                 <w:color w:val="000000"/>
-                <w:szCs w:val="16"/>
+                <w:sz w:val="18"/>
+                <w:szCs w:val="18"/>
                 <w:lang w:val="el-GR"/>
               </w:rPr>
             </w:pPr>
@@ -1364,6 +1641,8 @@
               <w:rPr>
                 <w:b/>
                 <w:bCs/>
+                <w:sz w:val="18"/>
+                <w:szCs w:val="18"/>
                 <w:lang w:val="el-GR"/>
               </w:rPr>
               <w:t>τάξης</w:t>
@@ -1372,7 +1651,7 @@
         </w:tc>
         <w:tc>
           <w:tcPr>
-            <w:tcW w:w="806" w:type="pct"/>
+            <w:tcW w:w="990" w:type="pct"/>
             <w:shd w:val="clear" w:color="auto" w:fill="C0C0C0"/>
             <w:vAlign w:val="center"/>
           </w:tcPr>
@@ -1382,6 +1661,8 @@
               <w:rPr>
                 <w:b/>
                 <w:bCs/>
+                <w:sz w:val="18"/>
+                <w:szCs w:val="18"/>
                 <w:lang w:val="el-GR"/>
               </w:rPr>
             </w:pPr>
@@ -1389,6 +1670,8 @@
               <w:rPr>
                 <w:b/>
                 <w:bCs/>
+                <w:sz w:val="18"/>
+                <w:szCs w:val="18"/>
                 <w:lang w:val="el-GR"/>
               </w:rPr>
               <w:t>Μέσα</w:t>
@@ -1402,7 +1685,8 @@
                 <w:b/>
                 <w:bCs/>
                 <w:color w:val="000000"/>
-                <w:szCs w:val="16"/>
+                <w:sz w:val="18"/>
+                <w:szCs w:val="18"/>
                 <w:lang w:val="el-GR"/>
               </w:rPr>
             </w:pPr>
@@ -1410,6 +1694,8 @@
               <w:rPr>
                 <w:b/>
                 <w:bCs/>
+                <w:sz w:val="18"/>
+                <w:szCs w:val="18"/>
                 <w:lang w:val="el-GR"/>
               </w:rPr>
               <w:t>διδασκαλίας</w:t>
@@ -1423,7 +1709,7 @@
         </w:trPr>
         <w:tc>
           <w:tcPr>
-            <w:tcW w:w="478" w:type="pct"/>
+            <w:tcW w:w="605" w:type="pct"/>
             <w:vAlign w:val="center"/>
           </w:tcPr>
           <w:p>
@@ -1432,16 +1718,16 @@
                 <w:rFonts w:cs="Arial"/>
                 <w:color w:val="000000"/>
                 <w:sz w:val="18"/>
-                <w:szCs w:val="16"/>
-                <w:lang w:val="el-GR"/>
-              </w:rPr>
-            </w:pPr>
-            <w:r>
-              <w:rPr>
-                <w:rFonts w:cs="Arial"/>
-                <w:color w:val="000000"/>
-                <w:sz w:val="18"/>
-                <w:szCs w:val="16"/>
+                <w:szCs w:val="18"/>
+                <w:lang w:val="el-GR"/>
+              </w:rPr>
+            </w:pPr>
+            <w:r>
+              <w:rPr>
+                <w:rFonts w:cs="Arial"/>
+                <w:color w:val="000000"/>
+                <w:sz w:val="18"/>
+                <w:szCs w:val="18"/>
                 <w:lang w:val="el-GR"/>
               </w:rPr>
               <w:t>Εισαγωγή</w:t>
@@ -1450,7 +1736,7 @@
         </w:tc>
         <w:tc>
           <w:tcPr>
-            <w:tcW w:w="1966" w:type="pct"/>
+            <w:tcW w:w="1655" w:type="pct"/>
           </w:tcPr>
           <w:p>
             <w:pPr>
@@ -1467,33 +1753,47 @@
               <w:rPr>
                 <w:rFonts w:cs="Arial"/>
                 <w:color w:val="000000"/>
-                <w:szCs w:val="20"/>
-                <w:lang w:val="el-GR"/>
-              </w:rPr>
-            </w:pPr>
-            <w:r>
-              <w:rPr>
-                <w:rFonts w:cs="Arial"/>
-                <w:color w:val="000000"/>
-                <w:szCs w:val="20"/>
-                <w:lang w:val="el-GR"/>
-              </w:rPr>
-              <w:t>Ο εκπαιδευτικός θα επαναφέρει κάποιες από τις προϋπάρχουσες γνώσεις, τις οποίες οι μαθητές θα κληθούν να χρησιμοποιήσουν στο μάθημα αυτό.</w:t>
-            </w:r>
-            <w:r>
-              <w:rPr>
-                <w:rFonts w:cs="Arial"/>
-                <w:color w:val="000000"/>
-                <w:szCs w:val="20"/>
-                <w:lang w:val="el-GR"/>
-              </w:rPr>
-              <w:t xml:space="preserve"> Συγκεκριμένα θα επιδείξει </w:t>
-            </w:r>
-            <w:r>
-              <w:rPr>
-                <w:rFonts w:cs="Arial"/>
-                <w:color w:val="000000"/>
-                <w:szCs w:val="20"/>
+                <w:sz w:val="18"/>
+                <w:szCs w:val="18"/>
+                <w:lang w:val="el-GR"/>
+              </w:rPr>
+            </w:pPr>
+            <w:r>
+              <w:rPr>
+                <w:rFonts w:cs="Arial"/>
+                <w:color w:val="000000"/>
+                <w:sz w:val="18"/>
+                <w:szCs w:val="18"/>
+                <w:lang w:val="el-GR"/>
+              </w:rPr>
+              <w:t xml:space="preserve">Ο εκπαιδευτικός θα επαναφέρει κάποιες από τις προϋπάρχουσες γνώσεις, </w:t>
+            </w:r>
+            <w:r>
+              <w:rPr>
+                <w:rFonts w:cs="Arial"/>
+                <w:color w:val="000000"/>
+                <w:sz w:val="18"/>
+                <w:szCs w:val="18"/>
+                <w:lang w:val="el-GR"/>
+              </w:rPr>
+              <w:t>και σ</w:t>
+            </w:r>
+            <w:r>
+              <w:rPr>
+                <w:rFonts w:cs="Arial"/>
+                <w:color w:val="000000"/>
+                <w:sz w:val="18"/>
+                <w:szCs w:val="18"/>
+                <w:lang w:val="el-GR"/>
+              </w:rPr>
+              <w:t xml:space="preserve">υγκεκριμένα θα επιδείξει </w:t>
+            </w:r>
+            <w:r>
+              <w:rPr>
+                <w:rFonts w:cs="Arial"/>
+                <w:color w:val="000000"/>
+                <w:sz w:val="18"/>
+                <w:szCs w:val="18"/>
                 <w:lang w:val="el-GR"/>
               </w:rPr>
               <w:t>πως αντιγράφουμε τύπους και ποια είναι τα βασικά μ</w:t>
@@ -1502,7 +1802,8 @@
               <w:rPr>
                 <w:rFonts w:cs="Arial"/>
                 <w:color w:val="000000"/>
-                <w:szCs w:val="20"/>
+                <w:sz w:val="18"/>
+                <w:szCs w:val="18"/>
                 <w:lang w:val="el-GR"/>
               </w:rPr>
               <w:t>ηνύματα λάθους,</w:t>
@@ -1523,61 +1824,37 @@
               <w:rPr>
                 <w:rFonts w:cs="Arial"/>
                 <w:color w:val="000000"/>
-                <w:szCs w:val="20"/>
-                <w:lang w:val="el-GR"/>
-              </w:rPr>
-            </w:pPr>
-            <w:r>
-              <w:rPr>
-                <w:rFonts w:cs="Arial"/>
-                <w:color w:val="000000"/>
-                <w:szCs w:val="20"/>
-                <w:lang w:val="el-GR"/>
-              </w:rPr>
-              <w:t xml:space="preserve">Ακολούθως γίνεται μια αφόρμηση με χρήση του </w:t>
-            </w:r>
-            <w:r>
-              <w:rPr>
-                <w:rFonts w:cs="Arial"/>
-                <w:color w:val="000000"/>
-                <w:szCs w:val="20"/>
-                <w:lang w:val="en-US"/>
-              </w:rPr>
-              <w:t>word</w:t>
-            </w:r>
-            <w:r>
-              <w:rPr>
-                <w:rFonts w:cs="Arial"/>
-                <w:color w:val="000000"/>
-                <w:szCs w:val="20"/>
-                <w:lang w:val="el-GR"/>
-              </w:rPr>
-              <w:t xml:space="preserve"> </w:t>
-            </w:r>
-            <w:r>
-              <w:rPr>
-                <w:rFonts w:cs="Arial"/>
-                <w:color w:val="000000"/>
-                <w:szCs w:val="20"/>
-                <w:lang w:val="el-GR"/>
-              </w:rPr>
-              <w:t xml:space="preserve">μέσω </w:t>
-            </w:r>
-            <w:r>
-              <w:rPr>
-                <w:rFonts w:cs="Arial"/>
-                <w:color w:val="000000"/>
-                <w:sz w:val="18"/>
-                <w:szCs w:val="18"/>
-                <w:lang w:val="el-GR"/>
-              </w:rPr>
-              <w:t>Βιντεοπροβολέα</w:t>
-            </w:r>
-            <w:r>
-              <w:rPr>
-                <w:rFonts w:cs="Arial"/>
-                <w:color w:val="000000"/>
-                <w:szCs w:val="20"/>
+                <w:sz w:val="18"/>
+                <w:szCs w:val="18"/>
+                <w:lang w:val="el-GR"/>
+              </w:rPr>
+            </w:pPr>
+            <w:r>
+              <w:rPr>
+                <w:rFonts w:cs="Arial"/>
+                <w:color w:val="000000"/>
+                <w:sz w:val="18"/>
+                <w:szCs w:val="18"/>
+                <w:lang w:val="el-GR"/>
+              </w:rPr>
+              <w:t xml:space="preserve">Ακολούθως γίνεται μια αφόρμηση μέσω </w:t>
+            </w:r>
+            <w:r>
+              <w:rPr>
+                <w:rFonts w:cs="Arial"/>
+                <w:color w:val="000000"/>
+                <w:sz w:val="18"/>
+                <w:szCs w:val="18"/>
+                <w:lang w:val="el-GR"/>
+              </w:rPr>
+              <w:t>προβολέα</w:t>
+            </w:r>
+            <w:r>
+              <w:rPr>
+                <w:rFonts w:cs="Arial"/>
+                <w:color w:val="000000"/>
+                <w:sz w:val="18"/>
+                <w:szCs w:val="18"/>
                 <w:lang w:val="el-GR"/>
               </w:rPr>
               <w:t xml:space="preserve">, με χρήση του αρχείου </w:t>
@@ -1588,7 +1865,8 @@
                 <w:b/>
                 <w:bCs/>
                 <w:color w:val="000000"/>
-                <w:szCs w:val="20"/>
+                <w:sz w:val="18"/>
+                <w:szCs w:val="18"/>
               </w:rPr>
               <w:t>B</w:t>
             </w:r>
@@ -1598,7 +1876,8 @@
                 <w:b/>
                 <w:bCs/>
                 <w:color w:val="000000"/>
-                <w:szCs w:val="20"/>
+                <w:sz w:val="18"/>
+                <w:szCs w:val="18"/>
                 <w:lang w:val="el-GR"/>
               </w:rPr>
               <w:t>41</w:t>
@@ -1609,7 +1888,8 @@
                 <w:b/>
                 <w:bCs/>
                 <w:color w:val="000000"/>
-                <w:szCs w:val="20"/>
+                <w:sz w:val="18"/>
+                <w:szCs w:val="18"/>
               </w:rPr>
               <w:t>M</w:t>
             </w:r>
@@ -1619,7 +1899,8 @@
                 <w:b/>
                 <w:bCs/>
                 <w:color w:val="000000"/>
-                <w:szCs w:val="20"/>
+                <w:sz w:val="18"/>
+                <w:szCs w:val="18"/>
                 <w:lang w:val="el-GR"/>
               </w:rPr>
               <w:t>8 - Γιατί είναι χρήσιμη η αντιγραφή τύπων.</w:t>
@@ -1630,7 +1911,8 @@
                 <w:b/>
                 <w:bCs/>
                 <w:color w:val="000000"/>
-                <w:szCs w:val="20"/>
+                <w:sz w:val="18"/>
+                <w:szCs w:val="18"/>
               </w:rPr>
               <w:t>docx</w:t>
             </w:r>
@@ -1638,7 +1920,8 @@
               <w:rPr>
                 <w:rFonts w:cs="Arial"/>
                 <w:color w:val="000000"/>
-                <w:szCs w:val="20"/>
+                <w:sz w:val="18"/>
+                <w:szCs w:val="18"/>
                 <w:lang w:val="el-GR"/>
               </w:rPr>
               <w:t xml:space="preserve">. Ο εκπαιδευτικός  διεγείρει το ενδιαφέρον των μαθητών προβάλλοντας </w:t>
@@ -1647,7 +1930,8 @@
               <w:rPr>
                 <w:rFonts w:cs="Arial"/>
                 <w:color w:val="000000"/>
-                <w:szCs w:val="20"/>
+                <w:sz w:val="18"/>
+                <w:szCs w:val="18"/>
                 <w:lang w:val="el-GR"/>
               </w:rPr>
               <w:t xml:space="preserve">ένα </w:t>
@@ -1656,7 +1940,8 @@
               <w:rPr>
                 <w:rFonts w:cs="Arial"/>
                 <w:color w:val="000000"/>
-                <w:szCs w:val="20"/>
+                <w:sz w:val="18"/>
+                <w:szCs w:val="18"/>
                 <w:lang w:val="el-GR"/>
               </w:rPr>
               <w:t>πραγματικό</w:t>
@@ -1665,7 +1950,8 @@
               <w:rPr>
                 <w:rFonts w:cs="Arial"/>
                 <w:color w:val="000000"/>
-                <w:szCs w:val="20"/>
+                <w:sz w:val="18"/>
+                <w:szCs w:val="18"/>
                 <w:lang w:val="el-GR"/>
               </w:rPr>
               <w:t xml:space="preserve"> σενάριο </w:t>
@@ -1674,55 +1960,21 @@
               <w:rPr>
                 <w:rFonts w:cs="Arial"/>
                 <w:color w:val="000000"/>
-                <w:szCs w:val="20"/>
-                <w:lang w:val="el-GR"/>
-              </w:rPr>
-              <w:t xml:space="preserve">με θέμα το σχολικό κυλικείο, </w:t>
-            </w:r>
-            <w:r>
-              <w:rPr>
-                <w:rFonts w:cs="Arial"/>
-                <w:color w:val="000000"/>
-                <w:szCs w:val="20"/>
-                <w:lang w:val="el-GR"/>
-              </w:rPr>
-              <w:t xml:space="preserve">που θα γίνει </w:t>
-            </w:r>
-            <w:r>
-              <w:rPr>
-                <w:rFonts w:cs="Arial"/>
-                <w:color w:val="000000"/>
-                <w:szCs w:val="20"/>
-                <w:lang w:val="el-GR"/>
-              </w:rPr>
-              <w:t>καλύτερα κατανοητό</w:t>
-            </w:r>
-            <w:r>
-              <w:rPr>
-                <w:rFonts w:cs="Arial"/>
-                <w:color w:val="000000"/>
-                <w:szCs w:val="20"/>
-                <w:lang w:val="el-GR"/>
-              </w:rPr>
-              <w:t xml:space="preserve"> α</w:t>
-            </w:r>
-            <w:r>
-              <w:rPr>
-                <w:rFonts w:cs="Arial"/>
-                <w:color w:val="000000"/>
-                <w:szCs w:val="20"/>
-                <w:lang w:val="el-GR"/>
-              </w:rPr>
-              <w:t>π</w:t>
-            </w:r>
-            <w:r>
-              <w:rPr>
-                <w:rFonts w:cs="Arial"/>
-                <w:color w:val="000000"/>
-                <w:szCs w:val="20"/>
-                <w:lang w:val="el-GR"/>
-              </w:rPr>
-              <w:t>ό τους μαθητές.</w:t>
+                <w:sz w:val="18"/>
+                <w:szCs w:val="18"/>
+                <w:lang w:val="el-GR"/>
+              </w:rPr>
+              <w:t>με θέμα το σχολικό κυλικείο</w:t>
+            </w:r>
+            <w:r>
+              <w:rPr>
+                <w:rFonts w:cs="Arial"/>
+                <w:color w:val="000000"/>
+                <w:sz w:val="18"/>
+                <w:szCs w:val="18"/>
+                <w:lang w:val="el-GR"/>
+              </w:rPr>
+              <w:t>.</w:t>
             </w:r>
           </w:p>
           <w:p>
@@ -1740,30 +1992,21 @@
               <w:rPr>
                 <w:rFonts w:cs="Arial"/>
                 <w:color w:val="000000"/>
-                <w:szCs w:val="20"/>
-                <w:lang w:val="el-GR"/>
-              </w:rPr>
-            </w:pPr>
-            <w:r>
-              <w:rPr>
-                <w:rFonts w:cs="Arial"/>
-                <w:color w:val="000000"/>
-                <w:szCs w:val="20"/>
-                <w:lang w:val="el-GR"/>
-              </w:rPr>
-              <w:t xml:space="preserve">Τέλος  αφού γίνει η αφόρμηση ο εκπαιδευτικός κάνει αναφορά στους δείκτες επιτυχίας για το σημερινό μάθημα. </w:t>
-            </w:r>
-          </w:p>
-          <w:p>
-            <w:pPr>
-              <w:rPr>
-                <w:rFonts w:cs="Arial"/>
-                <w:color w:val="000000"/>
-                <w:sz w:val="18"/>
-                <w:szCs w:val="16"/>
-                <w:lang w:val="el-GR"/>
-              </w:rPr>
-            </w:pPr>
+                <w:sz w:val="18"/>
+                <w:szCs w:val="18"/>
+                <w:lang w:val="el-GR"/>
+              </w:rPr>
+            </w:pPr>
+            <w:r>
+              <w:rPr>
+                <w:rFonts w:cs="Arial"/>
+                <w:color w:val="000000"/>
+                <w:sz w:val="18"/>
+                <w:szCs w:val="18"/>
+                <w:lang w:val="el-GR"/>
+              </w:rPr>
+              <w:t>Τέλος, παρουσιάζει και συζητά με τους μαθητές τους δείκτες επιτυχίας, ώστε να κατανοήσουν ξεκάθαρα τους στόχους του μαθήματος.</w:t>
+            </w:r>
           </w:p>
         </w:tc>
         <w:tc>
@@ -1776,59 +2019,16 @@
                 <w:rFonts w:cs="Arial"/>
                 <w:color w:val="000000"/>
                 <w:sz w:val="18"/>
-                <w:szCs w:val="16"/>
-                <w:lang w:val="el-GR"/>
-              </w:rPr>
-            </w:pPr>
-            <w:r>
-              <w:rPr>
-                <w:rFonts w:cs="Arial"/>
-                <w:color w:val="000000"/>
-                <w:sz w:val="18"/>
-                <w:szCs w:val="16"/>
-                <w:lang w:val="el-GR"/>
-              </w:rPr>
-              <w:t>π1, π2</w:t>
-            </w:r>
-          </w:p>
-          <w:p>
-            <w:pPr>
-              <w:rPr>
-                <w:rFonts w:cs="Arial"/>
-                <w:color w:val="000000"/>
-                <w:sz w:val="18"/>
-                <w:szCs w:val="16"/>
-                <w:lang w:val="el-GR"/>
-              </w:rPr>
-            </w:pPr>
-          </w:p>
-          <w:p>
-            <w:pPr>
-              <w:rPr>
-                <w:rFonts w:cs="Arial"/>
-                <w:color w:val="000000"/>
-                <w:sz w:val="18"/>
-                <w:szCs w:val="16"/>
-                <w:lang w:val="el-GR"/>
-              </w:rPr>
-            </w:pPr>
-          </w:p>
-          <w:p>
-            <w:pPr>
-              <w:rPr>
-                <w:rFonts w:cs="Arial"/>
-                <w:color w:val="000000"/>
-                <w:sz w:val="18"/>
-                <w:szCs w:val="16"/>
-                <w:lang w:val="el-GR"/>
-              </w:rPr>
-            </w:pPr>
-            <w:r>
-              <w:rPr>
-                <w:rFonts w:cs="Arial"/>
-                <w:color w:val="000000"/>
-                <w:sz w:val="18"/>
-                <w:szCs w:val="16"/>
+                <w:szCs w:val="18"/>
+                <w:lang w:val="el-GR"/>
+              </w:rPr>
+            </w:pPr>
+            <w:r>
+              <w:rPr>
+                <w:rFonts w:cs="Arial"/>
+                <w:color w:val="000000"/>
+                <w:sz w:val="18"/>
+                <w:szCs w:val="18"/>
                 <w:lang w:val="el-GR"/>
               </w:rPr>
               <w:t>α1,1</w:t>
@@ -1838,17 +2038,17 @@
                 <w:rFonts w:cs="Arial"/>
                 <w:color w:val="000000"/>
                 <w:sz w:val="18"/>
-                <w:szCs w:val="16"/>
-                <w:lang w:val="el-GR"/>
-              </w:rPr>
-              <w:t>-α1.</w:t>
-            </w:r>
-            <w:r>
-              <w:rPr>
-                <w:rFonts w:cs="Arial"/>
-                <w:color w:val="000000"/>
-                <w:sz w:val="18"/>
-                <w:szCs w:val="16"/>
+                <w:szCs w:val="18"/>
+                <w:lang w:val="el-GR"/>
+              </w:rPr>
+              <w:t>-.</w:t>
+            </w:r>
+            <w:r>
+              <w:rPr>
+                <w:rFonts w:cs="Arial"/>
+                <w:color w:val="000000"/>
+                <w:sz w:val="18"/>
+                <w:szCs w:val="18"/>
                 <w:lang w:val="el-GR"/>
               </w:rPr>
               <w:t>2</w:t>
@@ -1858,44 +2058,6 @@
         <w:tc>
           <w:tcPr>
             <w:tcW w:w="1311" w:type="pct"/>
-          </w:tcPr>
-          <w:p>
-            <w:pPr>
-              <w:numPr>
-                <w:ilvl w:val="0"/>
-                <w:numId w:val="6"/>
-              </w:numPr>
-              <w:tabs>
-                <w:tab w:val="clear" w:pos="1080"/>
-                <w:tab w:val="num" w:pos="426"/>
-              </w:tabs>
-              <w:ind w:left="425" w:hanging="357"/>
-              <w:rPr>
-                <w:lang w:val="el-GR"/>
-              </w:rPr>
-            </w:pPr>
-            <w:r>
-              <w:rPr>
-                <w:lang w:val="el-GR"/>
-              </w:rPr>
-              <w:t xml:space="preserve">Ακροαματική/μαιευτική </w:t>
-            </w:r>
-          </w:p>
-          <w:p>
-            <w:pPr>
-              <w:rPr>
-                <w:rFonts w:cs="Arial"/>
-                <w:color w:val="000000"/>
-                <w:sz w:val="18"/>
-                <w:szCs w:val="16"/>
-                <w:lang w:val="el-GR"/>
-              </w:rPr>
-            </w:pPr>
-          </w:p>
-        </w:tc>
-        <w:tc>
-          <w:tcPr>
-            <w:tcW w:w="806" w:type="pct"/>
           </w:tcPr>
           <w:p>
             <w:pPr>
@@ -1906,6 +2068,8 @@
               <w:tabs>
                 <w:tab w:val="clear" w:pos="720"/>
                 <w:tab w:val="num" w:pos="330"/>
+                <w:tab w:val="num" w:pos="426"/>
+                <w:tab w:val="num" w:pos="1890"/>
               </w:tabs>
               <w:ind w:left="330" w:hanging="220"/>
               <w:rPr>
@@ -1924,89 +2088,9 @@
                 <w:szCs w:val="18"/>
                 <w:lang w:val="el-GR"/>
               </w:rPr>
-              <w:t>Βιντεοπροβολέας</w:t>
-            </w:r>
-          </w:p>
-          <w:p>
-            <w:pPr>
-              <w:numPr>
-                <w:ilvl w:val="0"/>
-                <w:numId w:val="5"/>
-              </w:numPr>
-              <w:tabs>
-                <w:tab w:val="clear" w:pos="720"/>
-                <w:tab w:val="num" w:pos="330"/>
-              </w:tabs>
-              <w:ind w:left="330" w:hanging="220"/>
-              <w:rPr>
-                <w:rFonts w:cs="Arial"/>
-                <w:color w:val="000000"/>
-                <w:sz w:val="18"/>
-                <w:szCs w:val="18"/>
-                <w:lang w:val="el-GR"/>
-              </w:rPr>
-            </w:pPr>
-            <w:r>
-              <w:rPr>
-                <w:rFonts w:cs="Arial"/>
-                <w:color w:val="000000"/>
-                <w:sz w:val="18"/>
-                <w:szCs w:val="18"/>
-                <w:lang w:val="el-GR"/>
-              </w:rPr>
-              <w:t>Υπολογιστής καθηγητή</w:t>
-            </w:r>
-          </w:p>
-        </w:tc>
-      </w:tr>
-      <w:tr>
-        <w:trPr>
-          <w:jc w:val="center"/>
-        </w:trPr>
-        <w:tc>
-          <w:tcPr>
-            <w:tcW w:w="478" w:type="pct"/>
-            <w:vAlign w:val="center"/>
-          </w:tcPr>
-          <w:p>
-            <w:pPr>
-              <w:ind w:left="25"/>
-              <w:rPr>
-                <w:rFonts w:cs="Arial"/>
-                <w:color w:val="000000"/>
-                <w:sz w:val="18"/>
-                <w:szCs w:val="16"/>
-                <w:lang w:val="el-GR"/>
-              </w:rPr>
-            </w:pPr>
-            <w:r>
-              <w:rPr>
-                <w:rFonts w:cs="Arial"/>
-                <w:color w:val="000000"/>
-                <w:sz w:val="18"/>
-                <w:szCs w:val="16"/>
-                <w:lang w:val="el-GR"/>
-              </w:rPr>
-              <w:t>Παρουσίαση</w:t>
-            </w:r>
-          </w:p>
-          <w:p>
-            <w:pPr>
-              <w:ind w:left="25"/>
-              <w:rPr>
-                <w:rFonts w:cs="Arial"/>
-                <w:color w:val="000000"/>
-                <w:sz w:val="18"/>
-                <w:szCs w:val="16"/>
-                <w:lang w:val="el-GR"/>
-              </w:rPr>
-            </w:pPr>
-          </w:p>
-        </w:tc>
-        <w:tc>
-          <w:tcPr>
-            <w:tcW w:w="1966" w:type="pct"/>
-          </w:tcPr>
+              <w:t xml:space="preserve">Ακροαματική/μαιευτική </w:t>
+            </w:r>
+          </w:p>
           <w:p>
             <w:pPr>
               <w:numPr>
@@ -2022,296 +2106,27 @@
               <w:rPr>
                 <w:rFonts w:cs="Arial"/>
                 <w:color w:val="000000"/>
-                <w:szCs w:val="20"/>
-                <w:lang w:val="el-GR"/>
-              </w:rPr>
-            </w:pPr>
-            <w:r>
-              <w:rPr>
-                <w:rFonts w:cs="Arial"/>
-                <w:color w:val="000000"/>
-                <w:szCs w:val="20"/>
-                <w:lang w:val="el-GR"/>
-              </w:rPr>
-              <w:t xml:space="preserve"> </w:t>
-            </w:r>
-            <w:r>
-              <w:rPr>
-                <w:rFonts w:cs="Arial"/>
-                <w:color w:val="000000"/>
-                <w:szCs w:val="20"/>
-                <w:lang w:val="el-GR"/>
-              </w:rPr>
-              <w:t xml:space="preserve">Η </w:t>
-            </w:r>
-            <w:r>
-              <w:rPr>
-                <w:rFonts w:cs="Arial"/>
-                <w:color w:val="000000"/>
-                <w:szCs w:val="20"/>
-                <w:lang w:val="el-GR"/>
-              </w:rPr>
-              <w:t>καθηγητή</w:t>
-            </w:r>
-            <w:r>
-              <w:rPr>
-                <w:rFonts w:cs="Arial"/>
-                <w:color w:val="000000"/>
-                <w:szCs w:val="20"/>
-                <w:lang w:val="el-GR"/>
-              </w:rPr>
-              <w:t>ς</w:t>
-            </w:r>
-            <w:r>
-              <w:rPr>
-                <w:rFonts w:cs="Arial"/>
-                <w:color w:val="000000"/>
-                <w:szCs w:val="20"/>
-                <w:lang w:val="el-GR"/>
-              </w:rPr>
-              <w:t xml:space="preserve"> ανοίγει </w:t>
-            </w:r>
-            <w:r>
-              <w:rPr>
-                <w:rFonts w:cs="Arial"/>
-                <w:color w:val="000000"/>
-                <w:szCs w:val="20"/>
-                <w:lang w:val="el-GR"/>
-              </w:rPr>
-              <w:t xml:space="preserve">το </w:t>
-            </w:r>
-            <w:r>
-              <w:rPr>
-                <w:rFonts w:cs="Arial"/>
-                <w:color w:val="000000"/>
-                <w:szCs w:val="20"/>
-                <w:lang w:val="el-GR"/>
-              </w:rPr>
-              <w:t xml:space="preserve">αρχείο </w:t>
-            </w:r>
-            <w:r>
-              <w:rPr>
-                <w:rFonts w:cs="Arial"/>
-                <w:b/>
-                <w:bCs/>
-                <w:color w:val="000000"/>
-                <w:szCs w:val="20"/>
-                <w:lang w:val="el-GR"/>
-              </w:rPr>
-              <w:t>B41M8 - Επεξεργασία αριθμητικών δεδομένων και αναφορές κελιών.pptx</w:t>
-            </w:r>
-            <w:r>
-              <w:rPr>
-                <w:rFonts w:cs="Arial"/>
-                <w:color w:val="000000"/>
-                <w:szCs w:val="20"/>
-                <w:lang w:val="el-GR"/>
-              </w:rPr>
-              <w:t xml:space="preserve"> </w:t>
-            </w:r>
-            <w:r>
-              <w:rPr>
-                <w:rFonts w:cs="Arial"/>
-                <w:color w:val="000000"/>
-                <w:szCs w:val="20"/>
-                <w:lang w:val="el-GR"/>
-              </w:rPr>
-              <w:t xml:space="preserve"> και με τη συμμετοχή των μαθητών, παρουσιάζει τους στόχους του μαθήματος αξιοποιώντας τις προϋπάρχουσες γνώσεις τους, ενώ </w:t>
-            </w:r>
-            <w:r>
-              <w:rPr>
-                <w:rFonts w:cs="Arial"/>
-                <w:color w:val="000000"/>
-                <w:szCs w:val="20"/>
-                <w:lang w:val="el-GR"/>
-              </w:rPr>
-              <w:t>ταυτόχ</w:t>
-            </w:r>
-            <w:r>
-              <w:rPr>
-                <w:rFonts w:cs="Arial"/>
-                <w:color w:val="000000"/>
-                <w:szCs w:val="20"/>
-                <w:lang w:val="el-GR"/>
-              </w:rPr>
-              <w:t xml:space="preserve">ρονα </w:t>
-            </w:r>
-            <w:r>
-              <w:rPr>
-                <w:rFonts w:cs="Arial"/>
-                <w:color w:val="000000"/>
-                <w:szCs w:val="20"/>
-                <w:lang w:val="el-GR"/>
-              </w:rPr>
-              <w:t xml:space="preserve">επισημαίνει τα βασικά σημεία που θα </w:t>
-            </w:r>
-            <w:r>
-              <w:rPr>
-                <w:rFonts w:cs="Arial"/>
-                <w:color w:val="000000"/>
-                <w:szCs w:val="20"/>
-                <w:lang w:val="el-GR"/>
-              </w:rPr>
-              <w:t>εξεταστούν</w:t>
-            </w:r>
-            <w:r>
-              <w:rPr>
-                <w:rFonts w:cs="Arial"/>
-                <w:color w:val="000000"/>
-                <w:szCs w:val="20"/>
-                <w:lang w:val="el-GR"/>
-              </w:rPr>
-              <w:t xml:space="preserve"> στο μάθημα</w:t>
-            </w:r>
-            <w:r>
-              <w:rPr>
-                <w:rFonts w:cs="Arial"/>
-                <w:color w:val="000000"/>
-                <w:szCs w:val="20"/>
-                <w:lang w:val="el-GR"/>
-              </w:rPr>
-              <w:t xml:space="preserve">. </w:t>
-            </w:r>
-          </w:p>
-          <w:p>
-            <w:pPr>
-              <w:ind w:left="330"/>
-              <w:rPr>
-                <w:rFonts w:cs="Arial"/>
-                <w:color w:val="000000"/>
-                <w:sz w:val="18"/>
-                <w:szCs w:val="16"/>
-                <w:lang w:val="el-GR"/>
-              </w:rPr>
-            </w:pPr>
-          </w:p>
-          <w:p>
-            <w:pPr>
-              <w:ind w:left="330"/>
-              <w:rPr>
-                <w:rFonts w:cs="Arial"/>
-                <w:color w:val="000000"/>
-                <w:sz w:val="18"/>
-                <w:szCs w:val="16"/>
-                <w:lang w:val="el-GR"/>
-              </w:rPr>
-            </w:pPr>
-          </w:p>
-          <w:p>
-            <w:pPr>
-              <w:ind w:left="330"/>
-              <w:rPr>
-                <w:rFonts w:cs="Arial"/>
-                <w:color w:val="000000"/>
-                <w:sz w:val="18"/>
-                <w:szCs w:val="16"/>
-                <w:lang w:val="el-GR"/>
-              </w:rPr>
-            </w:pPr>
-          </w:p>
-          <w:p>
-            <w:pPr>
-              <w:ind w:left="330"/>
-              <w:rPr>
-                <w:rFonts w:cs="Arial"/>
-                <w:color w:val="000000"/>
-                <w:sz w:val="18"/>
-                <w:szCs w:val="16"/>
-                <w:lang w:val="el-GR"/>
-              </w:rPr>
-            </w:pPr>
-          </w:p>
-          <w:p>
-            <w:pPr>
-              <w:ind w:left="330"/>
-              <w:rPr>
-                <w:rFonts w:cs="Arial"/>
-                <w:color w:val="000000"/>
-                <w:sz w:val="18"/>
-                <w:szCs w:val="16"/>
-                <w:lang w:val="el-GR"/>
-              </w:rPr>
-            </w:pPr>
-          </w:p>
-          <w:p>
-            <w:pPr>
-              <w:ind w:left="330"/>
-              <w:rPr>
-                <w:rFonts w:cs="Arial"/>
-                <w:color w:val="000000"/>
-                <w:sz w:val="18"/>
-                <w:szCs w:val="16"/>
-                <w:lang w:val="el-GR"/>
-              </w:rPr>
-            </w:pPr>
-          </w:p>
-          <w:p>
-            <w:pPr>
-              <w:ind w:left="330"/>
-              <w:rPr>
-                <w:rFonts w:cs="Arial"/>
-                <w:color w:val="000000"/>
-                <w:sz w:val="18"/>
-                <w:szCs w:val="16"/>
-                <w:lang w:val="el-GR"/>
-              </w:rPr>
-            </w:pPr>
-          </w:p>
-          <w:p>
-            <w:pPr>
-              <w:ind w:left="330"/>
-              <w:rPr>
-                <w:rFonts w:cs="Arial"/>
-                <w:color w:val="000000"/>
-                <w:sz w:val="18"/>
-                <w:szCs w:val="16"/>
-                <w:lang w:val="el-GR"/>
-              </w:rPr>
-            </w:pPr>
-          </w:p>
-          <w:p>
-            <w:pPr>
-              <w:ind w:left="330"/>
-              <w:rPr>
-                <w:rFonts w:cs="Arial"/>
-                <w:color w:val="000000"/>
-                <w:sz w:val="18"/>
-                <w:szCs w:val="16"/>
-                <w:lang w:val="el-GR"/>
-              </w:rPr>
-            </w:pPr>
-          </w:p>
-          <w:p>
-            <w:pPr>
-              <w:ind w:left="330"/>
-              <w:rPr>
-                <w:rFonts w:cs="Arial"/>
-                <w:color w:val="000000"/>
-                <w:sz w:val="18"/>
-                <w:szCs w:val="16"/>
-                <w:lang w:val="el-GR"/>
-              </w:rPr>
-            </w:pPr>
-          </w:p>
-          <w:p>
-            <w:pPr>
-              <w:ind w:left="330"/>
-              <w:rPr>
-                <w:rFonts w:cs="Arial"/>
-                <w:color w:val="000000"/>
-                <w:sz w:val="18"/>
-                <w:szCs w:val="16"/>
-                <w:lang w:val="el-GR"/>
-              </w:rPr>
-            </w:pPr>
-          </w:p>
-          <w:p>
-            <w:pPr>
-              <w:rPr>
-                <w:rFonts w:cs="Arial"/>
-                <w:color w:val="000000"/>
-                <w:sz w:val="18"/>
-                <w:szCs w:val="16"/>
+                <w:sz w:val="18"/>
+                <w:szCs w:val="18"/>
+                <w:lang w:val="el-GR"/>
+              </w:rPr>
+            </w:pPr>
+            <w:r>
+              <w:rPr>
+                <w:rFonts w:cs="Arial"/>
+                <w:color w:val="000000"/>
+                <w:sz w:val="18"/>
+                <w:szCs w:val="18"/>
+                <w:lang w:val="el-GR"/>
+              </w:rPr>
+              <w:t>Συζήτηση στην ολομέλεια</w:t>
+            </w:r>
+          </w:p>
+          <w:p>
+            <w:pPr>
+              <w:rPr>
+                <w:sz w:val="18"/>
+                <w:szCs w:val="18"/>
                 <w:lang w:val="el-GR"/>
               </w:rPr>
             </w:pPr>
@@ -2319,43 +2134,119 @@
         </w:tc>
         <w:tc>
           <w:tcPr>
-            <w:tcW w:w="440" w:type="pct"/>
+            <w:tcW w:w="990" w:type="pct"/>
           </w:tcPr>
           <w:p>
             <w:pPr>
-              <w:rPr>
-                <w:rFonts w:cs="Arial"/>
-                <w:color w:val="000000"/>
-                <w:sz w:val="18"/>
-                <w:szCs w:val="16"/>
-                <w:lang w:val="el-GR"/>
-              </w:rPr>
-            </w:pPr>
-            <w:r>
-              <w:rPr>
-                <w:rFonts w:cs="Arial"/>
-                <w:color w:val="000000"/>
-                <w:sz w:val="18"/>
-                <w:szCs w:val="16"/>
-                <w:lang w:val="el-GR"/>
-              </w:rPr>
-              <w:t>δ1</w:t>
-            </w:r>
-            <w:r>
-              <w:rPr>
-                <w:rFonts w:cs="Arial"/>
-                <w:color w:val="000000"/>
-                <w:sz w:val="18"/>
-                <w:szCs w:val="16"/>
-                <w:lang w:val="el-GR"/>
-              </w:rPr>
-              <w:t>-δ3</w:t>
-            </w:r>
+              <w:numPr>
+                <w:ilvl w:val="0"/>
+                <w:numId w:val="5"/>
+              </w:numPr>
+              <w:tabs>
+                <w:tab w:val="clear" w:pos="720"/>
+                <w:tab w:val="num" w:pos="330"/>
+              </w:tabs>
+              <w:ind w:left="330" w:hanging="220"/>
+              <w:rPr>
+                <w:rFonts w:cs="Arial"/>
+                <w:color w:val="000000"/>
+                <w:sz w:val="18"/>
+                <w:szCs w:val="18"/>
+                <w:lang w:val="el-GR"/>
+              </w:rPr>
+            </w:pPr>
+            <w:proofErr w:type="spellStart"/>
+            <w:r>
+              <w:rPr>
+                <w:rFonts w:cs="Arial"/>
+                <w:color w:val="000000"/>
+                <w:sz w:val="18"/>
+                <w:szCs w:val="18"/>
+                <w:lang w:val="el-GR"/>
+              </w:rPr>
+              <w:t>Βιντεοπροβολέας</w:t>
+            </w:r>
+            <w:proofErr w:type="spellEnd"/>
+          </w:p>
+          <w:p>
+            <w:pPr>
+              <w:numPr>
+                <w:ilvl w:val="0"/>
+                <w:numId w:val="5"/>
+              </w:numPr>
+              <w:tabs>
+                <w:tab w:val="clear" w:pos="720"/>
+                <w:tab w:val="num" w:pos="330"/>
+              </w:tabs>
+              <w:ind w:left="330" w:hanging="220"/>
+              <w:rPr>
+                <w:rFonts w:cs="Arial"/>
+                <w:color w:val="000000"/>
+                <w:sz w:val="18"/>
+                <w:szCs w:val="18"/>
+                <w:lang w:val="el-GR"/>
+              </w:rPr>
+            </w:pPr>
+            <w:r>
+              <w:rPr>
+                <w:rFonts w:cs="Arial"/>
+                <w:color w:val="000000"/>
+                <w:sz w:val="18"/>
+                <w:szCs w:val="18"/>
+                <w:lang w:val="el-GR"/>
+              </w:rPr>
+              <w:t>Υπολογιστής καθηγητή</w:t>
+            </w:r>
+          </w:p>
+        </w:tc>
+      </w:tr>
+      <w:tr>
+        <w:trPr>
+          <w:jc w:val="center"/>
+        </w:trPr>
+        <w:tc>
+          <w:tcPr>
+            <w:tcW w:w="605" w:type="pct"/>
+            <w:vAlign w:val="center"/>
+          </w:tcPr>
+          <w:p>
+            <w:pPr>
+              <w:ind w:left="25"/>
+              <w:rPr>
+                <w:rFonts w:cs="Arial"/>
+                <w:color w:val="000000"/>
+                <w:sz w:val="18"/>
+                <w:szCs w:val="18"/>
+                <w:lang w:val="el-GR"/>
+              </w:rPr>
+            </w:pPr>
+            <w:r>
+              <w:rPr>
+                <w:rFonts w:cs="Arial"/>
+                <w:color w:val="000000"/>
+                <w:sz w:val="18"/>
+                <w:szCs w:val="18"/>
+                <w:lang w:val="el-GR"/>
+              </w:rPr>
+              <w:t>Παρουσίαση</w:t>
+            </w:r>
+          </w:p>
+          <w:p>
+            <w:pPr>
+              <w:ind w:left="25"/>
+              <w:rPr>
+                <w:rFonts w:cs="Arial"/>
+                <w:color w:val="000000"/>
+                <w:sz w:val="18"/>
+                <w:szCs w:val="18"/>
+                <w:lang w:val="el-GR"/>
+              </w:rPr>
+            </w:pPr>
           </w:p>
         </w:tc>
         <w:tc>
           <w:tcPr>
-            <w:tcW w:w="1311" w:type="pct"/>
+            <w:tcW w:w="1655" w:type="pct"/>
           </w:tcPr>
           <w:p>
             <w:pPr>
@@ -2372,18 +2263,162 @@
               <w:rPr>
                 <w:rFonts w:cs="Arial"/>
                 <w:color w:val="000000"/>
-                <w:szCs w:val="20"/>
-                <w:lang w:val="el-GR"/>
-              </w:rPr>
-            </w:pPr>
-            <w:r>
-              <w:rPr>
-                <w:rFonts w:cs="Arial"/>
-                <w:color w:val="000000"/>
-                <w:szCs w:val="20"/>
-                <w:lang w:val="el-GR"/>
-              </w:rPr>
-              <w:t>Ακροαματική/ μαιευτική</w:t>
+                <w:sz w:val="18"/>
+                <w:szCs w:val="18"/>
+                <w:lang w:val="el-GR"/>
+              </w:rPr>
+            </w:pPr>
+            <w:r>
+              <w:rPr>
+                <w:rFonts w:cs="Arial"/>
+                <w:color w:val="000000"/>
+                <w:sz w:val="18"/>
+                <w:szCs w:val="18"/>
+                <w:lang w:val="el-GR"/>
+              </w:rPr>
+              <w:t xml:space="preserve"> </w:t>
+            </w:r>
+            <w:r>
+              <w:rPr>
+                <w:rFonts w:cs="Arial"/>
+                <w:color w:val="000000"/>
+                <w:sz w:val="18"/>
+                <w:szCs w:val="18"/>
+                <w:lang w:val="el-GR"/>
+              </w:rPr>
+              <w:t xml:space="preserve">Η </w:t>
+            </w:r>
+            <w:r>
+              <w:rPr>
+                <w:rFonts w:cs="Arial"/>
+                <w:color w:val="000000"/>
+                <w:sz w:val="18"/>
+                <w:szCs w:val="18"/>
+                <w:lang w:val="el-GR"/>
+              </w:rPr>
+              <w:t>καθηγητής</w:t>
+            </w:r>
+            <w:r>
+              <w:rPr>
+                <w:rFonts w:cs="Arial"/>
+                <w:color w:val="000000"/>
+                <w:sz w:val="18"/>
+                <w:szCs w:val="18"/>
+                <w:lang w:val="el-GR"/>
+              </w:rPr>
+              <w:t xml:space="preserve"> ανοίγει </w:t>
+            </w:r>
+            <w:r>
+              <w:rPr>
+                <w:rFonts w:cs="Arial"/>
+                <w:color w:val="000000"/>
+                <w:sz w:val="18"/>
+                <w:szCs w:val="18"/>
+                <w:lang w:val="el-GR"/>
+              </w:rPr>
+              <w:t xml:space="preserve">το </w:t>
+            </w:r>
+            <w:r>
+              <w:rPr>
+                <w:rFonts w:cs="Arial"/>
+                <w:color w:val="000000"/>
+                <w:sz w:val="18"/>
+                <w:szCs w:val="18"/>
+                <w:lang w:val="el-GR"/>
+              </w:rPr>
+              <w:t xml:space="preserve">αρχείο </w:t>
+            </w:r>
+            <w:r>
+              <w:rPr>
+                <w:rFonts w:cs="Arial"/>
+                <w:b/>
+                <w:bCs/>
+                <w:color w:val="000000"/>
+                <w:sz w:val="18"/>
+                <w:szCs w:val="18"/>
+                <w:lang w:val="el-GR"/>
+              </w:rPr>
+              <w:t>B41M8 - Επεξεργασία αριθμητικών δεδομένων και αναφορές κελιών.pptx</w:t>
+            </w:r>
+            <w:r>
+              <w:rPr>
+                <w:rFonts w:cs="Arial"/>
+                <w:color w:val="000000"/>
+                <w:sz w:val="18"/>
+                <w:szCs w:val="18"/>
+                <w:lang w:val="el-GR"/>
+              </w:rPr>
+              <w:t xml:space="preserve"> </w:t>
+            </w:r>
+            <w:r>
+              <w:rPr>
+                <w:rFonts w:cs="Arial"/>
+                <w:color w:val="000000"/>
+                <w:sz w:val="18"/>
+                <w:szCs w:val="18"/>
+                <w:lang w:val="el-GR"/>
+              </w:rPr>
+              <w:t xml:space="preserve"> και με τη συμμετοχή των μαθητών, παρουσιάζει τους στόχους του μαθήματος αξιοποιώντας τις προϋπάρχουσες γνώσεις τους, ενώ </w:t>
+            </w:r>
+            <w:r>
+              <w:rPr>
+                <w:rFonts w:cs="Arial"/>
+                <w:color w:val="000000"/>
+                <w:sz w:val="18"/>
+                <w:szCs w:val="18"/>
+                <w:lang w:val="el-GR"/>
+              </w:rPr>
+              <w:t>ταυτόχ</w:t>
+            </w:r>
+            <w:r>
+              <w:rPr>
+                <w:rFonts w:cs="Arial"/>
+                <w:color w:val="000000"/>
+                <w:sz w:val="18"/>
+                <w:szCs w:val="18"/>
+                <w:lang w:val="el-GR"/>
+              </w:rPr>
+              <w:t xml:space="preserve">ρονα </w:t>
+            </w:r>
+            <w:r>
+              <w:rPr>
+                <w:rFonts w:cs="Arial"/>
+                <w:color w:val="000000"/>
+                <w:sz w:val="18"/>
+                <w:szCs w:val="18"/>
+                <w:lang w:val="el-GR"/>
+              </w:rPr>
+              <w:t xml:space="preserve">επισημαίνει τα βασικά σημεία που θα </w:t>
+            </w:r>
+            <w:r>
+              <w:rPr>
+                <w:rFonts w:cs="Arial"/>
+                <w:color w:val="000000"/>
+                <w:sz w:val="18"/>
+                <w:szCs w:val="18"/>
+                <w:lang w:val="el-GR"/>
+              </w:rPr>
+              <w:t>εξεταστούν</w:t>
+            </w:r>
+            <w:r>
+              <w:rPr>
+                <w:rFonts w:cs="Arial"/>
+                <w:color w:val="000000"/>
+                <w:sz w:val="18"/>
+                <w:szCs w:val="18"/>
+                <w:lang w:val="el-GR"/>
+              </w:rPr>
+              <w:t xml:space="preserve"> στο μάθημα</w:t>
+            </w:r>
+            <w:r>
+              <w:rPr>
+                <w:rFonts w:cs="Arial"/>
+                <w:color w:val="000000"/>
+                <w:sz w:val="18"/>
+                <w:szCs w:val="18"/>
+                <w:lang w:val="el-GR"/>
+              </w:rPr>
+              <w:t>.</w:t>
             </w:r>
           </w:p>
           <w:p>
@@ -2401,27 +2436,59 @@
               <w:rPr>
                 <w:rFonts w:cs="Arial"/>
                 <w:color w:val="000000"/>
-                <w:szCs w:val="20"/>
-                <w:lang w:val="el-GR"/>
-              </w:rPr>
-            </w:pPr>
-            <w:r>
-              <w:rPr>
-                <w:rFonts w:cs="Arial"/>
-                <w:color w:val="000000"/>
-                <w:szCs w:val="20"/>
-                <w:lang w:val="el-GR"/>
-              </w:rPr>
-              <w:t>Συζήτηση στην ολομέλεια</w:t>
-            </w:r>
-          </w:p>
-          <w:p>
-            <w:pPr>
-              <w:rPr>
-                <w:rFonts w:cs="Arial"/>
-                <w:color w:val="000000"/>
-                <w:sz w:val="18"/>
-                <w:szCs w:val="16"/>
+                <w:sz w:val="18"/>
+                <w:szCs w:val="18"/>
+                <w:lang w:val="el-GR"/>
+              </w:rPr>
+            </w:pPr>
+            <w:r>
+              <w:rPr>
+                <w:rFonts w:cs="Arial"/>
+                <w:color w:val="000000"/>
+                <w:sz w:val="18"/>
+                <w:szCs w:val="18"/>
+                <w:lang w:val="el-GR"/>
+              </w:rPr>
+              <w:t xml:space="preserve">Η παρουσίαση είναι σύντομη </w:t>
+            </w:r>
+            <w:r>
+              <w:rPr>
+                <w:rFonts w:cs="Arial"/>
+                <w:color w:val="000000"/>
+                <w:sz w:val="18"/>
+                <w:szCs w:val="18"/>
+                <w:lang w:val="el-GR"/>
+              </w:rPr>
+              <w:t xml:space="preserve">ούτως ώστε οι μαθητές να μεταβούν στη πρακτική όπου θα κατανοήσουν </w:t>
+            </w:r>
+            <w:r>
+              <w:rPr>
+                <w:rFonts w:cs="Arial"/>
+                <w:color w:val="000000"/>
+                <w:sz w:val="18"/>
+                <w:szCs w:val="18"/>
+                <w:lang w:val="el-GR"/>
+              </w:rPr>
+              <w:t>καλύτερα το αντικείμενο,</w:t>
+            </w:r>
+            <w:r>
+              <w:rPr>
+                <w:rFonts w:cs="Arial"/>
+                <w:color w:val="000000"/>
+                <w:sz w:val="18"/>
+                <w:szCs w:val="18"/>
+                <w:lang w:val="el-GR"/>
+              </w:rPr>
+              <w:t xml:space="preserve"> </w:t>
+            </w:r>
+          </w:p>
+          <w:p>
+            <w:pPr>
+              <w:rPr>
+                <w:rFonts w:cs="Arial"/>
+                <w:color w:val="000000"/>
+                <w:sz w:val="18"/>
+                <w:szCs w:val="18"/>
                 <w:lang w:val="el-GR"/>
               </w:rPr>
             </w:pPr>
@@ -2429,7 +2496,121 @@
         </w:tc>
         <w:tc>
           <w:tcPr>
-            <w:tcW w:w="806" w:type="pct"/>
+            <w:tcW w:w="440" w:type="pct"/>
+          </w:tcPr>
+          <w:p>
+            <w:pPr>
+              <w:rPr>
+                <w:rFonts w:cs="Arial"/>
+                <w:color w:val="000000"/>
+                <w:sz w:val="18"/>
+                <w:szCs w:val="18"/>
+                <w:lang w:val="el-GR"/>
+              </w:rPr>
+            </w:pPr>
+            <w:r>
+              <w:rPr>
+                <w:rFonts w:cs="Arial"/>
+                <w:color w:val="000000"/>
+                <w:sz w:val="18"/>
+                <w:szCs w:val="18"/>
+                <w:lang w:val="el-GR"/>
+              </w:rPr>
+              <w:t>δ1</w:t>
+            </w:r>
+            <w:r>
+              <w:rPr>
+                <w:rFonts w:cs="Arial"/>
+                <w:color w:val="000000"/>
+                <w:sz w:val="18"/>
+                <w:szCs w:val="18"/>
+                <w:lang w:val="el-GR"/>
+              </w:rPr>
+              <w:t>-δ3</w:t>
+            </w:r>
+          </w:p>
+        </w:tc>
+        <w:tc>
+          <w:tcPr>
+            <w:tcW w:w="1311" w:type="pct"/>
+          </w:tcPr>
+          <w:p>
+            <w:pPr>
+              <w:numPr>
+                <w:ilvl w:val="0"/>
+                <w:numId w:val="5"/>
+              </w:numPr>
+              <w:tabs>
+                <w:tab w:val="clear" w:pos="720"/>
+                <w:tab w:val="num" w:pos="330"/>
+                <w:tab w:val="num" w:pos="1890"/>
+              </w:tabs>
+              <w:ind w:left="330" w:hanging="220"/>
+              <w:rPr>
+                <w:rFonts w:cs="Arial"/>
+                <w:color w:val="000000"/>
+                <w:sz w:val="18"/>
+                <w:szCs w:val="18"/>
+                <w:lang w:val="el-GR"/>
+              </w:rPr>
+            </w:pPr>
+            <w:r>
+              <w:rPr>
+                <w:rFonts w:cs="Arial"/>
+                <w:color w:val="000000"/>
+                <w:sz w:val="18"/>
+                <w:szCs w:val="18"/>
+                <w:lang w:val="el-GR"/>
+              </w:rPr>
+              <w:t>Ακροαματική/ μαιευτική</w:t>
+            </w:r>
+          </w:p>
+          <w:p>
+            <w:pPr>
+              <w:numPr>
+                <w:ilvl w:val="0"/>
+                <w:numId w:val="5"/>
+              </w:numPr>
+              <w:tabs>
+                <w:tab w:val="clear" w:pos="720"/>
+                <w:tab w:val="num" w:pos="330"/>
+                <w:tab w:val="num" w:pos="1890"/>
+              </w:tabs>
+              <w:ind w:left="330" w:hanging="220"/>
+              <w:rPr>
+                <w:rFonts w:cs="Arial"/>
+                <w:color w:val="000000"/>
+                <w:sz w:val="18"/>
+                <w:szCs w:val="18"/>
+                <w:lang w:val="el-GR"/>
+              </w:rPr>
+            </w:pPr>
+            <w:r>
+              <w:rPr>
+                <w:rFonts w:cs="Arial"/>
+                <w:color w:val="000000"/>
+                <w:sz w:val="18"/>
+                <w:szCs w:val="18"/>
+                <w:lang w:val="el-GR"/>
+              </w:rPr>
+              <w:t>Συζήτηση στην ολομέλεια</w:t>
+            </w:r>
+          </w:p>
+          <w:p>
+            <w:pPr>
+              <w:rPr>
+                <w:rFonts w:cs="Arial"/>
+                <w:color w:val="000000"/>
+                <w:sz w:val="18"/>
+                <w:szCs w:val="18"/>
+                <w:lang w:val="el-GR"/>
+              </w:rPr>
+            </w:pPr>
+          </w:p>
+        </w:tc>
+        <w:tc>
+          <w:tcPr>
+            <w:tcW w:w="990" w:type="pct"/>
           </w:tcPr>
           <w:p>
             <w:pPr>
@@ -2451,6 +2632,7 @@
                 <w:lang w:val="el-GR"/>
               </w:rPr>
             </w:pPr>
+            <w:proofErr w:type="spellStart"/>
             <w:r>
               <w:rPr>
                 <w:rFonts w:cs="Arial"/>
@@ -2461,6 +2643,7 @@
               </w:rPr>
               <w:t>Βιντεοπροβολέας</w:t>
             </w:r>
+            <w:proofErr w:type="spellEnd"/>
           </w:p>
           <w:p>
             <w:pPr>
@@ -2477,7 +2660,7 @@
                 <w:rFonts w:cs="Arial"/>
                 <w:color w:val="000000"/>
                 <w:sz w:val="18"/>
-                <w:szCs w:val="16"/>
+                <w:szCs w:val="18"/>
                 <w:lang w:val="el-GR"/>
               </w:rPr>
             </w:pPr>
@@ -2500,7 +2683,7 @@
         </w:trPr>
         <w:tc>
           <w:tcPr>
-            <w:tcW w:w="478" w:type="pct"/>
+            <w:tcW w:w="605" w:type="pct"/>
             <w:vAlign w:val="center"/>
           </w:tcPr>
           <w:p>
@@ -2510,16 +2693,16 @@
                 <w:rFonts w:cs="Arial"/>
                 <w:color w:val="000000"/>
                 <w:sz w:val="18"/>
-                <w:szCs w:val="16"/>
-                <w:lang w:val="el-GR"/>
-              </w:rPr>
-            </w:pPr>
-            <w:r>
-              <w:rPr>
-                <w:rFonts w:cs="Arial"/>
-                <w:color w:val="000000"/>
-                <w:sz w:val="18"/>
-                <w:szCs w:val="16"/>
+                <w:szCs w:val="18"/>
+                <w:lang w:val="el-GR"/>
+              </w:rPr>
+            </w:pPr>
+            <w:r>
+              <w:rPr>
+                <w:rFonts w:cs="Arial"/>
+                <w:color w:val="000000"/>
+                <w:sz w:val="18"/>
+                <w:szCs w:val="18"/>
                 <w:lang w:val="el-GR"/>
               </w:rPr>
               <w:t>Εμπέδωση</w:t>
@@ -2528,7 +2711,7 @@
         </w:tc>
         <w:tc>
           <w:tcPr>
-            <w:tcW w:w="1966" w:type="pct"/>
+            <w:tcW w:w="1655" w:type="pct"/>
           </w:tcPr>
           <w:p>
             <w:pPr>
@@ -2545,15 +2728,17 @@
               <w:rPr>
                 <w:rFonts w:cs="Arial"/>
                 <w:color w:val="000000"/>
-                <w:szCs w:val="20"/>
-                <w:lang w:val="el-GR"/>
-              </w:rPr>
-            </w:pPr>
-            <w:r>
-              <w:rPr>
-                <w:rFonts w:cs="Arial"/>
-                <w:color w:val="000000"/>
-                <w:szCs w:val="20"/>
+                <w:sz w:val="18"/>
+                <w:szCs w:val="18"/>
+                <w:lang w:val="el-GR"/>
+              </w:rPr>
+            </w:pPr>
+            <w:r>
+              <w:rPr>
+                <w:rFonts w:cs="Arial"/>
+                <w:color w:val="000000"/>
+                <w:sz w:val="18"/>
+                <w:szCs w:val="18"/>
                 <w:lang w:val="el-GR"/>
               </w:rPr>
               <w:t xml:space="preserve"> </w:t>
@@ -2562,7 +2747,8 @@
               <w:rPr>
                 <w:rFonts w:cs="Arial"/>
                 <w:color w:val="000000"/>
-                <w:szCs w:val="20"/>
+                <w:sz w:val="18"/>
+                <w:szCs w:val="18"/>
                 <w:lang w:val="el-GR"/>
               </w:rPr>
               <w:t xml:space="preserve">Ο </w:t>
@@ -2571,7 +2757,8 @@
               <w:rPr>
                 <w:rFonts w:cs="Arial"/>
                 <w:color w:val="000000"/>
-                <w:szCs w:val="20"/>
+                <w:sz w:val="18"/>
+                <w:szCs w:val="18"/>
                 <w:lang w:val="el-GR"/>
               </w:rPr>
               <w:t>καθηγ</w:t>
@@ -2580,7 +2767,8 @@
               <w:rPr>
                 <w:rFonts w:cs="Arial"/>
                 <w:color w:val="000000"/>
-                <w:szCs w:val="20"/>
+                <w:sz w:val="18"/>
+                <w:szCs w:val="18"/>
                 <w:lang w:val="el-GR"/>
               </w:rPr>
               <w:t>η</w:t>
@@ -2589,7 +2777,8 @@
               <w:rPr>
                 <w:rFonts w:cs="Arial"/>
                 <w:color w:val="000000"/>
-                <w:szCs w:val="20"/>
+                <w:sz w:val="18"/>
+                <w:szCs w:val="18"/>
                 <w:lang w:val="el-GR"/>
               </w:rPr>
               <w:t>τ</w:t>
@@ -2598,7 +2787,8 @@
               <w:rPr>
                 <w:rFonts w:cs="Arial"/>
                 <w:color w:val="000000"/>
-                <w:szCs w:val="20"/>
+                <w:sz w:val="18"/>
+                <w:szCs w:val="18"/>
                 <w:lang w:val="el-GR"/>
               </w:rPr>
               <w:t>ής</w:t>
@@ -2607,7 +2797,8 @@
               <w:rPr>
                 <w:rFonts w:cs="Arial"/>
                 <w:color w:val="000000"/>
-                <w:szCs w:val="20"/>
+                <w:sz w:val="18"/>
+                <w:szCs w:val="18"/>
                 <w:lang w:val="el-GR"/>
               </w:rPr>
               <w:t xml:space="preserve"> διανέμει το φύλλο εργασίας και οι μαθητές εργάζονται </w:t>
@@ -2616,7 +2807,8 @@
               <w:rPr>
                 <w:rFonts w:cs="Arial"/>
                 <w:color w:val="000000"/>
-                <w:szCs w:val="20"/>
+                <w:sz w:val="18"/>
+                <w:szCs w:val="18"/>
                 <w:lang w:val="el-GR"/>
               </w:rPr>
               <w:t>ατομικά</w:t>
@@ -2625,7 +2817,8 @@
               <w:rPr>
                 <w:rFonts w:cs="Arial"/>
                 <w:color w:val="000000"/>
-                <w:szCs w:val="20"/>
+                <w:sz w:val="18"/>
+                <w:szCs w:val="18"/>
                 <w:lang w:val="el-GR"/>
               </w:rPr>
               <w:t xml:space="preserve">. </w:t>
@@ -2646,15 +2839,17 @@
               <w:rPr>
                 <w:rFonts w:cs="Arial"/>
                 <w:color w:val="000000"/>
-                <w:szCs w:val="20"/>
-                <w:lang w:val="el-GR"/>
-              </w:rPr>
-            </w:pPr>
-            <w:r>
-              <w:rPr>
-                <w:rFonts w:cs="Arial"/>
-                <w:color w:val="000000"/>
-                <w:szCs w:val="20"/>
+                <w:sz w:val="18"/>
+                <w:szCs w:val="18"/>
+                <w:lang w:val="el-GR"/>
+              </w:rPr>
+            </w:pPr>
+            <w:r>
+              <w:rPr>
+                <w:rFonts w:cs="Arial"/>
+                <w:color w:val="000000"/>
+                <w:sz w:val="18"/>
+                <w:szCs w:val="18"/>
                 <w:lang w:val="el-GR"/>
               </w:rPr>
               <w:t xml:space="preserve">Καθ’ όλη τη διάρκεια, </w:t>
@@ -2663,7 +2858,8 @@
               <w:rPr>
                 <w:rFonts w:cs="Arial"/>
                 <w:color w:val="000000"/>
-                <w:szCs w:val="20"/>
+                <w:sz w:val="18"/>
+                <w:szCs w:val="18"/>
                 <w:lang w:val="el-GR"/>
               </w:rPr>
               <w:t xml:space="preserve">ο </w:t>
@@ -2672,25 +2868,18 @@
               <w:rPr>
                 <w:rFonts w:cs="Arial"/>
                 <w:color w:val="000000"/>
-                <w:szCs w:val="20"/>
-                <w:lang w:val="el-GR"/>
-              </w:rPr>
-              <w:t>καθηγητ</w:t>
-            </w:r>
-            <w:r>
-              <w:rPr>
-                <w:rFonts w:cs="Arial"/>
-                <w:color w:val="000000"/>
-                <w:szCs w:val="20"/>
-                <w:lang w:val="el-GR"/>
-              </w:rPr>
-              <w:t>ής</w:t>
-            </w:r>
-            <w:r>
-              <w:rPr>
-                <w:rFonts w:cs="Arial"/>
-                <w:color w:val="000000"/>
-                <w:szCs w:val="20"/>
+                <w:sz w:val="18"/>
+                <w:szCs w:val="18"/>
+                <w:lang w:val="el-GR"/>
+              </w:rPr>
+              <w:t>καθηγητής</w:t>
+            </w:r>
+            <w:r>
+              <w:rPr>
+                <w:rFonts w:cs="Arial"/>
+                <w:color w:val="000000"/>
+                <w:sz w:val="18"/>
+                <w:szCs w:val="18"/>
                 <w:lang w:val="el-GR"/>
               </w:rPr>
               <w:t xml:space="preserve"> κινείται διακριτικά στον χώρο, παρατηρεί και υποστηρίζει όπου χρειάζεται, ενισχύοντας τη συμμετοχή όλων.</w:t>
@@ -2707,16 +2896,16 @@
                 <w:rFonts w:cs="Arial"/>
                 <w:color w:val="000000"/>
                 <w:sz w:val="18"/>
-                <w:szCs w:val="16"/>
-                <w:lang w:val="el-GR"/>
-              </w:rPr>
-            </w:pPr>
-            <w:r>
-              <w:rPr>
-                <w:rFonts w:cs="Arial"/>
-                <w:color w:val="000000"/>
-                <w:sz w:val="18"/>
-                <w:szCs w:val="16"/>
+                <w:szCs w:val="18"/>
+                <w:lang w:val="el-GR"/>
+              </w:rPr>
+            </w:pPr>
+            <w:r>
+              <w:rPr>
+                <w:rFonts w:cs="Arial"/>
+                <w:color w:val="000000"/>
+                <w:sz w:val="18"/>
+                <w:szCs w:val="18"/>
                 <w:lang w:val="el-GR"/>
               </w:rPr>
               <w:t>α1,1-α1.2</w:t>
@@ -2728,30 +2917,30 @@
                 <w:rFonts w:cs="Arial"/>
                 <w:color w:val="000000"/>
                 <w:sz w:val="18"/>
-                <w:szCs w:val="16"/>
-                <w:lang w:val="el-GR"/>
-              </w:rPr>
-            </w:pPr>
-          </w:p>
-          <w:p>
-            <w:pPr>
-              <w:rPr>
-                <w:rFonts w:cs="Arial"/>
-                <w:color w:val="000000"/>
-                <w:sz w:val="18"/>
-                <w:szCs w:val="16"/>
-                <w:lang w:val="el-GR"/>
-              </w:rPr>
-            </w:pPr>
-            <w:r>
-              <w:rPr>
-                <w:rFonts w:cs="Arial"/>
-                <w:color w:val="000000"/>
-                <w:sz w:val="18"/>
-                <w:szCs w:val="16"/>
-                <w:lang w:val="el-GR"/>
-              </w:rPr>
-              <w:t>κ2, κ3, κ7</w:t>
+                <w:szCs w:val="18"/>
+                <w:lang w:val="el-GR"/>
+              </w:rPr>
+            </w:pPr>
+          </w:p>
+          <w:p>
+            <w:pPr>
+              <w:rPr>
+                <w:rFonts w:cs="Arial"/>
+                <w:color w:val="000000"/>
+                <w:sz w:val="18"/>
+                <w:szCs w:val="18"/>
+                <w:lang w:val="el-GR"/>
+              </w:rPr>
+            </w:pPr>
+            <w:r>
+              <w:rPr>
+                <w:rFonts w:cs="Arial"/>
+                <w:color w:val="000000"/>
+                <w:sz w:val="18"/>
+                <w:szCs w:val="18"/>
+                <w:lang w:val="el-GR"/>
+              </w:rPr>
+              <w:t>κ3, κ7</w:t>
             </w:r>
           </w:p>
         </w:tc>
@@ -2773,36 +2962,26 @@
               <w:rPr>
                 <w:rFonts w:cs="Arial"/>
                 <w:color w:val="000000"/>
-                <w:sz w:val="17"/>
-                <w:szCs w:val="17"/>
-                <w:lang w:val="el-GR"/>
-              </w:rPr>
-            </w:pPr>
-            <w:r>
-              <w:rPr>
-                <w:rFonts w:cs="Arial"/>
-                <w:color w:val="000000"/>
-                <w:sz w:val="17"/>
-                <w:szCs w:val="17"/>
-                <w:lang w:val="el-GR"/>
-              </w:rPr>
-              <w:t>Ατομική εργασία</w:t>
-            </w:r>
-            <w:r>
-              <w:rPr>
-                <w:rFonts w:cs="Arial"/>
-                <w:color w:val="000000"/>
-                <w:sz w:val="17"/>
-                <w:szCs w:val="17"/>
-                <w:lang w:val="el-GR"/>
-              </w:rPr>
-              <w:t xml:space="preserve"> στον υπολογιστή</w:t>
+                <w:sz w:val="18"/>
+                <w:szCs w:val="18"/>
+                <w:lang w:val="el-GR"/>
+              </w:rPr>
+            </w:pPr>
+            <w:r>
+              <w:rPr>
+                <w:rFonts w:cs="Arial"/>
+                <w:color w:val="000000"/>
+                <w:sz w:val="18"/>
+                <w:szCs w:val="18"/>
+                <w:lang w:val="el-GR"/>
+              </w:rPr>
+              <w:t>Ατομική εργασία στον υπολογιστή</w:t>
             </w:r>
           </w:p>
         </w:tc>
         <w:tc>
           <w:tcPr>
-            <w:tcW w:w="806" w:type="pct"/>
+            <w:tcW w:w="990" w:type="pct"/>
           </w:tcPr>
           <w:p>
             <w:pPr>
@@ -2848,17 +3027,17 @@
               <w:rPr>
                 <w:rFonts w:cs="Arial"/>
                 <w:color w:val="000000"/>
-                <w:sz w:val="17"/>
-                <w:szCs w:val="17"/>
-                <w:lang w:val="el-GR"/>
-              </w:rPr>
-            </w:pPr>
-            <w:r>
-              <w:rPr>
-                <w:rFonts w:cs="Arial"/>
-                <w:color w:val="000000"/>
-                <w:sz w:val="17"/>
-                <w:szCs w:val="17"/>
+                <w:sz w:val="18"/>
+                <w:szCs w:val="18"/>
+                <w:lang w:val="el-GR"/>
+              </w:rPr>
+            </w:pPr>
+            <w:r>
+              <w:rPr>
+                <w:rFonts w:cs="Arial"/>
+                <w:color w:val="000000"/>
+                <w:sz w:val="18"/>
+                <w:szCs w:val="18"/>
                 <w:lang w:val="el-GR"/>
               </w:rPr>
               <w:t xml:space="preserve">Εκτυπωμένο Φύλλο εργασίας </w:t>
@@ -2869,8 +3048,8 @@
                 <w:b/>
                 <w:bCs/>
                 <w:color w:val="000000"/>
-                <w:sz w:val="17"/>
-                <w:szCs w:val="17"/>
+                <w:sz w:val="18"/>
+                <w:szCs w:val="18"/>
                 <w:lang w:val="el-GR"/>
               </w:rPr>
               <w:t>B41M8 - Σχολικό κυλικείο - Φύλλο Εργασίας.docx</w:t>
@@ -2886,7 +3065,7 @@
                 <w:rFonts w:cs="Arial"/>
                 <w:color w:val="000000"/>
                 <w:sz w:val="18"/>
-                <w:szCs w:val="16"/>
+                <w:szCs w:val="18"/>
                 <w:lang w:val="el-GR"/>
               </w:rPr>
             </w:pPr>
@@ -2899,7 +3078,7 @@
         </w:trPr>
         <w:tc>
           <w:tcPr>
-            <w:tcW w:w="478" w:type="pct"/>
+            <w:tcW w:w="605" w:type="pct"/>
             <w:vAlign w:val="center"/>
           </w:tcPr>
           <w:p>
@@ -2909,16 +3088,16 @@
                 <w:rFonts w:cs="Arial"/>
                 <w:color w:val="000000"/>
                 <w:sz w:val="18"/>
-                <w:szCs w:val="16"/>
-                <w:lang w:val="el-GR"/>
-              </w:rPr>
-            </w:pPr>
-            <w:r>
-              <w:rPr>
-                <w:rFonts w:cs="Arial"/>
-                <w:color w:val="000000"/>
-                <w:sz w:val="18"/>
-                <w:szCs w:val="16"/>
+                <w:szCs w:val="18"/>
+                <w:lang w:val="el-GR"/>
+              </w:rPr>
+            </w:pPr>
+            <w:r>
+              <w:rPr>
+                <w:rFonts w:cs="Arial"/>
+                <w:color w:val="000000"/>
+                <w:sz w:val="18"/>
+                <w:szCs w:val="18"/>
                 <w:lang w:val="el-GR"/>
               </w:rPr>
               <w:t>Αξιολόγηση</w:t>
@@ -2927,7 +3106,7 @@
         </w:tc>
         <w:tc>
           <w:tcPr>
-            <w:tcW w:w="1966" w:type="pct"/>
+            <w:tcW w:w="1655" w:type="pct"/>
           </w:tcPr>
           <w:p>
             <w:pPr>
@@ -2943,44 +3122,41 @@
               <w:rPr>
                 <w:rFonts w:cs="Arial"/>
                 <w:color w:val="000000"/>
-                <w:szCs w:val="20"/>
-                <w:lang w:val="el-GR"/>
-              </w:rPr>
-            </w:pPr>
-            <w:r>
-              <w:rPr>
-                <w:rFonts w:cs="Arial"/>
-                <w:color w:val="000000"/>
-                <w:szCs w:val="20"/>
+                <w:sz w:val="18"/>
+                <w:szCs w:val="18"/>
+                <w:lang w:val="el-GR"/>
+              </w:rPr>
+            </w:pPr>
+            <w:r>
+              <w:rPr>
+                <w:rFonts w:cs="Arial"/>
+                <w:color w:val="000000"/>
+                <w:sz w:val="18"/>
+                <w:szCs w:val="18"/>
                 <w:lang w:val="el-GR"/>
               </w:rPr>
               <w:t xml:space="preserve"> </w:t>
             </w:r>
             <w:r>
               <w:rPr>
-                <w:szCs w:val="20"/>
-                <w:lang w:val="el-GR"/>
-              </w:rPr>
-              <w:t xml:space="preserve">Οι μαθητές που ολοκληρώνουν τις ασκήσεις εμπέδωσης </w:t>
-            </w:r>
-            <w:r>
-              <w:rPr>
-                <w:szCs w:val="20"/>
-                <w:lang w:val="el-GR"/>
-              </w:rPr>
-              <w:lastRenderedPageBreak/>
-              <w:t>συνεχίζουν με τις ασκήσεις αξιολόγησης ενώ όσοι ολοκληρώνουν προχωρούν στις ασκήσεις εμπλουτισμού</w:t>
-            </w:r>
-            <w:r>
-              <w:rPr>
-                <w:szCs w:val="20"/>
+                <w:sz w:val="18"/>
+                <w:szCs w:val="18"/>
+                <w:lang w:val="el-GR"/>
+              </w:rPr>
+              <w:t>Οι μαθητές που ολοκληρώνουν τις ασκήσεις εμπέδωσης συνεχίζουν με τις ασκήσεις αξιολόγησης ενώ όσοι ολοκληρώνουν προχωρούν στις ασκήσεις εμπλουτισμού</w:t>
+            </w:r>
+            <w:r>
+              <w:rPr>
+                <w:sz w:val="18"/>
+                <w:szCs w:val="18"/>
                 <w:lang w:val="en-US"/>
               </w:rPr>
               <w:t>v</w:t>
             </w:r>
             <w:r>
               <w:rPr>
-                <w:szCs w:val="20"/>
+                <w:sz w:val="18"/>
+                <w:szCs w:val="18"/>
                 <w:lang w:val="el-GR"/>
               </w:rPr>
               <w:t>.</w:t>
@@ -2992,18 +3168,7 @@
                 <w:rFonts w:cs="Arial"/>
                 <w:color w:val="000000"/>
                 <w:sz w:val="18"/>
-                <w:szCs w:val="16"/>
-                <w:lang w:val="el-GR"/>
-              </w:rPr>
-            </w:pPr>
-          </w:p>
-          <w:p>
-            <w:pPr>
-              <w:rPr>
-                <w:rFonts w:cs="Arial"/>
-                <w:color w:val="000000"/>
-                <w:sz w:val="18"/>
-                <w:szCs w:val="16"/>
+                <w:szCs w:val="18"/>
                 <w:lang w:val="el-GR"/>
               </w:rPr>
             </w:pPr>
@@ -3019,7 +3184,28 @@
                 <w:rFonts w:cs="Arial"/>
                 <w:color w:val="000000"/>
                 <w:sz w:val="18"/>
-                <w:szCs w:val="16"/>
+                <w:szCs w:val="18"/>
+                <w:lang w:val="el-GR"/>
+              </w:rPr>
+            </w:pPr>
+            <w:r>
+              <w:rPr>
+                <w:rFonts w:cs="Arial"/>
+                <w:color w:val="000000"/>
+                <w:sz w:val="18"/>
+                <w:szCs w:val="18"/>
+                <w:lang w:val="el-GR"/>
+              </w:rPr>
+              <w:t>α1,1-2</w:t>
+            </w:r>
+          </w:p>
+          <w:p>
+            <w:pPr>
+              <w:rPr>
+                <w:rFonts w:cs="Arial"/>
+                <w:color w:val="000000"/>
+                <w:sz w:val="18"/>
+                <w:szCs w:val="18"/>
                 <w:lang w:val="el-GR"/>
               </w:rPr>
             </w:pPr>
@@ -3035,7 +3221,7 @@
                 <w:rFonts w:cs="Arial"/>
                 <w:color w:val="000000"/>
                 <w:sz w:val="18"/>
-                <w:szCs w:val="16"/>
+                <w:szCs w:val="18"/>
                 <w:lang w:val="el-GR"/>
               </w:rPr>
             </w:pPr>
@@ -3043,7 +3229,7 @@
         </w:tc>
         <w:tc>
           <w:tcPr>
-            <w:tcW w:w="806" w:type="pct"/>
+            <w:tcW w:w="990" w:type="pct"/>
           </w:tcPr>
           <w:p>
             <w:pPr>
@@ -3052,7 +3238,7 @@
                 <w:rFonts w:cs="Arial"/>
                 <w:color w:val="000000"/>
                 <w:sz w:val="18"/>
-                <w:szCs w:val="16"/>
+                <w:szCs w:val="18"/>
                 <w:lang w:val="el-GR"/>
               </w:rPr>
             </w:pPr>
@@ -3065,7 +3251,7 @@
         </w:trPr>
         <w:tc>
           <w:tcPr>
-            <w:tcW w:w="478" w:type="pct"/>
+            <w:tcW w:w="605" w:type="pct"/>
             <w:vAlign w:val="center"/>
           </w:tcPr>
           <w:p>
@@ -3075,16 +3261,16 @@
                 <w:rFonts w:cs="Arial"/>
                 <w:color w:val="000000"/>
                 <w:sz w:val="18"/>
-                <w:szCs w:val="16"/>
-                <w:lang w:val="el-GR"/>
-              </w:rPr>
-            </w:pPr>
-            <w:r>
-              <w:rPr>
-                <w:rFonts w:cs="Arial"/>
-                <w:color w:val="000000"/>
-                <w:sz w:val="18"/>
-                <w:szCs w:val="16"/>
+                <w:szCs w:val="18"/>
+                <w:lang w:val="el-GR"/>
+              </w:rPr>
+            </w:pPr>
+            <w:r>
+              <w:rPr>
+                <w:rFonts w:cs="Arial"/>
+                <w:color w:val="000000"/>
+                <w:sz w:val="18"/>
+                <w:szCs w:val="18"/>
                 <w:lang w:val="el-GR"/>
               </w:rPr>
               <w:t>Σύνοψη</w:t>
@@ -3093,7 +3279,7 @@
         </w:tc>
         <w:tc>
           <w:tcPr>
-            <w:tcW w:w="1966" w:type="pct"/>
+            <w:tcW w:w="1655" w:type="pct"/>
           </w:tcPr>
           <w:p>
             <w:pPr>
@@ -3109,15 +3295,17 @@
               <w:rPr>
                 <w:rFonts w:cs="Arial"/>
                 <w:color w:val="000000"/>
-                <w:szCs w:val="20"/>
-                <w:lang w:val="el-GR"/>
-              </w:rPr>
-            </w:pPr>
-            <w:r>
-              <w:rPr>
-                <w:rFonts w:cs="Arial"/>
-                <w:color w:val="000000"/>
-                <w:szCs w:val="20"/>
+                <w:sz w:val="18"/>
+                <w:szCs w:val="18"/>
+                <w:lang w:val="el-GR"/>
+              </w:rPr>
+            </w:pPr>
+            <w:r>
+              <w:rPr>
+                <w:rFonts w:cs="Arial"/>
+                <w:color w:val="000000"/>
+                <w:sz w:val="18"/>
+                <w:szCs w:val="18"/>
                 <w:lang w:val="el-GR"/>
               </w:rPr>
               <w:t xml:space="preserve">Ο </w:t>
@@ -3126,7 +3314,8 @@
               <w:rPr>
                 <w:rFonts w:cs="Arial"/>
                 <w:color w:val="000000"/>
-                <w:szCs w:val="20"/>
+                <w:sz w:val="18"/>
+                <w:szCs w:val="18"/>
                 <w:lang w:val="el-GR"/>
               </w:rPr>
               <w:t>καθηγητής</w:t>
@@ -3135,7 +3324,8 @@
               <w:rPr>
                 <w:rFonts w:cs="Arial"/>
                 <w:color w:val="000000"/>
-                <w:szCs w:val="20"/>
+                <w:sz w:val="18"/>
+                <w:szCs w:val="18"/>
                 <w:lang w:val="el-GR"/>
               </w:rPr>
               <w:t xml:space="preserve"> καλεί τους μαθητές </w:t>
@@ -3144,7 +3334,8 @@
               <w:rPr>
                 <w:rFonts w:cs="Arial"/>
                 <w:color w:val="000000"/>
-                <w:szCs w:val="20"/>
+                <w:sz w:val="18"/>
+                <w:szCs w:val="18"/>
                 <w:lang w:val="el-GR"/>
               </w:rPr>
               <w:t xml:space="preserve">να καθίσουν στις θέσεις τους και </w:t>
@@ -3153,7 +3344,8 @@
               <w:rPr>
                 <w:rFonts w:cs="Arial"/>
                 <w:color w:val="000000"/>
-                <w:szCs w:val="20"/>
+                <w:sz w:val="18"/>
+                <w:szCs w:val="18"/>
                 <w:lang w:val="el-GR"/>
               </w:rPr>
               <w:t>ταυτόχρονα</w:t>
@@ -3162,7 +3354,8 @@
               <w:rPr>
                 <w:rFonts w:cs="Arial"/>
                 <w:color w:val="000000"/>
-                <w:szCs w:val="20"/>
+                <w:sz w:val="18"/>
+                <w:szCs w:val="18"/>
                 <w:lang w:val="el-GR"/>
               </w:rPr>
               <w:t xml:space="preserve"> να παραδώσουν τα φύλλα εργασίας τους που μαζί με το αρχείο</w:t>
@@ -3171,7 +3364,8 @@
               <w:rPr>
                 <w:rFonts w:cs="Arial"/>
                 <w:color w:val="000000"/>
-                <w:szCs w:val="20"/>
+                <w:sz w:val="18"/>
+                <w:szCs w:val="18"/>
                 <w:lang w:val="el-GR"/>
               </w:rPr>
               <w:t xml:space="preserve"> </w:t>
@@ -3180,7 +3374,8 @@
               <w:rPr>
                 <w:b/>
                 <w:bCs/>
-                <w:szCs w:val="20"/>
+                <w:sz w:val="18"/>
+                <w:szCs w:val="18"/>
                 <w:lang w:val="el-GR"/>
               </w:rPr>
               <w:t>εμπέδωση.</w:t>
@@ -3189,7 +3384,8 @@
               <w:rPr>
                 <w:b/>
                 <w:bCs/>
-                <w:szCs w:val="20"/>
+                <w:sz w:val="18"/>
+                <w:szCs w:val="18"/>
               </w:rPr>
               <w:t>docx</w:t>
             </w:r>
@@ -3197,49 +3393,56 @@
               <w:rPr>
                 <w:b/>
                 <w:bCs/>
-                <w:szCs w:val="20"/>
+                <w:sz w:val="18"/>
+                <w:szCs w:val="18"/>
                 <w:lang w:val="el-GR"/>
               </w:rPr>
               <w:t xml:space="preserve"> </w:t>
             </w:r>
             <w:r>
               <w:rPr>
-                <w:szCs w:val="20"/>
+                <w:sz w:val="18"/>
+                <w:szCs w:val="18"/>
                 <w:lang w:val="el-GR"/>
               </w:rPr>
               <w:t xml:space="preserve">θα </w:t>
             </w:r>
             <w:r>
               <w:rPr>
-                <w:szCs w:val="20"/>
+                <w:sz w:val="18"/>
+                <w:szCs w:val="18"/>
                 <w:lang w:val="el-GR"/>
               </w:rPr>
               <w:t>αποτελέσουν</w:t>
             </w:r>
             <w:r>
               <w:rPr>
-                <w:szCs w:val="20"/>
+                <w:sz w:val="18"/>
+                <w:szCs w:val="18"/>
                 <w:lang w:val="el-GR"/>
               </w:rPr>
               <w:t xml:space="preserve"> τη βάση για την </w:t>
             </w:r>
             <w:r>
               <w:rPr>
-                <w:szCs w:val="20"/>
+                <w:sz w:val="18"/>
+                <w:szCs w:val="18"/>
                 <w:lang w:val="el-GR"/>
               </w:rPr>
               <w:t>αξιολόγησή</w:t>
             </w:r>
             <w:r>
               <w:rPr>
-                <w:szCs w:val="20"/>
+                <w:sz w:val="18"/>
+                <w:szCs w:val="18"/>
                 <w:lang w:val="el-GR"/>
               </w:rPr>
               <w:t xml:space="preserve"> τους </w:t>
             </w:r>
             <w:r>
               <w:rPr>
-                <w:szCs w:val="20"/>
+                <w:sz w:val="18"/>
+                <w:szCs w:val="18"/>
                 <w:lang w:val="el-GR"/>
               </w:rPr>
               <w:t>σε τρίτο χρόνο.</w:t>
@@ -3259,15 +3462,17 @@
               <w:rPr>
                 <w:rFonts w:cs="Arial"/>
                 <w:color w:val="000000"/>
-                <w:szCs w:val="20"/>
-                <w:lang w:val="el-GR"/>
-              </w:rPr>
-            </w:pPr>
-            <w:r>
-              <w:rPr>
-                <w:rFonts w:cs="Arial"/>
-                <w:color w:val="000000"/>
-                <w:szCs w:val="20"/>
+                <w:sz w:val="18"/>
+                <w:szCs w:val="18"/>
+                <w:lang w:val="el-GR"/>
+              </w:rPr>
+            </w:pPr>
+            <w:r>
+              <w:rPr>
+                <w:rFonts w:cs="Arial"/>
+                <w:color w:val="000000"/>
+                <w:sz w:val="18"/>
+                <w:szCs w:val="18"/>
                 <w:lang w:val="el-GR"/>
               </w:rPr>
               <w:t>Ο καθηγητής ανακαλεί τους δείκτες επιτυχίας</w:t>
@@ -3276,7 +3481,8 @@
               <w:rPr>
                 <w:rFonts w:cs="Arial"/>
                 <w:color w:val="000000"/>
-                <w:szCs w:val="20"/>
+                <w:sz w:val="18"/>
+                <w:szCs w:val="18"/>
                 <w:lang w:val="el-GR"/>
               </w:rPr>
               <w:t xml:space="preserve"> και συζητά με τους μαθητές κατά πόσο τους έχουν κατανοήσει.</w:t>
@@ -3293,28 +3499,28 @@
                 <w:rFonts w:cs="Arial"/>
                 <w:color w:val="000000"/>
                 <w:sz w:val="18"/>
-                <w:szCs w:val="16"/>
-                <w:lang w:val="el-GR"/>
-              </w:rPr>
-            </w:pPr>
-            <w:r>
-              <w:rPr>
-                <w:rFonts w:cs="Arial"/>
-                <w:color w:val="000000"/>
-                <w:sz w:val="18"/>
-                <w:szCs w:val="16"/>
-                <w:lang w:val="el-GR"/>
-              </w:rPr>
-              <w:t>α1,1-α1.2</w:t>
-            </w:r>
-          </w:p>
-          <w:p>
-            <w:pPr>
-              <w:rPr>
-                <w:rFonts w:cs="Arial"/>
-                <w:color w:val="000000"/>
-                <w:sz w:val="18"/>
-                <w:szCs w:val="16"/>
+                <w:szCs w:val="18"/>
+                <w:lang w:val="el-GR"/>
+              </w:rPr>
+            </w:pPr>
+            <w:r>
+              <w:rPr>
+                <w:rFonts w:cs="Arial"/>
+                <w:color w:val="000000"/>
+                <w:sz w:val="18"/>
+                <w:szCs w:val="18"/>
+                <w:lang w:val="el-GR"/>
+              </w:rPr>
+              <w:t>α1,1-2</w:t>
+            </w:r>
+          </w:p>
+          <w:p>
+            <w:pPr>
+              <w:rPr>
+                <w:rFonts w:cs="Arial"/>
+                <w:color w:val="000000"/>
+                <w:sz w:val="18"/>
+                <w:szCs w:val="18"/>
                 <w:lang w:val="el-GR"/>
               </w:rPr>
             </w:pPr>
@@ -3339,15 +3545,17 @@
               <w:rPr>
                 <w:rFonts w:cs="Arial"/>
                 <w:color w:val="000000"/>
-                <w:szCs w:val="20"/>
-                <w:lang w:val="el-GR"/>
-              </w:rPr>
-            </w:pPr>
-            <w:r>
-              <w:rPr>
-                <w:rFonts w:cs="Arial"/>
-                <w:color w:val="000000"/>
-                <w:szCs w:val="20"/>
+                <w:sz w:val="18"/>
+                <w:szCs w:val="18"/>
+                <w:lang w:val="el-GR"/>
+              </w:rPr>
+            </w:pPr>
+            <w:r>
+              <w:rPr>
+                <w:rFonts w:cs="Arial"/>
+                <w:color w:val="000000"/>
+                <w:sz w:val="18"/>
+                <w:szCs w:val="18"/>
                 <w:lang w:val="el-GR"/>
               </w:rPr>
               <w:t>Συζήτηση στην ολομέλεια</w:t>
@@ -3359,7 +3567,7 @@
                 <w:rFonts w:cs="Arial"/>
                 <w:color w:val="000000"/>
                 <w:sz w:val="18"/>
-                <w:szCs w:val="16"/>
+                <w:szCs w:val="18"/>
                 <w:lang w:val="el-GR"/>
               </w:rPr>
             </w:pPr>
@@ -3367,7 +3575,7 @@
         </w:tc>
         <w:tc>
           <w:tcPr>
-            <w:tcW w:w="806" w:type="pct"/>
+            <w:tcW w:w="990" w:type="pct"/>
           </w:tcPr>
           <w:p>
             <w:pPr>
@@ -3389,6 +3597,7 @@
                 <w:lang w:val="el-GR"/>
               </w:rPr>
             </w:pPr>
+            <w:proofErr w:type="spellStart"/>
             <w:r>
               <w:rPr>
                 <w:rFonts w:cs="Arial"/>
@@ -3399,6 +3608,7 @@
               </w:rPr>
               <w:t>Βιντεοπροβολέας</w:t>
             </w:r>
+            <w:proofErr w:type="spellEnd"/>
           </w:p>
           <w:p>
             <w:pPr>
@@ -3438,7 +3648,7 @@
         </w:trPr>
         <w:tc>
           <w:tcPr>
-            <w:tcW w:w="478" w:type="pct"/>
+            <w:tcW w:w="605" w:type="pct"/>
             <w:vAlign w:val="center"/>
           </w:tcPr>
           <w:p>
@@ -3448,16 +3658,16 @@
                 <w:rFonts w:cs="Arial"/>
                 <w:color w:val="000000"/>
                 <w:sz w:val="18"/>
-                <w:szCs w:val="16"/>
-                <w:lang w:val="el-GR"/>
-              </w:rPr>
-            </w:pPr>
-            <w:r>
-              <w:rPr>
-                <w:rFonts w:cs="Arial"/>
-                <w:color w:val="000000"/>
-                <w:sz w:val="18"/>
-                <w:szCs w:val="16"/>
+                <w:szCs w:val="18"/>
+                <w:lang w:val="el-GR"/>
+              </w:rPr>
+            </w:pPr>
+            <w:r>
+              <w:rPr>
+                <w:rFonts w:cs="Arial"/>
+                <w:color w:val="000000"/>
+                <w:sz w:val="17"/>
+                <w:szCs w:val="17"/>
                 <w:lang w:val="el-GR"/>
               </w:rPr>
               <w:t>Εργασία στο σπίτι</w:t>
@@ -3466,7 +3676,7 @@
         </w:tc>
         <w:tc>
           <w:tcPr>
-            <w:tcW w:w="1966" w:type="pct"/>
+            <w:tcW w:w="1655" w:type="pct"/>
           </w:tcPr>
           <w:p>
             <w:pPr>
@@ -3483,61 +3693,7 @@
                 <w:rFonts w:cs="Arial"/>
                 <w:color w:val="000000"/>
                 <w:sz w:val="18"/>
-                <w:szCs w:val="16"/>
-                <w:lang w:val="el-GR"/>
-              </w:rPr>
-            </w:pPr>
-            <w:r>
-              <w:rPr>
-                <w:rFonts w:cs="Arial"/>
-                <w:color w:val="000000"/>
-                <w:sz w:val="18"/>
-                <w:szCs w:val="16"/>
-                <w:lang w:val="el-GR"/>
-              </w:rPr>
-              <w:t xml:space="preserve"> </w:t>
-            </w:r>
-          </w:p>
-          <w:p>
-            <w:pPr>
-              <w:rPr>
-                <w:rFonts w:cs="Arial"/>
-                <w:color w:val="000000"/>
-                <w:sz w:val="18"/>
-                <w:szCs w:val="16"/>
-                <w:lang w:val="el-GR"/>
-              </w:rPr>
-            </w:pPr>
-          </w:p>
-          <w:p>
-            <w:pPr>
-              <w:rPr>
-                <w:rFonts w:cs="Arial"/>
-                <w:color w:val="000000"/>
-                <w:sz w:val="18"/>
-                <w:szCs w:val="16"/>
-                <w:lang w:val="el-GR"/>
-              </w:rPr>
-            </w:pPr>
-          </w:p>
-          <w:p>
-            <w:pPr>
-              <w:rPr>
-                <w:rFonts w:cs="Arial"/>
-                <w:color w:val="000000"/>
-                <w:sz w:val="18"/>
-                <w:szCs w:val="16"/>
-                <w:lang w:val="el-GR"/>
-              </w:rPr>
-            </w:pPr>
-          </w:p>
-          <w:p>
-            <w:pPr>
-              <w:rPr>
-                <w:rFonts w:cs="Arial"/>
-                <w:color w:val="000000"/>
-                <w:sz w:val="18"/>
-                <w:szCs w:val="16"/>
+                <w:szCs w:val="18"/>
                 <w:lang w:val="el-GR"/>
               </w:rPr>
             </w:pPr>
@@ -3553,7 +3709,7 @@
                 <w:rFonts w:cs="Arial"/>
                 <w:color w:val="000000"/>
                 <w:sz w:val="18"/>
-                <w:szCs w:val="16"/>
+                <w:szCs w:val="18"/>
                 <w:lang w:val="el-GR"/>
               </w:rPr>
             </w:pPr>
@@ -3565,11 +3721,21 @@
           </w:tcPr>
           <w:p>
             <w:pPr>
-              <w:rPr>
-                <w:rFonts w:cs="Arial"/>
-                <w:color w:val="000000"/>
-                <w:sz w:val="18"/>
-                <w:szCs w:val="16"/>
+              <w:numPr>
+                <w:ilvl w:val="0"/>
+                <w:numId w:val="5"/>
+              </w:numPr>
+              <w:tabs>
+                <w:tab w:val="clear" w:pos="720"/>
+                <w:tab w:val="num" w:pos="330"/>
+                <w:tab w:val="num" w:pos="1890"/>
+              </w:tabs>
+              <w:ind w:left="330" w:hanging="220"/>
+              <w:rPr>
+                <w:rFonts w:cs="Arial"/>
+                <w:color w:val="000000"/>
+                <w:sz w:val="18"/>
+                <w:szCs w:val="18"/>
                 <w:lang w:val="el-GR"/>
               </w:rPr>
             </w:pPr>
@@ -3577,16 +3743,25 @@
         </w:tc>
         <w:tc>
           <w:tcPr>
-            <w:tcW w:w="806" w:type="pct"/>
+            <w:tcW w:w="990" w:type="pct"/>
           </w:tcPr>
           <w:p>
             <w:pPr>
-              <w:ind w:left="110"/>
-              <w:rPr>
-                <w:rFonts w:cs="Arial"/>
-                <w:color w:val="000000"/>
-                <w:sz w:val="18"/>
-                <w:szCs w:val="16"/>
+              <w:numPr>
+                <w:ilvl w:val="0"/>
+                <w:numId w:val="5"/>
+              </w:numPr>
+              <w:tabs>
+                <w:tab w:val="clear" w:pos="720"/>
+                <w:tab w:val="num" w:pos="330"/>
+              </w:tabs>
+              <w:ind w:left="330" w:hanging="220"/>
+              <w:jc w:val="both"/>
+              <w:rPr>
+                <w:rFonts w:cs="Arial"/>
+                <w:color w:val="000000"/>
+                <w:sz w:val="18"/>
+                <w:szCs w:val="18"/>
                 <w:lang w:val="el-GR"/>
               </w:rPr>
             </w:pPr>
@@ -6256,6 +6431,7 @@
   <w:style w:type="paragraph" w:default="1" w:styleId="Normal">
     <w:name w:val="Normal"/>
     <w:qFormat/>
+    <w:rsid w:val="005502D1"/>
     <w:rPr>
       <w:rFonts w:ascii="Arial" w:hAnsi="Arial"/>
       <w:szCs w:val="24"/>
@@ -6469,6 +6645,29 @@
       <w:ind w:left="720"/>
       <w:contextualSpacing/>
     </w:pPr>
+  </w:style>
+  <w:style w:type="character" w:styleId="Hyperlink">
+    <w:name w:val="Hyperlink"/>
+    <w:basedOn w:val="DefaultParagraphFont"/>
+    <w:uiPriority w:val="99"/>
+    <w:unhideWhenUsed/>
+    <w:rsid w:val="00EB423C"/>
+    <w:rPr>
+      <w:color w:val="0563C1" w:themeColor="hyperlink"/>
+      <w:u w:val="single"/>
+    </w:rPr>
+  </w:style>
+  <w:style w:type="character" w:styleId="UnresolvedMention">
+    <w:name w:val="Unresolved Mention"/>
+    <w:basedOn w:val="DefaultParagraphFont"/>
+    <w:uiPriority w:val="99"/>
+    <w:semiHidden/>
+    <w:unhideWhenUsed/>
+    <w:rsid w:val="00EB423C"/>
+    <w:rPr>
+      <w:color w:val="605E5C"/>
+      <w:shd w:val="clear" w:color="auto" w:fill="E1DFDD"/>
+    </w:rPr>
   </w:style>
 </w:styles>
 </file>
